--- a/dev/checklists/gov_admin/本校校務行政政策_學校版_DRAFT.docx
+++ b/dev/checklists/gov_admin/本校校務行政政策_學校版_DRAFT.docx
@@ -383,34 +383,8 @@
           <w:rFonts w:ascii="Microsoft JhengHei" w:cs="Microsoft JhengHei" w:eastAsia="Microsoft JhengHei" w:hAnsi="Microsoft JhengHei"/>
           <w:sz w:val="22"/>
           <w:szCs w:val="22"/>
-          <w:shd w:fill="FFF2B8" w:val="clear"/>
-        </w:rPr>
-        <w:t xml:space="preserve">法團校董會</w:t>
-      </w:r>
-      <w:r>
-        <w:rPr>
-          <w:rFonts w:ascii="Microsoft JhengHei" w:cs="Microsoft JhengHei" w:eastAsia="Microsoft JhengHei" w:hAnsi="Microsoft JhengHei"/>
-          <w:sz w:val="22"/>
-          <w:szCs w:val="22"/>
-        </w:rPr>
-        <w:t xml:space="preserve">訂定利益衝突申報程序，規定所有學校人員（包括校董及教職員）均須申報任何有可能影響或看來會影響該人員在執行職務時作出判斷的利益衝突。凡出現利益衝突或相關情況，相關人員須以書面申報，學校須妥善記錄所有申報個案及</w:t>
-      </w:r>
-      <w:r>
-        <w:rPr>
-          <w:rFonts w:ascii="Microsoft JhengHei" w:cs="Microsoft JhengHei" w:eastAsia="Microsoft JhengHei" w:hAnsi="Microsoft JhengHei"/>
-          <w:sz w:val="22"/>
-          <w:szCs w:val="22"/>
-          <w:shd w:fill="FFF2B8" w:val="clear"/>
-        </w:rPr>
-        <w:t xml:space="preserve">法團校董會</w:t>
-      </w:r>
-      <w:r>
-        <w:rPr>
-          <w:rFonts w:ascii="Microsoft JhengHei" w:cs="Microsoft JhengHei" w:eastAsia="Microsoft JhengHei" w:hAnsi="Microsoft JhengHei"/>
-          <w:sz w:val="22"/>
-          <w:szCs w:val="22"/>
-        </w:rPr>
-        <w:t xml:space="preserve">就各案所採取的措施。</w:t>
+        </w:rPr>
+        <w:t xml:space="preserve">校董會訂定利益衝突申報程序，規定所有學校人員（包括校董及教職員）均須申報任何有可能影響或看來會影響該人員在執行職務時作出判斷的利益衝突。凡出現利益衝突或相關情況，相關人員須以書面申報，學校須妥善記錄所有申報個案及校董會就各案所採取的措施。</w:t>
       </w:r>
       <w:r>
         <w:rPr>
@@ -2107,7 +2081,7 @@
         </w:rPr>
         <w:t xml:space="preserve">1　</w:t>
       </w:r>
-      <w:hyperlink w:history="1" r:id="rIdgn4gdq0qicpcotlnrduxj">
+      <w:hyperlink w:history="1" r:id="rIdh-gv39k_jc4kf0pgbjzid">
         <w:r>
           <w:rPr>
             <w:rStyle w:val="Hyperlink"/>
@@ -2133,7 +2107,7 @@
         </w:rPr>
         <w:t xml:space="preserve">2　</w:t>
       </w:r>
-      <w:hyperlink w:history="1" r:id="rId9oelegead_d_wmg3t_g7t">
+      <w:hyperlink w:history="1" r:id="rIdfyemjocnk-fl2ns2ahb7o">
         <w:r>
           <w:rPr>
             <w:rStyle w:val="Hyperlink"/>
@@ -2159,7 +2133,7 @@
         </w:rPr>
         <w:t xml:space="preserve">3　</w:t>
       </w:r>
-      <w:hyperlink w:history="1" r:id="rId5gvj9abwc_gbxugev89b-">
+      <w:hyperlink w:history="1" r:id="rIdcp4suiykmmcpghw3zyfoe">
         <w:r>
           <w:rPr>
             <w:rStyle w:val="Hyperlink"/>
@@ -2185,7 +2159,7 @@
         </w:rPr>
         <w:t xml:space="preserve">4, 19　</w:t>
       </w:r>
-      <w:hyperlink w:history="1" r:id="rId1_rqsoejz_ueaeezydsvw">
+      <w:hyperlink w:history="1" r:id="rIdwmi8hky5v7nzvpjq-t-bi">
         <w:r>
           <w:rPr>
             <w:rStyle w:val="Hyperlink"/>
@@ -2211,7 +2185,7 @@
         </w:rPr>
         <w:t xml:space="preserve">5　</w:t>
       </w:r>
-      <w:hyperlink w:history="1" r:id="rId8ng4d1vltfj6urzsrxoka">
+      <w:hyperlink w:history="1" r:id="rIdcoiz3jakeknuwwhgp_qc7">
         <w:r>
           <w:rPr>
             <w:rStyle w:val="Hyperlink"/>
@@ -2237,7 +2211,7 @@
         </w:rPr>
         <w:t xml:space="preserve">6　</w:t>
       </w:r>
-      <w:hyperlink w:history="1" r:id="rIdob8kuxq-r29esyupkrj1v">
+      <w:hyperlink w:history="1" r:id="rIdeaq6rpnnqhdln_r8gb4gh">
         <w:r>
           <w:rPr>
             <w:rStyle w:val="Hyperlink"/>
@@ -2263,7 +2237,7 @@
         </w:rPr>
         <w:t xml:space="preserve">7　</w:t>
       </w:r>
-      <w:hyperlink w:history="1" r:id="rIdc-kuwq7wqsdppnlvlb4p0">
+      <w:hyperlink w:history="1" r:id="rIdiblqj-u54iiyij_g6jcha">
         <w:r>
           <w:rPr>
             <w:rStyle w:val="Hyperlink"/>
@@ -2289,7 +2263,7 @@
         </w:rPr>
         <w:t xml:space="preserve">8　</w:t>
       </w:r>
-      <w:hyperlink w:history="1" r:id="rIdmglu_gjsbmw34pcfax2np">
+      <w:hyperlink w:history="1" r:id="rIdrcrkcrbyct9bmll0tqzwu">
         <w:r>
           <w:rPr>
             <w:rStyle w:val="Hyperlink"/>
@@ -2315,7 +2289,7 @@
         </w:rPr>
         <w:t xml:space="preserve">9　</w:t>
       </w:r>
-      <w:hyperlink w:history="1" r:id="rIdyq9ooqbah9ehhszywvaj3">
+      <w:hyperlink w:history="1" r:id="rIdxpxevonabe-aryh-8hosr">
         <w:r>
           <w:rPr>
             <w:rStyle w:val="Hyperlink"/>
@@ -2341,7 +2315,7 @@
         </w:rPr>
         <w:t xml:space="preserve">10　</w:t>
       </w:r>
-      <w:hyperlink w:history="1" r:id="rIdy8cvmb4kcwgbpbuylmbnx">
+      <w:hyperlink w:history="1" r:id="rIdfyvtave1z5riobtoa47v_">
         <w:r>
           <w:rPr>
             <w:rStyle w:val="Hyperlink"/>
@@ -2367,7 +2341,7 @@
         </w:rPr>
         <w:t xml:space="preserve">11　</w:t>
       </w:r>
-      <w:hyperlink w:history="1" r:id="rIdqwrbgalkqyfwkudrtjk-7">
+      <w:hyperlink w:history="1" r:id="rId5mynsfbq7tosfgs3mtoes">
         <w:r>
           <w:rPr>
             <w:rStyle w:val="Hyperlink"/>
@@ -2393,7 +2367,7 @@
         </w:rPr>
         <w:t xml:space="preserve">12　</w:t>
       </w:r>
-      <w:hyperlink w:history="1" r:id="rIdwjrevmfsptokr1ien_0ce">
+      <w:hyperlink w:history="1" r:id="rIdhxjtorbj00jmuv9-9i7nv">
         <w:r>
           <w:rPr>
             <w:rStyle w:val="Hyperlink"/>
@@ -2419,7 +2393,7 @@
         </w:rPr>
         <w:t xml:space="preserve">13　</w:t>
       </w:r>
-      <w:hyperlink w:history="1" r:id="rId2eo_ln78nry1kfl3j6dxh">
+      <w:hyperlink w:history="1" r:id="rIdfolqoyoi1cvygazzzwqo3">
         <w:r>
           <w:rPr>
             <w:rStyle w:val="Hyperlink"/>
@@ -2445,7 +2419,7 @@
         </w:rPr>
         <w:t xml:space="preserve">14, 22　</w:t>
       </w:r>
-      <w:hyperlink w:history="1" r:id="rIdc1crtdda8ujyaeoik-hc5">
+      <w:hyperlink w:history="1" r:id="rId6baq4r40uzvyv_db8nsv9">
         <w:r>
           <w:rPr>
             <w:rStyle w:val="Hyperlink"/>
@@ -2471,7 +2445,7 @@
         </w:rPr>
         <w:t xml:space="preserve">15　</w:t>
       </w:r>
-      <w:hyperlink w:history="1" r:id="rId2w5cvp7fwfhxoa-lwiyjo">
+      <w:hyperlink w:history="1" r:id="rIdudsnxplibvxh9f_vuecct">
         <w:r>
           <w:rPr>
             <w:rStyle w:val="Hyperlink"/>
@@ -2497,7 +2471,7 @@
         </w:rPr>
         <w:t xml:space="preserve">16　</w:t>
       </w:r>
-      <w:hyperlink w:history="1" r:id="rIdpa0d0esvp37pkdgoid3ig">
+      <w:hyperlink w:history="1" r:id="rId1blhal_5chfxn2pvwaqir">
         <w:r>
           <w:rPr>
             <w:rStyle w:val="Hyperlink"/>
@@ -2523,7 +2497,7 @@
         </w:rPr>
         <w:t xml:space="preserve">17　</w:t>
       </w:r>
-      <w:hyperlink w:history="1" r:id="rIdaakxqqtzw0dy02ghrbveu">
+      <w:hyperlink w:history="1" r:id="rId3g_llst4apcepnd5ochqb">
         <w:r>
           <w:rPr>
             <w:rStyle w:val="Hyperlink"/>
@@ -2549,7 +2523,7 @@
         </w:rPr>
         <w:t xml:space="preserve">18　</w:t>
       </w:r>
-      <w:hyperlink w:history="1" r:id="rIdihfmrbuwvxszqezregicj">
+      <w:hyperlink w:history="1" r:id="rIdsmib7kcqfnfnc8v-b0_eq">
         <w:r>
           <w:rPr>
             <w:rStyle w:val="Hyperlink"/>
@@ -2575,7 +2549,7 @@
         </w:rPr>
         <w:t xml:space="preserve">20　</w:t>
       </w:r>
-      <w:hyperlink w:history="1" r:id="rIdervtghatkhd-aqwdhfhxp">
+      <w:hyperlink w:history="1" r:id="rIdi8gw9aibrd4w5jilkw_5q">
         <w:r>
           <w:rPr>
             <w:rStyle w:val="Hyperlink"/>
@@ -2601,7 +2575,7 @@
         </w:rPr>
         <w:t xml:space="preserve">21, 23　</w:t>
       </w:r>
-      <w:hyperlink w:history="1" r:id="rIdnb2ljuugbahwmigg_4pj6">
+      <w:hyperlink w:history="1" r:id="rIdrxsrgxleodbaipwnz0osw">
         <w:r>
           <w:rPr>
             <w:rStyle w:val="Hyperlink"/>
@@ -2627,7 +2601,7 @@
         </w:rPr>
         <w:t xml:space="preserve">24　</w:t>
       </w:r>
-      <w:hyperlink w:history="1" r:id="rId-zxqit2ztlj0fjyls9pji">
+      <w:hyperlink w:history="1" r:id="rId8kycq0ht3ij0qqt55u80x">
         <w:r>
           <w:rPr>
             <w:rStyle w:val="Hyperlink"/>
@@ -2653,7 +2627,7 @@
         </w:rPr>
         <w:t xml:space="preserve">25　</w:t>
       </w:r>
-      <w:hyperlink w:history="1" r:id="rIdk822sp6rdmxibr08zvguk">
+      <w:hyperlink w:history="1" r:id="rIdafnijwiy7jgqu2yf7bwwe">
         <w:r>
           <w:rPr>
             <w:rStyle w:val="Hyperlink"/>
@@ -2679,7 +2653,7 @@
         </w:rPr>
         <w:t xml:space="preserve">26　</w:t>
       </w:r>
-      <w:hyperlink w:history="1" r:id="rIdlmfrtxemahunobgxwo25q">
+      <w:hyperlink w:history="1" r:id="rIdtni9fpdg0nfxtlwkpjqcu">
         <w:r>
           <w:rPr>
             <w:rStyle w:val="Hyperlink"/>
@@ -2705,7 +2679,7 @@
         </w:rPr>
         <w:t xml:space="preserve">27　</w:t>
       </w:r>
-      <w:hyperlink w:history="1" r:id="rIdnurotzhaxg9-c1gelgsln">
+      <w:hyperlink w:history="1" r:id="rId3nlnxflnuijzepjvwiez-">
         <w:r>
           <w:rPr>
             <w:rStyle w:val="Hyperlink"/>
@@ -2731,7 +2705,7 @@
         </w:rPr>
         <w:t xml:space="preserve">28　</w:t>
       </w:r>
-      <w:hyperlink w:history="1" r:id="rIdwo96yifb-3_ftsuk6qyq9">
+      <w:hyperlink w:history="1" r:id="rIdmdzazoipsedpt9mawvtwj">
         <w:r>
           <w:rPr>
             <w:rStyle w:val="Hyperlink"/>
@@ -2757,7 +2731,7 @@
         </w:rPr>
         <w:t xml:space="preserve">29　</w:t>
       </w:r>
-      <w:hyperlink w:history="1" r:id="rIdgr3t88l9vb89ggrlbo14g">
+      <w:hyperlink w:history="1" r:id="rId3ya3kjwtdtbxi-dxtt-nj">
         <w:r>
           <w:rPr>
             <w:rStyle w:val="Hyperlink"/>
@@ -2783,7 +2757,7 @@
         </w:rPr>
         <w:t xml:space="preserve">30　</w:t>
       </w:r>
-      <w:hyperlink w:history="1" r:id="rId6eo_5eoezfej1quzn5uqm">
+      <w:hyperlink w:history="1" r:id="rIdpnwekvc03nirhr0ul04wb">
         <w:r>
           <w:rPr>
             <w:rStyle w:val="Hyperlink"/>
@@ -2809,7 +2783,7 @@
         </w:rPr>
         <w:t xml:space="preserve">31　</w:t>
       </w:r>
-      <w:hyperlink w:history="1" r:id="rIdi8tu-wdx1z18ii646kbas">
+      <w:hyperlink w:history="1" r:id="rIdaq_scjjqo13hl40guaf0k">
         <w:r>
           <w:rPr>
             <w:rStyle w:val="Hyperlink"/>
@@ -4037,7 +4011,7 @@
         </w:rPr>
         <w:t xml:space="preserve">1　</w:t>
       </w:r>
-      <w:hyperlink w:history="1" r:id="rIdgunsb6p9vhehw9ia84uj8">
+      <w:hyperlink w:history="1" r:id="rIdszktjd6fqtapq0mpy7w6q">
         <w:r>
           <w:rPr>
             <w:rStyle w:val="Hyperlink"/>
@@ -4063,7 +4037,7 @@
         </w:rPr>
         <w:t xml:space="preserve">2　</w:t>
       </w:r>
-      <w:hyperlink w:history="1" r:id="rId-dyo8aqy5fu0l4j5r-cna">
+      <w:hyperlink w:history="1" r:id="rIdg749qda3culonpbvtzez1">
         <w:r>
           <w:rPr>
             <w:rStyle w:val="Hyperlink"/>
@@ -4089,7 +4063,7 @@
         </w:rPr>
         <w:t xml:space="preserve">3　</w:t>
       </w:r>
-      <w:hyperlink w:history="1" r:id="rIdsootyvmycjtdyooaryslg">
+      <w:hyperlink w:history="1" r:id="rIdexucuhlezyzwm9o9r4n3v">
         <w:r>
           <w:rPr>
             <w:rStyle w:val="Hyperlink"/>
@@ -4115,7 +4089,7 @@
         </w:rPr>
         <w:t xml:space="preserve">4, 8, 11　</w:t>
       </w:r>
-      <w:hyperlink w:history="1" r:id="rIdl-p3qn0783vblnxfex5it">
+      <w:hyperlink w:history="1" r:id="rIdomgiavstp9ytghj7jpce5">
         <w:r>
           <w:rPr>
             <w:rStyle w:val="Hyperlink"/>
@@ -4141,7 +4115,7 @@
         </w:rPr>
         <w:t xml:space="preserve">5, 6　</w:t>
       </w:r>
-      <w:hyperlink w:history="1" r:id="rIdojypx5ycs3jwc0ueumd3g">
+      <w:hyperlink w:history="1" r:id="rId2bxir60i_9qg9tnek88c0">
         <w:r>
           <w:rPr>
             <w:rStyle w:val="Hyperlink"/>
@@ -4167,7 +4141,7 @@
         </w:rPr>
         <w:t xml:space="preserve">7　</w:t>
       </w:r>
-      <w:hyperlink w:history="1" r:id="rIdfvlasvalf2epk6vsa2w01">
+      <w:hyperlink w:history="1" r:id="rId_wlqgiyuw8omtz7bshnnc">
         <w:r>
           <w:rPr>
             <w:rStyle w:val="Hyperlink"/>
@@ -4193,7 +4167,7 @@
         </w:rPr>
         <w:t xml:space="preserve">9　</w:t>
       </w:r>
-      <w:hyperlink w:history="1" r:id="rIdfmgv3zcm2kwzyooapjpxu">
+      <w:hyperlink w:history="1" r:id="rIdmkhozsc3zuxyb-dbr0qyz">
         <w:r>
           <w:rPr>
             <w:rStyle w:val="Hyperlink"/>
@@ -4219,7 +4193,7 @@
         </w:rPr>
         <w:t xml:space="preserve">10　</w:t>
       </w:r>
-      <w:hyperlink w:history="1" r:id="rIdk48ckyon6m9_1_dz6h3ji">
+      <w:hyperlink w:history="1" r:id="rIdupfagn6hzempl1qpta8sd">
         <w:r>
           <w:rPr>
             <w:rStyle w:val="Hyperlink"/>
@@ -4245,7 +4219,7 @@
         </w:rPr>
         <w:t xml:space="preserve">12　</w:t>
       </w:r>
-      <w:hyperlink w:history="1" r:id="rIdbvodmihvyiclieyjqqtfm">
+      <w:hyperlink w:history="1" r:id="rIdy_iv4acjp90x57315bvsx">
         <w:r>
           <w:rPr>
             <w:rStyle w:val="Hyperlink"/>
@@ -4271,7 +4245,7 @@
         </w:rPr>
         <w:t xml:space="preserve">13　</w:t>
       </w:r>
-      <w:hyperlink w:history="1" r:id="rIdlr30zxjeysxporwumpazt">
+      <w:hyperlink w:history="1" r:id="rIdeajmfibyazy09ofhqqx1f">
         <w:r>
           <w:rPr>
             <w:rStyle w:val="Hyperlink"/>
@@ -5275,7 +5249,7 @@
         </w:rPr>
         <w:t xml:space="preserve">1　</w:t>
       </w:r>
-      <w:hyperlink w:history="1" r:id="rIdazu5cbn_wqz3e0dc0u8hr">
+      <w:hyperlink w:history="1" r:id="rIdrb7ffdrcde5jqvpxih_yl">
         <w:r>
           <w:rPr>
             <w:rStyle w:val="Hyperlink"/>
@@ -5301,7 +5275,7 @@
         </w:rPr>
         <w:t xml:space="preserve">2　</w:t>
       </w:r>
-      <w:hyperlink w:history="1" r:id="rIddzy1orvehv_or0a0endad">
+      <w:hyperlink w:history="1" r:id="rIdm5ducubo6isrzxyu66xir">
         <w:r>
           <w:rPr>
             <w:rStyle w:val="Hyperlink"/>
@@ -5327,7 +5301,7 @@
         </w:rPr>
         <w:t xml:space="preserve">3　</w:t>
       </w:r>
-      <w:hyperlink w:history="1" r:id="rId-jd8xttol5miq88sgld2k">
+      <w:hyperlink w:history="1" r:id="rIdw1ftiuj0nn_z6h9m2osu_">
         <w:r>
           <w:rPr>
             <w:rStyle w:val="Hyperlink"/>
@@ -5353,7 +5327,7 @@
         </w:rPr>
         <w:t xml:space="preserve">4　</w:t>
       </w:r>
-      <w:hyperlink w:history="1" r:id="rId7xq8y2inwefidkqczoyui">
+      <w:hyperlink w:history="1" r:id="rId9cgekqghq0he7kkm4eb-v">
         <w:r>
           <w:rPr>
             <w:rStyle w:val="Hyperlink"/>
@@ -5379,7 +5353,7 @@
         </w:rPr>
         <w:t xml:space="preserve">5　</w:t>
       </w:r>
-      <w:hyperlink w:history="1" r:id="rIdsfcct8hmc9452bxqc0vet">
+      <w:hyperlink w:history="1" r:id="rIdzb3aauyw21nyr5cyvtfex">
         <w:r>
           <w:rPr>
             <w:rStyle w:val="Hyperlink"/>
@@ -5405,7 +5379,7 @@
         </w:rPr>
         <w:t xml:space="preserve">6, 7, 22　</w:t>
       </w:r>
-      <w:hyperlink w:history="1" r:id="rIddxy6fsungqf3lilevlx-w">
+      <w:hyperlink w:history="1" r:id="rId2fgktrqyprg80lxvlgkyg">
         <w:r>
           <w:rPr>
             <w:rStyle w:val="Hyperlink"/>
@@ -5431,7 +5405,7 @@
         </w:rPr>
         <w:t xml:space="preserve">8　</w:t>
       </w:r>
-      <w:hyperlink w:history="1" r:id="rIdmsitinpkrvkot8ptialnj">
+      <w:hyperlink w:history="1" r:id="rIdhtu_nyqmymxbpbq5cw3el">
         <w:r>
           <w:rPr>
             <w:rStyle w:val="Hyperlink"/>
@@ -5457,7 +5431,7 @@
         </w:rPr>
         <w:t xml:space="preserve">9, 24　</w:t>
       </w:r>
-      <w:hyperlink w:history="1" r:id="rId2i45r8hrbxsm0qjgxalyf">
+      <w:hyperlink w:history="1" r:id="rIdhggv-cmoziwdtfstmjf5i">
         <w:r>
           <w:rPr>
             <w:rStyle w:val="Hyperlink"/>
@@ -5483,7 +5457,7 @@
         </w:rPr>
         <w:t xml:space="preserve">10, 14　</w:t>
       </w:r>
-      <w:hyperlink w:history="1" r:id="rId7yp66ostemzolu6n2x717">
+      <w:hyperlink w:history="1" r:id="rIdjjaa6zefeczeoc6zordxf">
         <w:r>
           <w:rPr>
             <w:rStyle w:val="Hyperlink"/>
@@ -5509,7 +5483,7 @@
         </w:rPr>
         <w:t xml:space="preserve">11　</w:t>
       </w:r>
-      <w:hyperlink w:history="1" r:id="rIdwasddet45lz3bk_75t8pm">
+      <w:hyperlink w:history="1" r:id="rIdmd1atddayiq26bhr_amu4">
         <w:r>
           <w:rPr>
             <w:rStyle w:val="Hyperlink"/>
@@ -5535,7 +5509,7 @@
         </w:rPr>
         <w:t xml:space="preserve">12　</w:t>
       </w:r>
-      <w:hyperlink w:history="1" r:id="rIdu4x4xnbfgwmidjalmryqw">
+      <w:hyperlink w:history="1" r:id="rIdtkhpw_1zze1qawi4yky_-">
         <w:r>
           <w:rPr>
             <w:rStyle w:val="Hyperlink"/>
@@ -5561,7 +5535,7 @@
         </w:rPr>
         <w:t xml:space="preserve">13　</w:t>
       </w:r>
-      <w:hyperlink w:history="1" r:id="rIdiabblu3jjrojskms5koif">
+      <w:hyperlink w:history="1" r:id="rIdx9afbbuyhxkmhot_h-uko">
         <w:r>
           <w:rPr>
             <w:rStyle w:val="Hyperlink"/>
@@ -5587,7 +5561,7 @@
         </w:rPr>
         <w:t xml:space="preserve">15　</w:t>
       </w:r>
-      <w:hyperlink w:history="1" r:id="rIdyik8xairofd1cy5gdyr5x">
+      <w:hyperlink w:history="1" r:id="rIdzqdrss-ue_av_iyaoq3wy">
         <w:r>
           <w:rPr>
             <w:rStyle w:val="Hyperlink"/>
@@ -5613,7 +5587,7 @@
         </w:rPr>
         <w:t xml:space="preserve">16　</w:t>
       </w:r>
-      <w:hyperlink w:history="1" r:id="rIdj3-wcs-pul4jv5j7m-ai4">
+      <w:hyperlink w:history="1" r:id="rIdceevi7dsh329kffcwpyqo">
         <w:r>
           <w:rPr>
             <w:rStyle w:val="Hyperlink"/>
@@ -5639,7 +5613,7 @@
         </w:rPr>
         <w:t xml:space="preserve">17　</w:t>
       </w:r>
-      <w:hyperlink w:history="1" r:id="rIdbuvikp3r7pqdz8qcgqljm">
+      <w:hyperlink w:history="1" r:id="rIdrrdtdmgtb1xzrnin6sdkz">
         <w:r>
           <w:rPr>
             <w:rStyle w:val="Hyperlink"/>
@@ -5665,7 +5639,7 @@
         </w:rPr>
         <w:t xml:space="preserve">18, 20　</w:t>
       </w:r>
-      <w:hyperlink w:history="1" r:id="rIdkreslwwm77wo0f5kt8_2r">
+      <w:hyperlink w:history="1" r:id="rIdlwsutx605gzgii20fs2qk">
         <w:r>
           <w:rPr>
             <w:rStyle w:val="Hyperlink"/>
@@ -5691,7 +5665,7 @@
         </w:rPr>
         <w:t xml:space="preserve">19　</w:t>
       </w:r>
-      <w:hyperlink w:history="1" r:id="rIdipvajnghpb3rwfj4o0oft">
+      <w:hyperlink w:history="1" r:id="rId8y_tqlh6uwrvzlf0zlyvk">
         <w:r>
           <w:rPr>
             <w:rStyle w:val="Hyperlink"/>
@@ -5717,7 +5691,7 @@
         </w:rPr>
         <w:t xml:space="preserve">21　</w:t>
       </w:r>
-      <w:hyperlink w:history="1" r:id="rIdqbfgzxox1hpzsuabo2g7c">
+      <w:hyperlink w:history="1" r:id="rIdjkebx9ov2bx2s1funxiix">
         <w:r>
           <w:rPr>
             <w:rStyle w:val="Hyperlink"/>
@@ -5743,7 +5717,7 @@
         </w:rPr>
         <w:t xml:space="preserve">23　</w:t>
       </w:r>
-      <w:hyperlink w:history="1" r:id="rId7y19cn3dzs6zpcwnif683">
+      <w:hyperlink w:history="1" r:id="rIdkolnld2chieuyf400hdxa">
         <w:r>
           <w:rPr>
             <w:rStyle w:val="Hyperlink"/>
@@ -6843,7 +6817,7 @@
         </w:rPr>
         <w:t xml:space="preserve">1　</w:t>
       </w:r>
-      <w:hyperlink w:history="1" r:id="rIdj5m9jklo1zfgnua03jz8u">
+      <w:hyperlink w:history="1" r:id="rIdalhm9vs8df4wfuhpofpnn">
         <w:r>
           <w:rPr>
             <w:rStyle w:val="Hyperlink"/>
@@ -6869,7 +6843,7 @@
         </w:rPr>
         <w:t xml:space="preserve">2　</w:t>
       </w:r>
-      <w:hyperlink w:history="1" r:id="rIdi07mtkaou2yfifmbrfhje">
+      <w:hyperlink w:history="1" r:id="rIdykidhy37oylc3vulxmbvd">
         <w:r>
           <w:rPr>
             <w:rStyle w:val="Hyperlink"/>
@@ -6895,7 +6869,7 @@
         </w:rPr>
         <w:t xml:space="preserve">3　</w:t>
       </w:r>
-      <w:hyperlink w:history="1" r:id="rId9vpmqlhdelr3lkcckiyta">
+      <w:hyperlink w:history="1" r:id="rId3heirpkan0hrpj_gzdnr9">
         <w:r>
           <w:rPr>
             <w:rStyle w:val="Hyperlink"/>
@@ -6921,7 +6895,7 @@
         </w:rPr>
         <w:t xml:space="preserve">4　</w:t>
       </w:r>
-      <w:hyperlink w:history="1" r:id="rIdhv74kabexgkvcqvdw4ob1">
+      <w:hyperlink w:history="1" r:id="rIdz6ewhcwxbn8n8h6_2nozu">
         <w:r>
           <w:rPr>
             <w:rStyle w:val="Hyperlink"/>
@@ -6947,7 +6921,7 @@
         </w:rPr>
         <w:t xml:space="preserve">5, 7　</w:t>
       </w:r>
-      <w:hyperlink w:history="1" r:id="rId6nix3ht__m-_uy8hvl8-o">
+      <w:hyperlink w:history="1" r:id="rIdjas8dgfylnsaxb46xlwgx">
         <w:r>
           <w:rPr>
             <w:rStyle w:val="Hyperlink"/>
@@ -6973,7 +6947,7 @@
         </w:rPr>
         <w:t xml:space="preserve">6　</w:t>
       </w:r>
-      <w:hyperlink w:history="1" r:id="rIdaoghdvo9dz9owzzpz5ezj">
+      <w:hyperlink w:history="1" r:id="rIdusxa9uewhjeucgpqz1ou9">
         <w:r>
           <w:rPr>
             <w:rStyle w:val="Hyperlink"/>
@@ -6999,7 +6973,7 @@
         </w:rPr>
         <w:t xml:space="preserve">8　</w:t>
       </w:r>
-      <w:hyperlink w:history="1" r:id="rIddw8adafodbi_7g4poamln">
+      <w:hyperlink w:history="1" r:id="rIdm9hz93pcqk_uom6mcqx0q">
         <w:r>
           <w:rPr>
             <w:rStyle w:val="Hyperlink"/>
@@ -7025,7 +6999,7 @@
         </w:rPr>
         <w:t xml:space="preserve">9　</w:t>
       </w:r>
-      <w:hyperlink w:history="1" r:id="rId_3zuhfiwqdneiwyjw8reu">
+      <w:hyperlink w:history="1" r:id="rIdm3zmxquupp1rirfwuao7s">
         <w:r>
           <w:rPr>
             <w:rStyle w:val="Hyperlink"/>
@@ -7051,7 +7025,7 @@
         </w:rPr>
         <w:t xml:space="preserve">10, 13　</w:t>
       </w:r>
-      <w:hyperlink w:history="1" r:id="rIdp8pwobww8swuvmrz8oxks">
+      <w:hyperlink w:history="1" r:id="rId2ovpfjq4etaximdqz-kgm">
         <w:r>
           <w:rPr>
             <w:rStyle w:val="Hyperlink"/>
@@ -7077,7 +7051,7 @@
         </w:rPr>
         <w:t xml:space="preserve">11　</w:t>
       </w:r>
-      <w:hyperlink w:history="1" r:id="rIdailvyxmozvnjp7vxqmvau">
+      <w:hyperlink w:history="1" r:id="rIdybfv-bhkj7vgbber9linj">
         <w:r>
           <w:rPr>
             <w:rStyle w:val="Hyperlink"/>
@@ -7103,7 +7077,7 @@
         </w:rPr>
         <w:t xml:space="preserve">12　</w:t>
       </w:r>
-      <w:hyperlink w:history="1" r:id="rIdse0gp1d2h_wiavcvoqbpo">
+      <w:hyperlink w:history="1" r:id="rIdddqefwba8n0bfbebqhahj">
         <w:r>
           <w:rPr>
             <w:rStyle w:val="Hyperlink"/>
@@ -7129,7 +7103,7 @@
         </w:rPr>
         <w:t xml:space="preserve">14　</w:t>
       </w:r>
-      <w:hyperlink w:history="1" r:id="rIdlmobijwiaf4nn8cxvzypb">
+      <w:hyperlink w:history="1" r:id="rIdowh1jhvjibr7xnrlcy4xw">
         <w:r>
           <w:rPr>
             <w:rStyle w:val="Hyperlink"/>
@@ -8591,7 +8565,7 @@
         </w:rPr>
         <w:t xml:space="preserve">1　</w:t>
       </w:r>
-      <w:hyperlink w:history="1" r:id="rIdbi_wc0emu2tt425rtan3d">
+      <w:hyperlink w:history="1" r:id="rId8frlwazd0ucskbg9cppyc">
         <w:r>
           <w:rPr>
             <w:rStyle w:val="Hyperlink"/>
@@ -8617,7 +8591,7 @@
         </w:rPr>
         <w:t xml:space="preserve">2, 4, 9　</w:t>
       </w:r>
-      <w:hyperlink w:history="1" r:id="rIdj1nfqd-vl_xxoligpcf2y">
+      <w:hyperlink w:history="1" r:id="rIdx4ibb9ymcxc9zr4w5evau">
         <w:r>
           <w:rPr>
             <w:rStyle w:val="Hyperlink"/>
@@ -8643,7 +8617,7 @@
         </w:rPr>
         <w:t xml:space="preserve">3, 6, 11, 14　</w:t>
       </w:r>
-      <w:hyperlink w:history="1" r:id="rIdomrrsjimh0pkcgv8j7fsx">
+      <w:hyperlink w:history="1" r:id="rIdqxf4l7tpjkw-uj_zr29ft">
         <w:r>
           <w:rPr>
             <w:rStyle w:val="Hyperlink"/>
@@ -8669,7 +8643,7 @@
         </w:rPr>
         <w:t xml:space="preserve">5, 12　</w:t>
       </w:r>
-      <w:hyperlink w:history="1" r:id="rId7phn-qzyx0ks2nrs1mtsm">
+      <w:hyperlink w:history="1" r:id="rIdfd75s58bvrxafbc8yfmjp">
         <w:r>
           <w:rPr>
             <w:rStyle w:val="Hyperlink"/>
@@ -8695,7 +8669,7 @@
         </w:rPr>
         <w:t xml:space="preserve">7　</w:t>
       </w:r>
-      <w:hyperlink w:history="1" r:id="rIdti3ofi0umj3izcml44yqj">
+      <w:hyperlink w:history="1" r:id="rIdm-wzpbu2iirkxtwkwdlj9">
         <w:r>
           <w:rPr>
             <w:rStyle w:val="Hyperlink"/>
@@ -8721,7 +8695,7 @@
         </w:rPr>
         <w:t xml:space="preserve">8　</w:t>
       </w:r>
-      <w:hyperlink w:history="1" r:id="rIdoy1ctygbz2ro-wriai8s7">
+      <w:hyperlink w:history="1" r:id="rIdmxi-bzllh_oui3cydwyo7">
         <w:r>
           <w:rPr>
             <w:rStyle w:val="Hyperlink"/>
@@ -8747,7 +8721,7 @@
         </w:rPr>
         <w:t xml:space="preserve">10　</w:t>
       </w:r>
-      <w:hyperlink w:history="1" r:id="rIdluvh9hb5h8w4mglgxocr4">
+      <w:hyperlink w:history="1" r:id="rIdssf-hywilgtp8-ag61v5p">
         <w:r>
           <w:rPr>
             <w:rStyle w:val="Hyperlink"/>
@@ -8773,7 +8747,7 @@
         </w:rPr>
         <w:t xml:space="preserve">13　</w:t>
       </w:r>
-      <w:hyperlink w:history="1" r:id="rIdgqg7eitq_qvxxf5kfghu3">
+      <w:hyperlink w:history="1" r:id="rIddfdmk0p39v0cpkuv_wlfm">
         <w:r>
           <w:rPr>
             <w:rStyle w:val="Hyperlink"/>
@@ -8799,7 +8773,7 @@
         </w:rPr>
         <w:t xml:space="preserve">15, 16　</w:t>
       </w:r>
-      <w:hyperlink w:history="1" r:id="rIdubv7y6y9ubovywaspbtrv">
+      <w:hyperlink w:history="1" r:id="rIdariv4dgcptwy-oeixhzke">
         <w:r>
           <w:rPr>
             <w:rStyle w:val="Hyperlink"/>
@@ -8825,7 +8799,7 @@
         </w:rPr>
         <w:t xml:space="preserve">17, 20　</w:t>
       </w:r>
-      <w:hyperlink w:history="1" r:id="rIdr6xmvtdmrigbb3khw6m6a">
+      <w:hyperlink w:history="1" r:id="rIdsppxfl975r9ytxjqvhuuz">
         <w:r>
           <w:rPr>
             <w:rStyle w:val="Hyperlink"/>
@@ -8851,7 +8825,7 @@
         </w:rPr>
         <w:t xml:space="preserve">18　</w:t>
       </w:r>
-      <w:hyperlink w:history="1" r:id="rIdq-21rys4uti5uaqaafyw1">
+      <w:hyperlink w:history="1" r:id="rIdvpfn6-z4c0bijuvxsqwt7">
         <w:r>
           <w:rPr>
             <w:rStyle w:val="Hyperlink"/>
@@ -8877,7 +8851,7 @@
         </w:rPr>
         <w:t xml:space="preserve">19　</w:t>
       </w:r>
-      <w:hyperlink w:history="1" r:id="rIdmxy0jrgqsjatxul_8u3gy">
+      <w:hyperlink w:history="1" r:id="rId-8salw2ukpiahkltaxodq">
         <w:r>
           <w:rPr>
             <w:rStyle w:val="Hyperlink"/>
@@ -8903,7 +8877,7 @@
         </w:rPr>
         <w:t xml:space="preserve">21　</w:t>
       </w:r>
-      <w:hyperlink w:history="1" r:id="rId_pkd8o89k-ssirlqhavvd">
+      <w:hyperlink w:history="1" r:id="rIdriznvp47sih-lj-fw4cn9">
         <w:r>
           <w:rPr>
             <w:rStyle w:val="Hyperlink"/>
@@ -8929,7 +8903,7 @@
         </w:rPr>
         <w:t xml:space="preserve">22　</w:t>
       </w:r>
-      <w:hyperlink w:history="1" r:id="rIdcnhuyp4p9vjba30yexdxq">
+      <w:hyperlink w:history="1" r:id="rIdmkckeazllpmyhdqvrvrjp">
         <w:r>
           <w:rPr>
             <w:rStyle w:val="Hyperlink"/>
@@ -8955,7 +8929,7 @@
         </w:rPr>
         <w:t xml:space="preserve">23　</w:t>
       </w:r>
-      <w:hyperlink w:history="1" r:id="rId-r6xs6o-isqb2voa-y847">
+      <w:hyperlink w:history="1" r:id="rIdzpgrdbdsjfd2nvhlbfdiy">
         <w:r>
           <w:rPr>
             <w:rStyle w:val="Hyperlink"/>
@@ -8981,7 +8955,7 @@
         </w:rPr>
         <w:t xml:space="preserve">24　</w:t>
       </w:r>
-      <w:hyperlink w:history="1" r:id="rIdnkifyxqm-rf-fvbhg2etm">
+      <w:hyperlink w:history="1" r:id="rIdiohgzfnou_y_oik5qldeu">
         <w:r>
           <w:rPr>
             <w:rStyle w:val="Hyperlink"/>
@@ -9007,7 +8981,7 @@
         </w:rPr>
         <w:t xml:space="preserve">25　</w:t>
       </w:r>
-      <w:hyperlink w:history="1" r:id="rIdboyme5aeu5ca5vakd-3od">
+      <w:hyperlink w:history="1" r:id="rIdyosmkkynn0tmvveni1p0y">
         <w:r>
           <w:rPr>
             <w:rStyle w:val="Hyperlink"/>
@@ -9033,7 +9007,7 @@
         </w:rPr>
         <w:t xml:space="preserve">26　</w:t>
       </w:r>
-      <w:hyperlink w:history="1" r:id="rIdjvqgqybahcj5u-seblklu">
+      <w:hyperlink w:history="1" r:id="rIdnvku_ica8k9r90zokcsj0">
         <w:r>
           <w:rPr>
             <w:rStyle w:val="Hyperlink"/>
@@ -9059,7 +9033,7 @@
         </w:rPr>
         <w:t xml:space="preserve">27, 31　</w:t>
       </w:r>
-      <w:hyperlink w:history="1" r:id="rId5pv2jioanny3wx6xmotpp">
+      <w:hyperlink w:history="1" r:id="rId5b9g-pebm4mbsj0qirkje">
         <w:r>
           <w:rPr>
             <w:rStyle w:val="Hyperlink"/>
@@ -9085,7 +9059,7 @@
         </w:rPr>
         <w:t xml:space="preserve">28　</w:t>
       </w:r>
-      <w:hyperlink w:history="1" r:id="rIdbfxgl5kmaj5ygvfgtr7o0">
+      <w:hyperlink w:history="1" r:id="rId5cqviervatlbjmfcamqcw">
         <w:r>
           <w:rPr>
             <w:rStyle w:val="Hyperlink"/>
@@ -9111,7 +9085,7 @@
         </w:rPr>
         <w:t xml:space="preserve">29　</w:t>
       </w:r>
-      <w:hyperlink w:history="1" r:id="rIdbzcj3m5nlrmq67oswnjhb">
+      <w:hyperlink w:history="1" r:id="rIdndvxfrq3jb5krgrz8bmj-">
         <w:r>
           <w:rPr>
             <w:rStyle w:val="Hyperlink"/>
@@ -9137,7 +9111,7 @@
         </w:rPr>
         <w:t xml:space="preserve">30, 32, 33　</w:t>
       </w:r>
-      <w:hyperlink w:history="1" r:id="rIdk7kjhw0ut-um-qzwuvbx_">
+      <w:hyperlink w:history="1" r:id="rIdcz3wxwzt52wmenyhgnw-i">
         <w:r>
           <w:rPr>
             <w:rStyle w:val="Hyperlink"/>
@@ -9163,7 +9137,7 @@
         </w:rPr>
         <w:t xml:space="preserve">34　</w:t>
       </w:r>
-      <w:hyperlink w:history="1" r:id="rIdhbfylqlkxsr7w0q5nazlr">
+      <w:hyperlink w:history="1" r:id="rIdx6rawlepvj2fp8wmhxxe_">
         <w:r>
           <w:rPr>
             <w:rStyle w:val="Hyperlink"/>
@@ -9656,7 +9630,7 @@
         </w:rPr>
         <w:t xml:space="preserve">1　</w:t>
       </w:r>
-      <w:hyperlink w:history="1" r:id="rIdrvitw4hzaiflhcxqhlaxu">
+      <w:hyperlink w:history="1" r:id="rIdttxeuiy5apqcf715hh2nn">
         <w:r>
           <w:rPr>
             <w:rStyle w:val="Hyperlink"/>
@@ -9682,7 +9656,7 @@
         </w:rPr>
         <w:t xml:space="preserve">2, 6　</w:t>
       </w:r>
-      <w:hyperlink w:history="1" r:id="rIdzh2q6nwlujxi6idz_yqh9">
+      <w:hyperlink w:history="1" r:id="rIdzaqtzta65gz10p74lj1-u">
         <w:r>
           <w:rPr>
             <w:rStyle w:val="Hyperlink"/>
@@ -9708,7 +9682,7 @@
         </w:rPr>
         <w:t xml:space="preserve">3, 7　</w:t>
       </w:r>
-      <w:hyperlink w:history="1" r:id="rIddih8k8vdpbdvxhd4dd9sy">
+      <w:hyperlink w:history="1" r:id="rIdovzaqi5rhna3ut8ehco4a">
         <w:r>
           <w:rPr>
             <w:rStyle w:val="Hyperlink"/>
@@ -9734,7 +9708,7 @@
         </w:rPr>
         <w:t xml:space="preserve">4　</w:t>
       </w:r>
-      <w:hyperlink w:history="1" r:id="rIdcrkdtsdrobo-mkyjvuovf">
+      <w:hyperlink w:history="1" r:id="rIdzb1avsx07nyfv0sqepaku">
         <w:r>
           <w:rPr>
             <w:rStyle w:val="Hyperlink"/>
@@ -9760,7 +9734,7 @@
         </w:rPr>
         <w:t xml:space="preserve">5　</w:t>
       </w:r>
-      <w:hyperlink w:history="1" r:id="rIdjzws914-ba61rr9pkc2p7">
+      <w:hyperlink w:history="1" r:id="rIdyjeyzxrjifpnynikx3ge-">
         <w:r>
           <w:rPr>
             <w:rStyle w:val="Hyperlink"/>
@@ -10870,7 +10844,7 @@
         </w:rPr>
         <w:t xml:space="preserve">1, 3　</w:t>
       </w:r>
-      <w:hyperlink w:history="1" r:id="rIdtpcffy-hpqfv1czfb_eld">
+      <w:hyperlink w:history="1" r:id="rIdm7dvywfw3xrkr3iiwuzwm">
         <w:r>
           <w:rPr>
             <w:rStyle w:val="Hyperlink"/>
@@ -10896,7 +10870,7 @@
         </w:rPr>
         <w:t xml:space="preserve">2　</w:t>
       </w:r>
-      <w:hyperlink w:history="1" r:id="rIdpn_vdpjopljyh3xndkxab">
+      <w:hyperlink w:history="1" r:id="rIdo8w186ryp2acmptmpmg_n">
         <w:r>
           <w:rPr>
             <w:rStyle w:val="Hyperlink"/>
@@ -10922,7 +10896,7 @@
         </w:rPr>
         <w:t xml:space="preserve">4　</w:t>
       </w:r>
-      <w:hyperlink w:history="1" r:id="rIdszqajzq0_e6zt2inwphl3">
+      <w:hyperlink w:history="1" r:id="rId9dmm5excjamavklob8b6g">
         <w:r>
           <w:rPr>
             <w:rStyle w:val="Hyperlink"/>
@@ -10948,7 +10922,7 @@
         </w:rPr>
         <w:t xml:space="preserve">5　</w:t>
       </w:r>
-      <w:hyperlink w:history="1" r:id="rIdtfdauiqzx1vvgaslbyusn">
+      <w:hyperlink w:history="1" r:id="rIdbt36tgpc5lxw1fjrpypoe">
         <w:r>
           <w:rPr>
             <w:rStyle w:val="Hyperlink"/>
@@ -10974,7 +10948,7 @@
         </w:rPr>
         <w:t xml:space="preserve">6　</w:t>
       </w:r>
-      <w:hyperlink w:history="1" r:id="rIdi-n4pvw3b-7vc7w1shx9j">
+      <w:hyperlink w:history="1" r:id="rIdyk5t7zmqaddfngiscp8lu">
         <w:r>
           <w:rPr>
             <w:rStyle w:val="Hyperlink"/>
@@ -11000,7 +10974,7 @@
         </w:rPr>
         <w:t xml:space="preserve">7　</w:t>
       </w:r>
-      <w:hyperlink w:history="1" r:id="rIdbe2sh-qnimnhiglsjp85x">
+      <w:hyperlink w:history="1" r:id="rIdm4fremfiu1ic0mkezk8st">
         <w:r>
           <w:rPr>
             <w:rStyle w:val="Hyperlink"/>
@@ -11026,7 +11000,7 @@
         </w:rPr>
         <w:t xml:space="preserve">8　</w:t>
       </w:r>
-      <w:hyperlink w:history="1" r:id="rIdk8-t4ioylxij9lasgdj_x">
+      <w:hyperlink w:history="1" r:id="rIdij8uwvpwbvez-frfc92fw">
         <w:r>
           <w:rPr>
             <w:rStyle w:val="Hyperlink"/>
@@ -11052,7 +11026,7 @@
         </w:rPr>
         <w:t xml:space="preserve">9　</w:t>
       </w:r>
-      <w:hyperlink w:history="1" r:id="rId6opkj6dfd-3sbw_0tx2es">
+      <w:hyperlink w:history="1" r:id="rIdn2i2svxrgsks66y4yq1xb">
         <w:r>
           <w:rPr>
             <w:rStyle w:val="Hyperlink"/>
@@ -11078,7 +11052,7 @@
         </w:rPr>
         <w:t xml:space="preserve">10　</w:t>
       </w:r>
-      <w:hyperlink w:history="1" r:id="rIdwfi4xnqlj2qvi4fcmcdxp">
+      <w:hyperlink w:history="1" r:id="rIde3osyz501rlvjczvh73ff">
         <w:r>
           <w:rPr>
             <w:rStyle w:val="Hyperlink"/>
@@ -11104,7 +11078,7 @@
         </w:rPr>
         <w:t xml:space="preserve">11　</w:t>
       </w:r>
-      <w:hyperlink w:history="1" r:id="rIdvsam6zkctlcfog_4okapr">
+      <w:hyperlink w:history="1" r:id="rIdql6nb1e6q5gfn9pwqvxpi">
         <w:r>
           <w:rPr>
             <w:rStyle w:val="Hyperlink"/>
@@ -11130,7 +11104,7 @@
         </w:rPr>
         <w:t xml:space="preserve">12　</w:t>
       </w:r>
-      <w:hyperlink w:history="1" r:id="rIdhihfzplt5nu7l-lvjz2lg">
+      <w:hyperlink w:history="1" r:id="rIdcyacctnouz8kexsdmncl_">
         <w:r>
           <w:rPr>
             <w:rStyle w:val="Hyperlink"/>
@@ -11156,7 +11130,7 @@
         </w:rPr>
         <w:t xml:space="preserve">13　</w:t>
       </w:r>
-      <w:hyperlink w:history="1" r:id="rIdp_z7bm3dyx1moqvlw1q9s">
+      <w:hyperlink w:history="1" r:id="rIdkgh6wbgnipushog40frjk">
         <w:r>
           <w:rPr>
             <w:rStyle w:val="Hyperlink"/>
@@ -11686,7 +11660,7 @@
         </w:rPr>
         <w:t xml:space="preserve">1　</w:t>
       </w:r>
-      <w:hyperlink w:history="1" r:id="rIdwbzodvncqvblr1acrr0oi">
+      <w:hyperlink w:history="1" r:id="rIdeuoczhdeyerf5jstwmimm">
         <w:r>
           <w:rPr>
             <w:rStyle w:val="Hyperlink"/>
@@ -11712,7 +11686,7 @@
         </w:rPr>
         <w:t xml:space="preserve">2　</w:t>
       </w:r>
-      <w:hyperlink w:history="1" r:id="rIdcj1qi0ww7ryroiuxctpia">
+      <w:hyperlink w:history="1" r:id="rIdny1gwiupwjqzvymfqityb">
         <w:r>
           <w:rPr>
             <w:rStyle w:val="Hyperlink"/>
@@ -11738,7 +11712,7 @@
         </w:rPr>
         <w:t xml:space="preserve">3　</w:t>
       </w:r>
-      <w:hyperlink w:history="1" r:id="rId2ru2yqhix8ttmbuuu4att">
+      <w:hyperlink w:history="1" r:id="rId4tpqswhqwetbe6i9ayvp5">
         <w:r>
           <w:rPr>
             <w:rStyle w:val="Hyperlink"/>
@@ -11764,7 +11738,7 @@
         </w:rPr>
         <w:t xml:space="preserve">4　</w:t>
       </w:r>
-      <w:hyperlink w:history="1" r:id="rId7aroustfa91cs5mthhhgi">
+      <w:hyperlink w:history="1" r:id="rIdi_1qfjkgbjx10nppd67v3">
         <w:r>
           <w:rPr>
             <w:rStyle w:val="Hyperlink"/>
@@ -11790,7 +11764,7 @@
         </w:rPr>
         <w:t xml:space="preserve">5　</w:t>
       </w:r>
-      <w:hyperlink w:history="1" r:id="rIdzvb7frsmm9gjkbd-tma_c">
+      <w:hyperlink w:history="1" r:id="rIdd6gzed-jdftkavlmml5sb">
         <w:r>
           <w:rPr>
             <w:rStyle w:val="Hyperlink"/>
@@ -12095,7 +12069,7 @@
         </w:rPr>
         <w:t xml:space="preserve">1　</w:t>
       </w:r>
-      <w:hyperlink w:history="1" r:id="rIdspixbk5jhivk4mqod262w">
+      <w:hyperlink w:history="1" r:id="rIdm-xw09qmiszxkmzcjd9el">
         <w:r>
           <w:rPr>
             <w:rStyle w:val="Hyperlink"/>
@@ -12121,7 +12095,7 @@
         </w:rPr>
         <w:t xml:space="preserve">2, 3, 4　</w:t>
       </w:r>
-      <w:hyperlink w:history="1" r:id="rIdrfczke4wn5x57qt-obtsz">
+      <w:hyperlink w:history="1" r:id="rIdy-47ncvd-on4iwwpqwfeh">
         <w:r>
           <w:rPr>
             <w:rStyle w:val="Hyperlink"/>
@@ -12171,7 +12145,7 @@
           <w:sz w:val="22"/>
           <w:szCs w:val="22"/>
         </w:rPr>
-        <w:t xml:space="preserve">教育局為本校（資助學校）統一投購「綜合保險計劃」，計劃涵蓋三個組成部分：（一）公眾責任保險；（二）僱員補償保險；（三）團體人身意外保險。該計劃由政府負責投購，為本校師生及相關人員提供公眾責任及人身意外保障，本校毋須就上述三項保障另行投購。</w:t>
+        <w:t xml:space="preserve">教育局為本校（資助學校或按位津貼學校）統一投購「綜合保險計劃」，計劃涵蓋三個組成部分：（一）公眾責任保險；（二）僱員補償保險；（三）團體人身意外保險。該計劃由政府負責投購，為本校師生及相關人員提供公眾責任及人身意外保障，本校毋須就上述三項保障另行投購。</w:t>
       </w:r>
       <w:r>
         <w:rPr>
@@ -12835,7 +12809,7 @@
         </w:rPr>
         <w:t xml:space="preserve">1　</w:t>
       </w:r>
-      <w:hyperlink w:history="1" r:id="rId1br8s6v9q7kxgx1mbxm2e">
+      <w:hyperlink w:history="1" r:id="rIdi_a6izmr4kpejs8j9ybhh">
         <w:r>
           <w:rPr>
             <w:rStyle w:val="Hyperlink"/>
@@ -12861,7 +12835,7 @@
         </w:rPr>
         <w:t xml:space="preserve">2　</w:t>
       </w:r>
-      <w:hyperlink w:history="1" r:id="rIdhci6fbhh7sa3iglcelu-0">
+      <w:hyperlink w:history="1" r:id="rIdcw0vtbs_z8yvjlpjo6w5i">
         <w:r>
           <w:rPr>
             <w:rStyle w:val="Hyperlink"/>
@@ -12887,7 +12861,7 @@
         </w:rPr>
         <w:t xml:space="preserve">3, 4　</w:t>
       </w:r>
-      <w:hyperlink w:history="1" r:id="rIdm3sc5rn4bz-s5uc2-tqro">
+      <w:hyperlink w:history="1" r:id="rIdwypqkd5fjmogscyvepthu">
         <w:r>
           <w:rPr>
             <w:rStyle w:val="Hyperlink"/>
@@ -12913,7 +12887,7 @@
         </w:rPr>
         <w:t xml:space="preserve">5　</w:t>
       </w:r>
-      <w:hyperlink w:history="1" r:id="rIdlj50eur9ts-eg7rt7tgvn">
+      <w:hyperlink w:history="1" r:id="rIdnsdkczghd5tnwkezgpimn">
         <w:r>
           <w:rPr>
             <w:rStyle w:val="Hyperlink"/>
@@ -13635,7 +13609,7 @@
         </w:rPr>
         <w:t xml:space="preserve">1　</w:t>
       </w:r>
-      <w:hyperlink w:history="1" r:id="rIdstirtbqxopnx3lzx01qsr">
+      <w:hyperlink w:history="1" r:id="rIdqtcding2tyiyd3e5l4ynt">
         <w:r>
           <w:rPr>
             <w:rStyle w:val="Hyperlink"/>
@@ -13661,7 +13635,7 @@
         </w:rPr>
         <w:t xml:space="preserve">2　</w:t>
       </w:r>
-      <w:hyperlink w:history="1" r:id="rIdflh-nemhb8ofozakq39cv">
+      <w:hyperlink w:history="1" r:id="rIdk89edrw_bvucfstjgvjqo">
         <w:r>
           <w:rPr>
             <w:rStyle w:val="Hyperlink"/>
@@ -13687,7 +13661,7 @@
         </w:rPr>
         <w:t xml:space="preserve">3　</w:t>
       </w:r>
-      <w:hyperlink w:history="1" r:id="rIdj-8ysnmudjsco03nnjqa1">
+      <w:hyperlink w:history="1" r:id="rIdojmfo7ijlmqo4anvjpgs4">
         <w:r>
           <w:rPr>
             <w:rStyle w:val="Hyperlink"/>
@@ -13713,7 +13687,7 @@
         </w:rPr>
         <w:t xml:space="preserve">4, 6　</w:t>
       </w:r>
-      <w:hyperlink w:history="1" r:id="rIdqllwphidfb3r2tjgel1ta">
+      <w:hyperlink w:history="1" r:id="rIdizstlpgxsllhn9qewzqzz">
         <w:r>
           <w:rPr>
             <w:rStyle w:val="Hyperlink"/>
@@ -13739,7 +13713,7 @@
         </w:rPr>
         <w:t xml:space="preserve">5　</w:t>
       </w:r>
-      <w:hyperlink w:history="1" r:id="rIdpchxnhbbtt5fb45epia2f">
+      <w:hyperlink w:history="1" r:id="rIdxgp-fvjebnangiko5vkux">
         <w:r>
           <w:rPr>
             <w:rStyle w:val="Hyperlink"/>
@@ -14493,7 +14467,7 @@
         </w:rPr>
         <w:t xml:space="preserve">1　</w:t>
       </w:r>
-      <w:hyperlink w:history="1" r:id="rIdvsdcryilgp34nzkam_ji3">
+      <w:hyperlink w:history="1" r:id="rIdaa6r3fkvdgj-hunjqgyqj">
         <w:r>
           <w:rPr>
             <w:rStyle w:val="Hyperlink"/>
@@ -14519,7 +14493,7 @@
         </w:rPr>
         <w:t xml:space="preserve">2　</w:t>
       </w:r>
-      <w:hyperlink w:history="1" r:id="rIdhwaysizh5gogus5ix84g_">
+      <w:hyperlink w:history="1" r:id="rIdslm2k61yhcjzckkzklhz8">
         <w:r>
           <w:rPr>
             <w:rStyle w:val="Hyperlink"/>
@@ -14545,7 +14519,7 @@
         </w:rPr>
         <w:t xml:space="preserve">3　</w:t>
       </w:r>
-      <w:hyperlink w:history="1" r:id="rId03d4q5yejzrjb2anfolrr">
+      <w:hyperlink w:history="1" r:id="rIdc0vcfztmla2qoo6jd3yjr">
         <w:r>
           <w:rPr>
             <w:rStyle w:val="Hyperlink"/>
@@ -14571,7 +14545,7 @@
         </w:rPr>
         <w:t xml:space="preserve">4　</w:t>
       </w:r>
-      <w:hyperlink w:history="1" r:id="rIdncf3qdeqajxxtrwlvbnuy">
+      <w:hyperlink w:history="1" r:id="rIddnskruoj0kd2nsholk2nl">
         <w:r>
           <w:rPr>
             <w:rStyle w:val="Hyperlink"/>
@@ -14597,7 +14571,7 @@
         </w:rPr>
         <w:t xml:space="preserve">5　</w:t>
       </w:r>
-      <w:hyperlink w:history="1" r:id="rIdja3qi9xc5m7iagp7tj4og">
+      <w:hyperlink w:history="1" r:id="rIddqgyloe3rmbntovovxnpp">
         <w:r>
           <w:rPr>
             <w:rStyle w:val="Hyperlink"/>
@@ -15578,7 +15552,7 @@
         </w:rPr>
         <w:t xml:space="preserve">1　</w:t>
       </w:r>
-      <w:hyperlink w:history="1" r:id="rIds-nwiif2vxh-scybyzapj">
+      <w:hyperlink w:history="1" r:id="rIdxueuc28zrx8vt6jy2fyie">
         <w:r>
           <w:rPr>
             <w:rStyle w:val="Hyperlink"/>
@@ -15604,7 +15578,7 @@
         </w:rPr>
         <w:t xml:space="preserve">2, 19　</w:t>
       </w:r>
-      <w:hyperlink w:history="1" r:id="rIdxviqsffxtxd3nlon3q9ne">
+      <w:hyperlink w:history="1" r:id="rIdqt38ly5lyez9ev38yfay9">
         <w:r>
           <w:rPr>
             <w:rStyle w:val="Hyperlink"/>
@@ -15630,7 +15604,7 @@
         </w:rPr>
         <w:t xml:space="preserve">3, 6, 17　</w:t>
       </w:r>
-      <w:hyperlink w:history="1" r:id="rId2szksdti_wryzbyk-6jsu">
+      <w:hyperlink w:history="1" r:id="rIdvt2mwxv_add2n9ukjo8d3">
         <w:r>
           <w:rPr>
             <w:rStyle w:val="Hyperlink"/>
@@ -15656,7 +15630,7 @@
         </w:rPr>
         <w:t xml:space="preserve">4　</w:t>
       </w:r>
-      <w:hyperlink w:history="1" r:id="rIdjxgeltxm6xitix-f15rsh">
+      <w:hyperlink w:history="1" r:id="rId2ybz-lgwtyjuo-jv6ewe1">
         <w:r>
           <w:rPr>
             <w:rStyle w:val="Hyperlink"/>
@@ -15682,7 +15656,7 @@
         </w:rPr>
         <w:t xml:space="preserve">5　</w:t>
       </w:r>
-      <w:hyperlink w:history="1" r:id="rIdzvqkfuchxmzcjmczxva8o">
+      <w:hyperlink w:history="1" r:id="rId6-k7hvyys-lbrre7iqngm">
         <w:r>
           <w:rPr>
             <w:rStyle w:val="Hyperlink"/>
@@ -15708,7 +15682,7 @@
         </w:rPr>
         <w:t xml:space="preserve">7, 10　</w:t>
       </w:r>
-      <w:hyperlink w:history="1" r:id="rIdan55pw8vy6rplxzctm5sc">
+      <w:hyperlink w:history="1" r:id="rIdijarg5q9f8yecfwq-jzfg">
         <w:r>
           <w:rPr>
             <w:rStyle w:val="Hyperlink"/>
@@ -15734,7 +15708,7 @@
         </w:rPr>
         <w:t xml:space="preserve">8　</w:t>
       </w:r>
-      <w:hyperlink w:history="1" r:id="rIdwvdvdvjd1mbf2hu6ihdo2">
+      <w:hyperlink w:history="1" r:id="rIdj-r1lm_bqhl4wk8yi6eow">
         <w:r>
           <w:rPr>
             <w:rStyle w:val="Hyperlink"/>
@@ -15760,7 +15734,7 @@
         </w:rPr>
         <w:t xml:space="preserve">9　</w:t>
       </w:r>
-      <w:hyperlink w:history="1" r:id="rIdni85i5phsq-bnd24pziff">
+      <w:hyperlink w:history="1" r:id="rIduegfwrolv4o4blioacnd-">
         <w:r>
           <w:rPr>
             <w:rStyle w:val="Hyperlink"/>
@@ -15786,7 +15760,7 @@
         </w:rPr>
         <w:t xml:space="preserve">11　</w:t>
       </w:r>
-      <w:hyperlink w:history="1" r:id="rIdcslm5kuksyvgvt7w_g4dd">
+      <w:hyperlink w:history="1" r:id="rIdduhmynchbo4rx6b7hcqwb">
         <w:r>
           <w:rPr>
             <w:rStyle w:val="Hyperlink"/>
@@ -15812,7 +15786,7 @@
         </w:rPr>
         <w:t xml:space="preserve">12　</w:t>
       </w:r>
-      <w:hyperlink w:history="1" r:id="rIdi9tgr3b0myxqykty0wyci">
+      <w:hyperlink w:history="1" r:id="rIdt8esan5p1pq49ry1i-ggg">
         <w:r>
           <w:rPr>
             <w:rStyle w:val="Hyperlink"/>
@@ -15838,7 +15812,7 @@
         </w:rPr>
         <w:t xml:space="preserve">13　</w:t>
       </w:r>
-      <w:hyperlink w:history="1" r:id="rIdrazvmpy0iu_4ozlhvqwhy">
+      <w:hyperlink w:history="1" r:id="rIdjg8rai8hdjanesyn-p855">
         <w:r>
           <w:rPr>
             <w:rStyle w:val="Hyperlink"/>
@@ -15864,7 +15838,7 @@
         </w:rPr>
         <w:t xml:space="preserve">14　</w:t>
       </w:r>
-      <w:hyperlink w:history="1" r:id="rIdalfwxnezsofrmlhkvwncz">
+      <w:hyperlink w:history="1" r:id="rIda4idrgw-apq06rot_btyv">
         <w:r>
           <w:rPr>
             <w:rStyle w:val="Hyperlink"/>
@@ -15890,7 +15864,7 @@
         </w:rPr>
         <w:t xml:space="preserve">15　</w:t>
       </w:r>
-      <w:hyperlink w:history="1" r:id="rIdqx_o5ape_8u2tnltozpj7">
+      <w:hyperlink w:history="1" r:id="rIducx8ndywnx_muoodv9mo3">
         <w:r>
           <w:rPr>
             <w:rStyle w:val="Hyperlink"/>
@@ -15916,7 +15890,7 @@
         </w:rPr>
         <w:t xml:space="preserve">16　</w:t>
       </w:r>
-      <w:hyperlink w:history="1" r:id="rIdhjnp5udkxnfihr8t4oxwc">
+      <w:hyperlink w:history="1" r:id="rId1sndod5k_howstp96o9k1">
         <w:r>
           <w:rPr>
             <w:rStyle w:val="Hyperlink"/>
@@ -15942,7 +15916,7 @@
         </w:rPr>
         <w:t xml:space="preserve">18　</w:t>
       </w:r>
-      <w:hyperlink w:history="1" r:id="rId9r_aqfltsnyjyr5gcxbw4">
+      <w:hyperlink w:history="1" r:id="rId_2ugy6w1xj0g3_plsjavz">
         <w:r>
           <w:rPr>
             <w:rStyle w:val="Hyperlink"/>
@@ -16887,7 +16861,7 @@
         </w:rPr>
         <w:t xml:space="preserve">1　</w:t>
       </w:r>
-      <w:hyperlink w:history="1" r:id="rIdup0dvyvtaau4zbfeogqhc">
+      <w:hyperlink w:history="1" r:id="rIda-gtt3257yyruadei3he6">
         <w:r>
           <w:rPr>
             <w:rStyle w:val="Hyperlink"/>
@@ -16913,7 +16887,7 @@
         </w:rPr>
         <w:t xml:space="preserve">2　</w:t>
       </w:r>
-      <w:hyperlink w:history="1" r:id="rIdjm4me50rnvh_qqhqezucc">
+      <w:hyperlink w:history="1" r:id="rIdiwfwqfu9efdask_-2yktx">
         <w:r>
           <w:rPr>
             <w:rStyle w:val="Hyperlink"/>
@@ -16939,7 +16913,7 @@
         </w:rPr>
         <w:t xml:space="preserve">3　</w:t>
       </w:r>
-      <w:hyperlink w:history="1" r:id="rIdxto_octajo_b9xmpqh0ud">
+      <w:hyperlink w:history="1" r:id="rIdoagod7lpiccxrnm7rygeu">
         <w:r>
           <w:rPr>
             <w:rStyle w:val="Hyperlink"/>
@@ -16965,7 +16939,7 @@
         </w:rPr>
         <w:t xml:space="preserve">4　</w:t>
       </w:r>
-      <w:hyperlink w:history="1" r:id="rIdqxbccowjxveb6tfp7ru3w">
+      <w:hyperlink w:history="1" r:id="rIdqioe7_ocjzjwwnksinm6c">
         <w:r>
           <w:rPr>
             <w:rStyle w:val="Hyperlink"/>
@@ -16991,7 +16965,7 @@
         </w:rPr>
         <w:t xml:space="preserve">5　</w:t>
       </w:r>
-      <w:hyperlink w:history="1" r:id="rIdbdpf6ynu8wykatdg7krw4">
+      <w:hyperlink w:history="1" r:id="rIdyu6amyzdh6iusrmfqyjzr">
         <w:r>
           <w:rPr>
             <w:rStyle w:val="Hyperlink"/>
@@ -17017,7 +16991,7 @@
         </w:rPr>
         <w:t xml:space="preserve">6　</w:t>
       </w:r>
-      <w:hyperlink w:history="1" r:id="rIdiug-bv-g8erbmekk2ogmt">
+      <w:hyperlink w:history="1" r:id="rId-3nw1hme4c-o6oq5uqqc8">
         <w:r>
           <w:rPr>
             <w:rStyle w:val="Hyperlink"/>
@@ -17043,7 +17017,7 @@
         </w:rPr>
         <w:t xml:space="preserve">7　</w:t>
       </w:r>
-      <w:hyperlink w:history="1" r:id="rIdagyua3j0uy1utww1npw2o">
+      <w:hyperlink w:history="1" r:id="rIdkiliz4hvrts4_mzydqvzs">
         <w:r>
           <w:rPr>
             <w:rStyle w:val="Hyperlink"/>
@@ -17069,7 +17043,7 @@
         </w:rPr>
         <w:t xml:space="preserve">8　</w:t>
       </w:r>
-      <w:hyperlink w:history="1" r:id="rIdmlcd1qzc0m3zmtkmbvr6n">
+      <w:hyperlink w:history="1" r:id="rIdyttubm25eyvkq2tjovthv">
         <w:r>
           <w:rPr>
             <w:rStyle w:val="Hyperlink"/>
@@ -17095,7 +17069,7 @@
         </w:rPr>
         <w:t xml:space="preserve">9　</w:t>
       </w:r>
-      <w:hyperlink w:history="1" r:id="rIdllgcqrokm4_klibpxizgw">
+      <w:hyperlink w:history="1" r:id="rIdrbvox1acnkz-6fgitx4ms">
         <w:r>
           <w:rPr>
             <w:rStyle w:val="Hyperlink"/>
@@ -17121,7 +17095,7 @@
         </w:rPr>
         <w:t xml:space="preserve">10, 11　</w:t>
       </w:r>
-      <w:hyperlink w:history="1" r:id="rId86bpoxiejiy3pgp_czg6i">
+      <w:hyperlink w:history="1" r:id="rIdqhoxh0xd0-olp45ycad3b">
         <w:r>
           <w:rPr>
             <w:rStyle w:val="Hyperlink"/>
@@ -17147,7 +17121,7 @@
         </w:rPr>
         <w:t xml:space="preserve">12　</w:t>
       </w:r>
-      <w:hyperlink w:history="1" r:id="rIdblgyhauo3td2_jogw_o5x">
+      <w:hyperlink w:history="1" r:id="rIdzjzejz16_gab60ka8lgu4">
         <w:r>
           <w:rPr>
             <w:rStyle w:val="Hyperlink"/>
@@ -17173,7 +17147,7 @@
         </w:rPr>
         <w:t xml:space="preserve">13　</w:t>
       </w:r>
-      <w:hyperlink w:history="1" r:id="rIdgengeoxyyqwerh3kxfy8v">
+      <w:hyperlink w:history="1" r:id="rId9zg0j4mqgjkqu7y6i6kq_">
         <w:r>
           <w:rPr>
             <w:rStyle w:val="Hyperlink"/>
@@ -17199,7 +17173,7 @@
         </w:rPr>
         <w:t xml:space="preserve">14　</w:t>
       </w:r>
-      <w:hyperlink w:history="1" r:id="rIdy1joly-gddj0x8i9urok3">
+      <w:hyperlink w:history="1" r:id="rIdxle-ttpg-f8alz5pcq6a2">
         <w:r>
           <w:rPr>
             <w:rStyle w:val="Hyperlink"/>
@@ -17225,7 +17199,7 @@
         </w:rPr>
         <w:t xml:space="preserve">15　</w:t>
       </w:r>
-      <w:hyperlink w:history="1" r:id="rIds2yzviijfz1wkjw5xbcu-">
+      <w:hyperlink w:history="1" r:id="rIdaqabooxczkfn5hhzpefxk">
         <w:r>
           <w:rPr>
             <w:rStyle w:val="Hyperlink"/>

--- a/dev/checklists/gov_admin/本校校務行政政策_學校版_DRAFT.docx
+++ b/dev/checklists/gov_admin/本校校務行政政策_學校版_DRAFT.docx
@@ -2081,7 +2081,7 @@
         </w:rPr>
         <w:t xml:space="preserve">1　</w:t>
       </w:r>
-      <w:hyperlink w:history="1" r:id="rIdh-gv39k_jc4kf0pgbjzid">
+      <w:hyperlink w:history="1" r:id="rId77mlsiy1qbnbvokqa_fup">
         <w:r>
           <w:rPr>
             <w:rStyle w:val="Hyperlink"/>
@@ -2107,7 +2107,7 @@
         </w:rPr>
         <w:t xml:space="preserve">2　</w:t>
       </w:r>
-      <w:hyperlink w:history="1" r:id="rIdfyemjocnk-fl2ns2ahb7o">
+      <w:hyperlink w:history="1" r:id="rIdpmg6hy3yvu57mgubu3c9l">
         <w:r>
           <w:rPr>
             <w:rStyle w:val="Hyperlink"/>
@@ -2133,7 +2133,7 @@
         </w:rPr>
         <w:t xml:space="preserve">3　</w:t>
       </w:r>
-      <w:hyperlink w:history="1" r:id="rIdcp4suiykmmcpghw3zyfoe">
+      <w:hyperlink w:history="1" r:id="rIdmqm9ifoitdp6ib88ibyia">
         <w:r>
           <w:rPr>
             <w:rStyle w:val="Hyperlink"/>
@@ -2159,7 +2159,7 @@
         </w:rPr>
         <w:t xml:space="preserve">4, 19　</w:t>
       </w:r>
-      <w:hyperlink w:history="1" r:id="rIdwmi8hky5v7nzvpjq-t-bi">
+      <w:hyperlink w:history="1" r:id="rIdsm5_tx94oesqatoma1-fv">
         <w:r>
           <w:rPr>
             <w:rStyle w:val="Hyperlink"/>
@@ -2185,7 +2185,7 @@
         </w:rPr>
         <w:t xml:space="preserve">5　</w:t>
       </w:r>
-      <w:hyperlink w:history="1" r:id="rIdcoiz3jakeknuwwhgp_qc7">
+      <w:hyperlink w:history="1" r:id="rIda0x05pqbyv-bi55ebur57">
         <w:r>
           <w:rPr>
             <w:rStyle w:val="Hyperlink"/>
@@ -2211,7 +2211,7 @@
         </w:rPr>
         <w:t xml:space="preserve">6　</w:t>
       </w:r>
-      <w:hyperlink w:history="1" r:id="rIdeaq6rpnnqhdln_r8gb4gh">
+      <w:hyperlink w:history="1" r:id="rIdz8jlksdu4mtc_4mt1-naz">
         <w:r>
           <w:rPr>
             <w:rStyle w:val="Hyperlink"/>
@@ -2237,7 +2237,7 @@
         </w:rPr>
         <w:t xml:space="preserve">7　</w:t>
       </w:r>
-      <w:hyperlink w:history="1" r:id="rIdiblqj-u54iiyij_g6jcha">
+      <w:hyperlink w:history="1" r:id="rIdofnjnvbgpw09pp3wws4ru">
         <w:r>
           <w:rPr>
             <w:rStyle w:val="Hyperlink"/>
@@ -2263,7 +2263,7 @@
         </w:rPr>
         <w:t xml:space="preserve">8　</w:t>
       </w:r>
-      <w:hyperlink w:history="1" r:id="rIdrcrkcrbyct9bmll0tqzwu">
+      <w:hyperlink w:history="1" r:id="rId7zprwevecvrl_7n398owq">
         <w:r>
           <w:rPr>
             <w:rStyle w:val="Hyperlink"/>
@@ -2289,7 +2289,7 @@
         </w:rPr>
         <w:t xml:space="preserve">9　</w:t>
       </w:r>
-      <w:hyperlink w:history="1" r:id="rIdxpxevonabe-aryh-8hosr">
+      <w:hyperlink w:history="1" r:id="rIdnkvznivkht9wzhvdhmxfj">
         <w:r>
           <w:rPr>
             <w:rStyle w:val="Hyperlink"/>
@@ -2315,7 +2315,7 @@
         </w:rPr>
         <w:t xml:space="preserve">10　</w:t>
       </w:r>
-      <w:hyperlink w:history="1" r:id="rIdfyvtave1z5riobtoa47v_">
+      <w:hyperlink w:history="1" r:id="rIdwn9uby2hna5ektmcxldfs">
         <w:r>
           <w:rPr>
             <w:rStyle w:val="Hyperlink"/>
@@ -2341,7 +2341,7 @@
         </w:rPr>
         <w:t xml:space="preserve">11　</w:t>
       </w:r>
-      <w:hyperlink w:history="1" r:id="rId5mynsfbq7tosfgs3mtoes">
+      <w:hyperlink w:history="1" r:id="rIdgixtfqorobfprw7_o7glo">
         <w:r>
           <w:rPr>
             <w:rStyle w:val="Hyperlink"/>
@@ -2367,7 +2367,7 @@
         </w:rPr>
         <w:t xml:space="preserve">12　</w:t>
       </w:r>
-      <w:hyperlink w:history="1" r:id="rIdhxjtorbj00jmuv9-9i7nv">
+      <w:hyperlink w:history="1" r:id="rIdbyz8tupzbgi63z62ksl2t">
         <w:r>
           <w:rPr>
             <w:rStyle w:val="Hyperlink"/>
@@ -2393,7 +2393,7 @@
         </w:rPr>
         <w:t xml:space="preserve">13　</w:t>
       </w:r>
-      <w:hyperlink w:history="1" r:id="rIdfolqoyoi1cvygazzzwqo3">
+      <w:hyperlink w:history="1" r:id="rIdcbqfx7dv0zqyb40rds2iq">
         <w:r>
           <w:rPr>
             <w:rStyle w:val="Hyperlink"/>
@@ -2419,7 +2419,7 @@
         </w:rPr>
         <w:t xml:space="preserve">14, 22　</w:t>
       </w:r>
-      <w:hyperlink w:history="1" r:id="rId6baq4r40uzvyv_db8nsv9">
+      <w:hyperlink w:history="1" r:id="rId0gjnsimv5gdypwsxqbbex">
         <w:r>
           <w:rPr>
             <w:rStyle w:val="Hyperlink"/>
@@ -2445,7 +2445,7 @@
         </w:rPr>
         <w:t xml:space="preserve">15　</w:t>
       </w:r>
-      <w:hyperlink w:history="1" r:id="rIdudsnxplibvxh9f_vuecct">
+      <w:hyperlink w:history="1" r:id="rIduxqcqnc2pqr8fu_jvatlu">
         <w:r>
           <w:rPr>
             <w:rStyle w:val="Hyperlink"/>
@@ -2471,7 +2471,7 @@
         </w:rPr>
         <w:t xml:space="preserve">16　</w:t>
       </w:r>
-      <w:hyperlink w:history="1" r:id="rId1blhal_5chfxn2pvwaqir">
+      <w:hyperlink w:history="1" r:id="rIddgpdljw378m_wfvivt6uo">
         <w:r>
           <w:rPr>
             <w:rStyle w:val="Hyperlink"/>
@@ -2497,7 +2497,7 @@
         </w:rPr>
         <w:t xml:space="preserve">17　</w:t>
       </w:r>
-      <w:hyperlink w:history="1" r:id="rId3g_llst4apcepnd5ochqb">
+      <w:hyperlink w:history="1" r:id="rIdw58j0vbvw3v68xszp0lbj">
         <w:r>
           <w:rPr>
             <w:rStyle w:val="Hyperlink"/>
@@ -2523,7 +2523,7 @@
         </w:rPr>
         <w:t xml:space="preserve">18　</w:t>
       </w:r>
-      <w:hyperlink w:history="1" r:id="rIdsmib7kcqfnfnc8v-b0_eq">
+      <w:hyperlink w:history="1" r:id="rIdqex4zeijtosjvijb62zdn">
         <w:r>
           <w:rPr>
             <w:rStyle w:val="Hyperlink"/>
@@ -2549,7 +2549,7 @@
         </w:rPr>
         <w:t xml:space="preserve">20　</w:t>
       </w:r>
-      <w:hyperlink w:history="1" r:id="rIdi8gw9aibrd4w5jilkw_5q">
+      <w:hyperlink w:history="1" r:id="rIdf6ytzhkkhniaw_k4kqsrw">
         <w:r>
           <w:rPr>
             <w:rStyle w:val="Hyperlink"/>
@@ -2575,7 +2575,7 @@
         </w:rPr>
         <w:t xml:space="preserve">21, 23　</w:t>
       </w:r>
-      <w:hyperlink w:history="1" r:id="rIdrxsrgxleodbaipwnz0osw">
+      <w:hyperlink w:history="1" r:id="rId5-trxzln0sis4qke1d9aw">
         <w:r>
           <w:rPr>
             <w:rStyle w:val="Hyperlink"/>
@@ -2601,7 +2601,7 @@
         </w:rPr>
         <w:t xml:space="preserve">24　</w:t>
       </w:r>
-      <w:hyperlink w:history="1" r:id="rId8kycq0ht3ij0qqt55u80x">
+      <w:hyperlink w:history="1" r:id="rIdophsxjkc2dubjlo-341aq">
         <w:r>
           <w:rPr>
             <w:rStyle w:val="Hyperlink"/>
@@ -2627,7 +2627,7 @@
         </w:rPr>
         <w:t xml:space="preserve">25　</w:t>
       </w:r>
-      <w:hyperlink w:history="1" r:id="rIdafnijwiy7jgqu2yf7bwwe">
+      <w:hyperlink w:history="1" r:id="rIdicuwadcg73a14rvzndcep">
         <w:r>
           <w:rPr>
             <w:rStyle w:val="Hyperlink"/>
@@ -2653,7 +2653,7 @@
         </w:rPr>
         <w:t xml:space="preserve">26　</w:t>
       </w:r>
-      <w:hyperlink w:history="1" r:id="rIdtni9fpdg0nfxtlwkpjqcu">
+      <w:hyperlink w:history="1" r:id="rIdcozfymq7dpoe7fqby_wpj">
         <w:r>
           <w:rPr>
             <w:rStyle w:val="Hyperlink"/>
@@ -2679,7 +2679,7 @@
         </w:rPr>
         <w:t xml:space="preserve">27　</w:t>
       </w:r>
-      <w:hyperlink w:history="1" r:id="rId3nlnxflnuijzepjvwiez-">
+      <w:hyperlink w:history="1" r:id="rId76prd9axydvd2xwjc7ayf">
         <w:r>
           <w:rPr>
             <w:rStyle w:val="Hyperlink"/>
@@ -2705,7 +2705,7 @@
         </w:rPr>
         <w:t xml:space="preserve">28　</w:t>
       </w:r>
-      <w:hyperlink w:history="1" r:id="rIdmdzazoipsedpt9mawvtwj">
+      <w:hyperlink w:history="1" r:id="rId_tdgizkk4iopous_gief2">
         <w:r>
           <w:rPr>
             <w:rStyle w:val="Hyperlink"/>
@@ -2731,7 +2731,7 @@
         </w:rPr>
         <w:t xml:space="preserve">29　</w:t>
       </w:r>
-      <w:hyperlink w:history="1" r:id="rId3ya3kjwtdtbxi-dxtt-nj">
+      <w:hyperlink w:history="1" r:id="rIdf5e_qqk460i-3_srkgpgd">
         <w:r>
           <w:rPr>
             <w:rStyle w:val="Hyperlink"/>
@@ -2757,7 +2757,7 @@
         </w:rPr>
         <w:t xml:space="preserve">30　</w:t>
       </w:r>
-      <w:hyperlink w:history="1" r:id="rIdpnwekvc03nirhr0ul04wb">
+      <w:hyperlink w:history="1" r:id="rIdbirj287wesfgvwvxcel9p">
         <w:r>
           <w:rPr>
             <w:rStyle w:val="Hyperlink"/>
@@ -2783,7 +2783,7 @@
         </w:rPr>
         <w:t xml:space="preserve">31　</w:t>
       </w:r>
-      <w:hyperlink w:history="1" r:id="rIdaq_scjjqo13hl40guaf0k">
+      <w:hyperlink w:history="1" r:id="rIddpambyzym8yuum3dt3sjp">
         <w:r>
           <w:rPr>
             <w:rStyle w:val="Hyperlink"/>
@@ -4011,7 +4011,7 @@
         </w:rPr>
         <w:t xml:space="preserve">1　</w:t>
       </w:r>
-      <w:hyperlink w:history="1" r:id="rIdszktjd6fqtapq0mpy7w6q">
+      <w:hyperlink w:history="1" r:id="rIdnf7vevefyj7mpuzfxxj3k">
         <w:r>
           <w:rPr>
             <w:rStyle w:val="Hyperlink"/>
@@ -4037,7 +4037,7 @@
         </w:rPr>
         <w:t xml:space="preserve">2　</w:t>
       </w:r>
-      <w:hyperlink w:history="1" r:id="rIdg749qda3culonpbvtzez1">
+      <w:hyperlink w:history="1" r:id="rId4bkctw0x2ynhd_ecpplk3">
         <w:r>
           <w:rPr>
             <w:rStyle w:val="Hyperlink"/>
@@ -4063,7 +4063,7 @@
         </w:rPr>
         <w:t xml:space="preserve">3　</w:t>
       </w:r>
-      <w:hyperlink w:history="1" r:id="rIdexucuhlezyzwm9o9r4n3v">
+      <w:hyperlink w:history="1" r:id="rIdp3mwb3hegyeoszqfizsqp">
         <w:r>
           <w:rPr>
             <w:rStyle w:val="Hyperlink"/>
@@ -4089,7 +4089,7 @@
         </w:rPr>
         <w:t xml:space="preserve">4, 8, 11　</w:t>
       </w:r>
-      <w:hyperlink w:history="1" r:id="rIdomgiavstp9ytghj7jpce5">
+      <w:hyperlink w:history="1" r:id="rIdibwh2pat7m7fsfmf7pf0j">
         <w:r>
           <w:rPr>
             <w:rStyle w:val="Hyperlink"/>
@@ -4115,7 +4115,7 @@
         </w:rPr>
         <w:t xml:space="preserve">5, 6　</w:t>
       </w:r>
-      <w:hyperlink w:history="1" r:id="rId2bxir60i_9qg9tnek88c0">
+      <w:hyperlink w:history="1" r:id="rIdopz4zs5thpvn8cmopmiul">
         <w:r>
           <w:rPr>
             <w:rStyle w:val="Hyperlink"/>
@@ -4141,7 +4141,7 @@
         </w:rPr>
         <w:t xml:space="preserve">7　</w:t>
       </w:r>
-      <w:hyperlink w:history="1" r:id="rId_wlqgiyuw8omtz7bshnnc">
+      <w:hyperlink w:history="1" r:id="rIdkxsl8jpkykjw4xo7f7wg1">
         <w:r>
           <w:rPr>
             <w:rStyle w:val="Hyperlink"/>
@@ -4167,7 +4167,7 @@
         </w:rPr>
         <w:t xml:space="preserve">9　</w:t>
       </w:r>
-      <w:hyperlink w:history="1" r:id="rIdmkhozsc3zuxyb-dbr0qyz">
+      <w:hyperlink w:history="1" r:id="rId14tm-wf2glpfibkzkro1q">
         <w:r>
           <w:rPr>
             <w:rStyle w:val="Hyperlink"/>
@@ -4193,7 +4193,7 @@
         </w:rPr>
         <w:t xml:space="preserve">10　</w:t>
       </w:r>
-      <w:hyperlink w:history="1" r:id="rIdupfagn6hzempl1qpta8sd">
+      <w:hyperlink w:history="1" r:id="rIdeetgfpcysn4gx6nszb9fa">
         <w:r>
           <w:rPr>
             <w:rStyle w:val="Hyperlink"/>
@@ -4219,7 +4219,7 @@
         </w:rPr>
         <w:t xml:space="preserve">12　</w:t>
       </w:r>
-      <w:hyperlink w:history="1" r:id="rIdy_iv4acjp90x57315bvsx">
+      <w:hyperlink w:history="1" r:id="rIdrugx117rvnizehtlm-pve">
         <w:r>
           <w:rPr>
             <w:rStyle w:val="Hyperlink"/>
@@ -4245,7 +4245,7 @@
         </w:rPr>
         <w:t xml:space="preserve">13　</w:t>
       </w:r>
-      <w:hyperlink w:history="1" r:id="rIdeajmfibyazy09ofhqqx1f">
+      <w:hyperlink w:history="1" r:id="rIdfr5pql1zbbdh1k32wpo_3">
         <w:r>
           <w:rPr>
             <w:rStyle w:val="Hyperlink"/>
@@ -5249,7 +5249,7 @@
         </w:rPr>
         <w:t xml:space="preserve">1　</w:t>
       </w:r>
-      <w:hyperlink w:history="1" r:id="rIdrb7ffdrcde5jqvpxih_yl">
+      <w:hyperlink w:history="1" r:id="rId9g8gs440cxw2c6o0v9ohm">
         <w:r>
           <w:rPr>
             <w:rStyle w:val="Hyperlink"/>
@@ -5275,7 +5275,7 @@
         </w:rPr>
         <w:t xml:space="preserve">2　</w:t>
       </w:r>
-      <w:hyperlink w:history="1" r:id="rIdm5ducubo6isrzxyu66xir">
+      <w:hyperlink w:history="1" r:id="rIdtvg49w4rit0q26xugosth">
         <w:r>
           <w:rPr>
             <w:rStyle w:val="Hyperlink"/>
@@ -5301,7 +5301,7 @@
         </w:rPr>
         <w:t xml:space="preserve">3　</w:t>
       </w:r>
-      <w:hyperlink w:history="1" r:id="rIdw1ftiuj0nn_z6h9m2osu_">
+      <w:hyperlink w:history="1" r:id="rIdqyrtpsephi9o1ijgrtgas">
         <w:r>
           <w:rPr>
             <w:rStyle w:val="Hyperlink"/>
@@ -5327,7 +5327,7 @@
         </w:rPr>
         <w:t xml:space="preserve">4　</w:t>
       </w:r>
-      <w:hyperlink w:history="1" r:id="rId9cgekqghq0he7kkm4eb-v">
+      <w:hyperlink w:history="1" r:id="rIdv1elqig3nivmambgqavrl">
         <w:r>
           <w:rPr>
             <w:rStyle w:val="Hyperlink"/>
@@ -5353,7 +5353,7 @@
         </w:rPr>
         <w:t xml:space="preserve">5　</w:t>
       </w:r>
-      <w:hyperlink w:history="1" r:id="rIdzb3aauyw21nyr5cyvtfex">
+      <w:hyperlink w:history="1" r:id="rIdrxn2ed-n9rrdv7v4oy7bi">
         <w:r>
           <w:rPr>
             <w:rStyle w:val="Hyperlink"/>
@@ -5379,7 +5379,7 @@
         </w:rPr>
         <w:t xml:space="preserve">6, 7, 22　</w:t>
       </w:r>
-      <w:hyperlink w:history="1" r:id="rId2fgktrqyprg80lxvlgkyg">
+      <w:hyperlink w:history="1" r:id="rId_lr9_kcxgoptexen1dirh">
         <w:r>
           <w:rPr>
             <w:rStyle w:val="Hyperlink"/>
@@ -5405,7 +5405,7 @@
         </w:rPr>
         <w:t xml:space="preserve">8　</w:t>
       </w:r>
-      <w:hyperlink w:history="1" r:id="rIdhtu_nyqmymxbpbq5cw3el">
+      <w:hyperlink w:history="1" r:id="rId-jf2slersq6q3bcjp7esw">
         <w:r>
           <w:rPr>
             <w:rStyle w:val="Hyperlink"/>
@@ -5431,7 +5431,7 @@
         </w:rPr>
         <w:t xml:space="preserve">9, 24　</w:t>
       </w:r>
-      <w:hyperlink w:history="1" r:id="rIdhggv-cmoziwdtfstmjf5i">
+      <w:hyperlink w:history="1" r:id="rId0d4hsmjbrp_oyfsefsief">
         <w:r>
           <w:rPr>
             <w:rStyle w:val="Hyperlink"/>
@@ -5457,7 +5457,7 @@
         </w:rPr>
         <w:t xml:space="preserve">10, 14　</w:t>
       </w:r>
-      <w:hyperlink w:history="1" r:id="rIdjjaa6zefeczeoc6zordxf">
+      <w:hyperlink w:history="1" r:id="rIdoigdgyg733zxnj1dh1zl0">
         <w:r>
           <w:rPr>
             <w:rStyle w:val="Hyperlink"/>
@@ -5483,7 +5483,7 @@
         </w:rPr>
         <w:t xml:space="preserve">11　</w:t>
       </w:r>
-      <w:hyperlink w:history="1" r:id="rIdmd1atddayiq26bhr_amu4">
+      <w:hyperlink w:history="1" r:id="rIdsn85lnye1q_prw9lukmd-">
         <w:r>
           <w:rPr>
             <w:rStyle w:val="Hyperlink"/>
@@ -5509,7 +5509,7 @@
         </w:rPr>
         <w:t xml:space="preserve">12　</w:t>
       </w:r>
-      <w:hyperlink w:history="1" r:id="rIdtkhpw_1zze1qawi4yky_-">
+      <w:hyperlink w:history="1" r:id="rId8glka6ezpohmmzrskjptu">
         <w:r>
           <w:rPr>
             <w:rStyle w:val="Hyperlink"/>
@@ -5535,7 +5535,7 @@
         </w:rPr>
         <w:t xml:space="preserve">13　</w:t>
       </w:r>
-      <w:hyperlink w:history="1" r:id="rIdx9afbbuyhxkmhot_h-uko">
+      <w:hyperlink w:history="1" r:id="rIdsxnrwmthcg5dbyaaws0er">
         <w:r>
           <w:rPr>
             <w:rStyle w:val="Hyperlink"/>
@@ -5561,7 +5561,7 @@
         </w:rPr>
         <w:t xml:space="preserve">15　</w:t>
       </w:r>
-      <w:hyperlink w:history="1" r:id="rIdzqdrss-ue_av_iyaoq3wy">
+      <w:hyperlink w:history="1" r:id="rId3ixwevddehyfk4kcbxtyp">
         <w:r>
           <w:rPr>
             <w:rStyle w:val="Hyperlink"/>
@@ -5587,7 +5587,7 @@
         </w:rPr>
         <w:t xml:space="preserve">16　</w:t>
       </w:r>
-      <w:hyperlink w:history="1" r:id="rIdceevi7dsh329kffcwpyqo">
+      <w:hyperlink w:history="1" r:id="rIdiamrtnbcv-60ev3rokecf">
         <w:r>
           <w:rPr>
             <w:rStyle w:val="Hyperlink"/>
@@ -5613,7 +5613,7 @@
         </w:rPr>
         <w:t xml:space="preserve">17　</w:t>
       </w:r>
-      <w:hyperlink w:history="1" r:id="rIdrrdtdmgtb1xzrnin6sdkz">
+      <w:hyperlink w:history="1" r:id="rIdhueneue6mvudqyet7whjz">
         <w:r>
           <w:rPr>
             <w:rStyle w:val="Hyperlink"/>
@@ -5639,7 +5639,7 @@
         </w:rPr>
         <w:t xml:space="preserve">18, 20　</w:t>
       </w:r>
-      <w:hyperlink w:history="1" r:id="rIdlwsutx605gzgii20fs2qk">
+      <w:hyperlink w:history="1" r:id="rId_qfilufz4quyrei2abnlm">
         <w:r>
           <w:rPr>
             <w:rStyle w:val="Hyperlink"/>
@@ -5665,7 +5665,7 @@
         </w:rPr>
         <w:t xml:space="preserve">19　</w:t>
       </w:r>
-      <w:hyperlink w:history="1" r:id="rId8y_tqlh6uwrvzlf0zlyvk">
+      <w:hyperlink w:history="1" r:id="rIdayymnnfnqxzjqdi3rb9jx">
         <w:r>
           <w:rPr>
             <w:rStyle w:val="Hyperlink"/>
@@ -5691,7 +5691,7 @@
         </w:rPr>
         <w:t xml:space="preserve">21　</w:t>
       </w:r>
-      <w:hyperlink w:history="1" r:id="rIdjkebx9ov2bx2s1funxiix">
+      <w:hyperlink w:history="1" r:id="rIdrbjsw1v4v9hjnxeglzrm8">
         <w:r>
           <w:rPr>
             <w:rStyle w:val="Hyperlink"/>
@@ -5717,7 +5717,7 @@
         </w:rPr>
         <w:t xml:space="preserve">23　</w:t>
       </w:r>
-      <w:hyperlink w:history="1" r:id="rIdkolnld2chieuyf400hdxa">
+      <w:hyperlink w:history="1" r:id="rIdcjlb7oqln7zfcofwwijuu">
         <w:r>
           <w:rPr>
             <w:rStyle w:val="Hyperlink"/>
@@ -6817,7 +6817,7 @@
         </w:rPr>
         <w:t xml:space="preserve">1　</w:t>
       </w:r>
-      <w:hyperlink w:history="1" r:id="rIdalhm9vs8df4wfuhpofpnn">
+      <w:hyperlink w:history="1" r:id="rIdbqfsrspzztcwsvndcqyil">
         <w:r>
           <w:rPr>
             <w:rStyle w:val="Hyperlink"/>
@@ -6843,7 +6843,7 @@
         </w:rPr>
         <w:t xml:space="preserve">2　</w:t>
       </w:r>
-      <w:hyperlink w:history="1" r:id="rIdykidhy37oylc3vulxmbvd">
+      <w:hyperlink w:history="1" r:id="rIdwwsez13fxjgzavmv-pvoo">
         <w:r>
           <w:rPr>
             <w:rStyle w:val="Hyperlink"/>
@@ -6869,7 +6869,7 @@
         </w:rPr>
         <w:t xml:space="preserve">3　</w:t>
       </w:r>
-      <w:hyperlink w:history="1" r:id="rId3heirpkan0hrpj_gzdnr9">
+      <w:hyperlink w:history="1" r:id="rId3dc1jaws_qtegeop6t1ql">
         <w:r>
           <w:rPr>
             <w:rStyle w:val="Hyperlink"/>
@@ -6895,7 +6895,7 @@
         </w:rPr>
         <w:t xml:space="preserve">4　</w:t>
       </w:r>
-      <w:hyperlink w:history="1" r:id="rIdz6ewhcwxbn8n8h6_2nozu">
+      <w:hyperlink w:history="1" r:id="rIdkxam7gpqiyypqwkir7k3b">
         <w:r>
           <w:rPr>
             <w:rStyle w:val="Hyperlink"/>
@@ -6921,7 +6921,7 @@
         </w:rPr>
         <w:t xml:space="preserve">5, 7　</w:t>
       </w:r>
-      <w:hyperlink w:history="1" r:id="rIdjas8dgfylnsaxb46xlwgx">
+      <w:hyperlink w:history="1" r:id="rIddl5yh0atzkm9yktb3obxn">
         <w:r>
           <w:rPr>
             <w:rStyle w:val="Hyperlink"/>
@@ -6947,7 +6947,7 @@
         </w:rPr>
         <w:t xml:space="preserve">6　</w:t>
       </w:r>
-      <w:hyperlink w:history="1" r:id="rIdusxa9uewhjeucgpqz1ou9">
+      <w:hyperlink w:history="1" r:id="rIdzk0ypuwlbsrwtlue8wacp">
         <w:r>
           <w:rPr>
             <w:rStyle w:val="Hyperlink"/>
@@ -6973,7 +6973,7 @@
         </w:rPr>
         <w:t xml:space="preserve">8　</w:t>
       </w:r>
-      <w:hyperlink w:history="1" r:id="rIdm9hz93pcqk_uom6mcqx0q">
+      <w:hyperlink w:history="1" r:id="rId_ivmo8six4h-mr3nemsuu">
         <w:r>
           <w:rPr>
             <w:rStyle w:val="Hyperlink"/>
@@ -6999,7 +6999,7 @@
         </w:rPr>
         <w:t xml:space="preserve">9　</w:t>
       </w:r>
-      <w:hyperlink w:history="1" r:id="rIdm3zmxquupp1rirfwuao7s">
+      <w:hyperlink w:history="1" r:id="rIdu7nbb4sb9e1dwtc30bl-t">
         <w:r>
           <w:rPr>
             <w:rStyle w:val="Hyperlink"/>
@@ -7025,7 +7025,7 @@
         </w:rPr>
         <w:t xml:space="preserve">10, 13　</w:t>
       </w:r>
-      <w:hyperlink w:history="1" r:id="rId2ovpfjq4etaximdqz-kgm">
+      <w:hyperlink w:history="1" r:id="rId8qvqvrsxtouk9ffzda-lz">
         <w:r>
           <w:rPr>
             <w:rStyle w:val="Hyperlink"/>
@@ -7051,7 +7051,7 @@
         </w:rPr>
         <w:t xml:space="preserve">11　</w:t>
       </w:r>
-      <w:hyperlink w:history="1" r:id="rIdybfv-bhkj7vgbber9linj">
+      <w:hyperlink w:history="1" r:id="rId_oeav6lwjrwj6psl2toow">
         <w:r>
           <w:rPr>
             <w:rStyle w:val="Hyperlink"/>
@@ -7077,7 +7077,7 @@
         </w:rPr>
         <w:t xml:space="preserve">12　</w:t>
       </w:r>
-      <w:hyperlink w:history="1" r:id="rIdddqefwba8n0bfbebqhahj">
+      <w:hyperlink w:history="1" r:id="rIdpnsrgxb7nyxheefx8zirm">
         <w:r>
           <w:rPr>
             <w:rStyle w:val="Hyperlink"/>
@@ -7103,7 +7103,7 @@
         </w:rPr>
         <w:t xml:space="preserve">14　</w:t>
       </w:r>
-      <w:hyperlink w:history="1" r:id="rIdowh1jhvjibr7xnrlcy4xw">
+      <w:hyperlink w:history="1" r:id="rIdiynow_injxqsomxznndux">
         <w:r>
           <w:rPr>
             <w:rStyle w:val="Hyperlink"/>
@@ -7183,24 +7183,6 @@
         </w:rPr>
         <w:t xml:space="preserve">2</w:t>
       </w:r>
-      <w:r>
-        <w:rPr>
-          <w:rFonts w:ascii="Microsoft JhengHei" w:cs="Microsoft JhengHei" w:eastAsia="Microsoft JhengHei" w:hAnsi="Microsoft JhengHei"/>
-          <w:sz w:val="22"/>
-          <w:szCs w:val="22"/>
-        </w:rPr>
-        <w:t xml:space="preserve"> </w:t>
-      </w:r>
-      <w:r>
-        <w:rPr>
-          <w:rFonts w:ascii="Microsoft JhengHei" w:cs="Microsoft JhengHei" w:eastAsia="Microsoft JhengHei" w:hAnsi="Microsoft JhengHei"/>
-          <w:color w:val="1F4E36"/>
-          <w:sz w:val="16"/>
-          <w:szCs w:val="16"/>
-          <w:vertAlign w:val="superscript"/>
-        </w:rPr>
-        <w:t xml:space="preserve">3</w:t>
-      </w:r>
     </w:p>
     <w:p>
       <w:pPr>
@@ -7233,6 +7215,24 @@
           <w:szCs w:val="16"/>
           <w:vertAlign w:val="superscript"/>
         </w:rPr>
+        <w:t xml:space="preserve">3</w:t>
+      </w:r>
+      <w:r>
+        <w:rPr>
+          <w:rFonts w:ascii="Microsoft JhengHei" w:cs="Microsoft JhengHei" w:eastAsia="Microsoft JhengHei" w:hAnsi="Microsoft JhengHei"/>
+          <w:sz w:val="22"/>
+          <w:szCs w:val="22"/>
+        </w:rPr>
+        <w:t xml:space="preserve"> </w:t>
+      </w:r>
+      <w:r>
+        <w:rPr>
+          <w:rFonts w:ascii="Microsoft JhengHei" w:cs="Microsoft JhengHei" w:eastAsia="Microsoft JhengHei" w:hAnsi="Microsoft JhengHei"/>
+          <w:color w:val="1F4E36"/>
+          <w:sz w:val="16"/>
+          <w:szCs w:val="16"/>
+          <w:vertAlign w:val="superscript"/>
+        </w:rPr>
         <w:t xml:space="preserve">4</w:t>
       </w:r>
       <w:r>
@@ -7288,24 +7288,6 @@
           <w:vertAlign w:val="superscript"/>
         </w:rPr>
         <w:t xml:space="preserve">7</w:t>
-      </w:r>
-      <w:r>
-        <w:rPr>
-          <w:rFonts w:ascii="Microsoft JhengHei" w:cs="Microsoft JhengHei" w:eastAsia="Microsoft JhengHei" w:hAnsi="Microsoft JhengHei"/>
-          <w:sz w:val="22"/>
-          <w:szCs w:val="22"/>
-        </w:rPr>
-        <w:t xml:space="preserve"> </w:t>
-      </w:r>
-      <w:r>
-        <w:rPr>
-          <w:rFonts w:ascii="Microsoft JhengHei" w:cs="Microsoft JhengHei" w:eastAsia="Microsoft JhengHei" w:hAnsi="Microsoft JhengHei"/>
-          <w:color w:val="1F4E36"/>
-          <w:sz w:val="16"/>
-          <w:szCs w:val="16"/>
-          <w:vertAlign w:val="superscript"/>
-        </w:rPr>
-        <w:t xml:space="preserve">8</w:t>
       </w:r>
     </w:p>
     <w:tbl>
@@ -7823,25 +7805,25 @@
           <w:szCs w:val="16"/>
           <w:vertAlign w:val="superscript"/>
         </w:rPr>
+        <w:t xml:space="preserve">8</w:t>
+      </w:r>
+      <w:r>
+        <w:rPr>
+          <w:rFonts w:ascii="Microsoft JhengHei" w:cs="Microsoft JhengHei" w:eastAsia="Microsoft JhengHei" w:hAnsi="Microsoft JhengHei"/>
+          <w:sz w:val="22"/>
+          <w:szCs w:val="22"/>
+        </w:rPr>
+        <w:t xml:space="preserve"> </w:t>
+      </w:r>
+      <w:r>
+        <w:rPr>
+          <w:rFonts w:ascii="Microsoft JhengHei" w:cs="Microsoft JhengHei" w:eastAsia="Microsoft JhengHei" w:hAnsi="Microsoft JhengHei"/>
+          <w:color w:val="1F4E36"/>
+          <w:sz w:val="16"/>
+          <w:szCs w:val="16"/>
+          <w:vertAlign w:val="superscript"/>
+        </w:rPr>
         <w:t xml:space="preserve">9</w:t>
-      </w:r>
-      <w:r>
-        <w:rPr>
-          <w:rFonts w:ascii="Microsoft JhengHei" w:cs="Microsoft JhengHei" w:eastAsia="Microsoft JhengHei" w:hAnsi="Microsoft JhengHei"/>
-          <w:sz w:val="22"/>
-          <w:szCs w:val="22"/>
-        </w:rPr>
-        <w:t xml:space="preserve"> </w:t>
-      </w:r>
-      <w:r>
-        <w:rPr>
-          <w:rFonts w:ascii="Microsoft JhengHei" w:cs="Microsoft JhengHei" w:eastAsia="Microsoft JhengHei" w:hAnsi="Microsoft JhengHei"/>
-          <w:color w:val="1F4E36"/>
-          <w:sz w:val="16"/>
-          <w:szCs w:val="16"/>
-          <w:vertAlign w:val="superscript"/>
-        </w:rPr>
-        <w:t xml:space="preserve">10</w:t>
       </w:r>
     </w:p>
     <w:p>
@@ -7875,25 +7857,25 @@
           <w:szCs w:val="16"/>
           <w:vertAlign w:val="superscript"/>
         </w:rPr>
+        <w:t xml:space="preserve">10</w:t>
+      </w:r>
+      <w:r>
+        <w:rPr>
+          <w:rFonts w:ascii="Microsoft JhengHei" w:cs="Microsoft JhengHei" w:eastAsia="Microsoft JhengHei" w:hAnsi="Microsoft JhengHei"/>
+          <w:sz w:val="22"/>
+          <w:szCs w:val="22"/>
+        </w:rPr>
+        <w:t xml:space="preserve"> </w:t>
+      </w:r>
+      <w:r>
+        <w:rPr>
+          <w:rFonts w:ascii="Microsoft JhengHei" w:cs="Microsoft JhengHei" w:eastAsia="Microsoft JhengHei" w:hAnsi="Microsoft JhengHei"/>
+          <w:color w:val="1F4E36"/>
+          <w:sz w:val="16"/>
+          <w:szCs w:val="16"/>
+          <w:vertAlign w:val="superscript"/>
+        </w:rPr>
         <w:t xml:space="preserve">11</w:t>
-      </w:r>
-      <w:r>
-        <w:rPr>
-          <w:rFonts w:ascii="Microsoft JhengHei" w:cs="Microsoft JhengHei" w:eastAsia="Microsoft JhengHei" w:hAnsi="Microsoft JhengHei"/>
-          <w:sz w:val="22"/>
-          <w:szCs w:val="22"/>
-        </w:rPr>
-        <w:t xml:space="preserve"> </w:t>
-      </w:r>
-      <w:r>
-        <w:rPr>
-          <w:rFonts w:ascii="Microsoft JhengHei" w:cs="Microsoft JhengHei" w:eastAsia="Microsoft JhengHei" w:hAnsi="Microsoft JhengHei"/>
-          <w:color w:val="1F4E36"/>
-          <w:sz w:val="16"/>
-          <w:szCs w:val="16"/>
-          <w:vertAlign w:val="superscript"/>
-        </w:rPr>
-        <w:t xml:space="preserve">12</w:t>
       </w:r>
     </w:p>
     <w:p>
@@ -7927,7 +7909,7 @@
           <w:szCs w:val="16"/>
           <w:vertAlign w:val="superscript"/>
         </w:rPr>
-        <w:t xml:space="preserve">13</w:t>
+        <w:t xml:space="preserve">12</w:t>
       </w:r>
     </w:p>
     <w:p>
@@ -7961,25 +7943,25 @@
           <w:szCs w:val="16"/>
           <w:vertAlign w:val="superscript"/>
         </w:rPr>
+        <w:t xml:space="preserve">13</w:t>
+      </w:r>
+      <w:r>
+        <w:rPr>
+          <w:rFonts w:ascii="Microsoft JhengHei" w:cs="Microsoft JhengHei" w:eastAsia="Microsoft JhengHei" w:hAnsi="Microsoft JhengHei"/>
+          <w:sz w:val="22"/>
+          <w:szCs w:val="22"/>
+        </w:rPr>
+        <w:t xml:space="preserve"> </w:t>
+      </w:r>
+      <w:r>
+        <w:rPr>
+          <w:rFonts w:ascii="Microsoft JhengHei" w:cs="Microsoft JhengHei" w:eastAsia="Microsoft JhengHei" w:hAnsi="Microsoft JhengHei"/>
+          <w:color w:val="1F4E36"/>
+          <w:sz w:val="16"/>
+          <w:szCs w:val="16"/>
+          <w:vertAlign w:val="superscript"/>
+        </w:rPr>
         <w:t xml:space="preserve">14</w:t>
-      </w:r>
-      <w:r>
-        <w:rPr>
-          <w:rFonts w:ascii="Microsoft JhengHei" w:cs="Microsoft JhengHei" w:eastAsia="Microsoft JhengHei" w:hAnsi="Microsoft JhengHei"/>
-          <w:sz w:val="22"/>
-          <w:szCs w:val="22"/>
-        </w:rPr>
-        <w:t xml:space="preserve"> </w:t>
-      </w:r>
-      <w:r>
-        <w:rPr>
-          <w:rFonts w:ascii="Microsoft JhengHei" w:cs="Microsoft JhengHei" w:eastAsia="Microsoft JhengHei" w:hAnsi="Microsoft JhengHei"/>
-          <w:color w:val="1F4E36"/>
-          <w:sz w:val="16"/>
-          <w:szCs w:val="16"/>
-          <w:vertAlign w:val="superscript"/>
-        </w:rPr>
-        <w:t xml:space="preserve">15</w:t>
       </w:r>
     </w:p>
     <w:p>
@@ -8013,7 +7995,7 @@
           <w:szCs w:val="16"/>
           <w:vertAlign w:val="superscript"/>
         </w:rPr>
-        <w:t xml:space="preserve">16</w:t>
+        <w:t xml:space="preserve">15</w:t>
       </w:r>
     </w:p>
     <w:p>
@@ -8047,6 +8029,24 @@
           <w:szCs w:val="16"/>
           <w:vertAlign w:val="superscript"/>
         </w:rPr>
+        <w:t xml:space="preserve">16</w:t>
+      </w:r>
+      <w:r>
+        <w:rPr>
+          <w:rFonts w:ascii="Microsoft JhengHei" w:cs="Microsoft JhengHei" w:eastAsia="Microsoft JhengHei" w:hAnsi="Microsoft JhengHei"/>
+          <w:sz w:val="22"/>
+          <w:szCs w:val="22"/>
+        </w:rPr>
+        <w:t xml:space="preserve"> </w:t>
+      </w:r>
+      <w:r>
+        <w:rPr>
+          <w:rFonts w:ascii="Microsoft JhengHei" w:cs="Microsoft JhengHei" w:eastAsia="Microsoft JhengHei" w:hAnsi="Microsoft JhengHei"/>
+          <w:color w:val="1F4E36"/>
+          <w:sz w:val="16"/>
+          <w:szCs w:val="16"/>
+          <w:vertAlign w:val="superscript"/>
+        </w:rPr>
         <w:t xml:space="preserve">17</w:t>
       </w:r>
       <w:r>
@@ -8066,24 +8066,6 @@
           <w:vertAlign w:val="superscript"/>
         </w:rPr>
         <w:t xml:space="preserve">18</w:t>
-      </w:r>
-      <w:r>
-        <w:rPr>
-          <w:rFonts w:ascii="Microsoft JhengHei" w:cs="Microsoft JhengHei" w:eastAsia="Microsoft JhengHei" w:hAnsi="Microsoft JhengHei"/>
-          <w:sz w:val="22"/>
-          <w:szCs w:val="22"/>
-        </w:rPr>
-        <w:t xml:space="preserve"> </w:t>
-      </w:r>
-      <w:r>
-        <w:rPr>
-          <w:rFonts w:ascii="Microsoft JhengHei" w:cs="Microsoft JhengHei" w:eastAsia="Microsoft JhengHei" w:hAnsi="Microsoft JhengHei"/>
-          <w:color w:val="1F4E36"/>
-          <w:sz w:val="16"/>
-          <w:szCs w:val="16"/>
-          <w:vertAlign w:val="superscript"/>
-        </w:rPr>
-        <w:t xml:space="preserve">19</w:t>
       </w:r>
     </w:p>
     <w:p>
@@ -8117,7 +8099,7 @@
           <w:szCs w:val="16"/>
           <w:vertAlign w:val="superscript"/>
         </w:rPr>
-        <w:t xml:space="preserve">20</w:t>
+        <w:t xml:space="preserve">19</w:t>
       </w:r>
     </w:p>
     <w:p>
@@ -8151,6 +8133,24 @@
           <w:szCs w:val="16"/>
           <w:vertAlign w:val="superscript"/>
         </w:rPr>
+        <w:t xml:space="preserve">20</w:t>
+      </w:r>
+      <w:r>
+        <w:rPr>
+          <w:rFonts w:ascii="Microsoft JhengHei" w:cs="Microsoft JhengHei" w:eastAsia="Microsoft JhengHei" w:hAnsi="Microsoft JhengHei"/>
+          <w:sz w:val="22"/>
+          <w:szCs w:val="22"/>
+        </w:rPr>
+        <w:t xml:space="preserve"> </w:t>
+      </w:r>
+      <w:r>
+        <w:rPr>
+          <w:rFonts w:ascii="Microsoft JhengHei" w:cs="Microsoft JhengHei" w:eastAsia="Microsoft JhengHei" w:hAnsi="Microsoft JhengHei"/>
+          <w:color w:val="1F4E36"/>
+          <w:sz w:val="16"/>
+          <w:szCs w:val="16"/>
+          <w:vertAlign w:val="superscript"/>
+        </w:rPr>
         <w:t xml:space="preserve">21</w:t>
       </w:r>
       <w:r>
@@ -8170,24 +8170,6 @@
           <w:vertAlign w:val="superscript"/>
         </w:rPr>
         <w:t xml:space="preserve">22</w:t>
-      </w:r>
-      <w:r>
-        <w:rPr>
-          <w:rFonts w:ascii="Microsoft JhengHei" w:cs="Microsoft JhengHei" w:eastAsia="Microsoft JhengHei" w:hAnsi="Microsoft JhengHei"/>
-          <w:sz w:val="22"/>
-          <w:szCs w:val="22"/>
-        </w:rPr>
-        <w:t xml:space="preserve"> </w:t>
-      </w:r>
-      <w:r>
-        <w:rPr>
-          <w:rFonts w:ascii="Microsoft JhengHei" w:cs="Microsoft JhengHei" w:eastAsia="Microsoft JhengHei" w:hAnsi="Microsoft JhengHei"/>
-          <w:color w:val="1F4E36"/>
-          <w:sz w:val="16"/>
-          <w:szCs w:val="16"/>
-          <w:vertAlign w:val="superscript"/>
-        </w:rPr>
-        <w:t xml:space="preserve">23</w:t>
       </w:r>
     </w:p>
     <w:p>
@@ -8221,25 +8203,25 @@
           <w:szCs w:val="16"/>
           <w:vertAlign w:val="superscript"/>
         </w:rPr>
+        <w:t xml:space="preserve">23</w:t>
+      </w:r>
+      <w:r>
+        <w:rPr>
+          <w:rFonts w:ascii="Microsoft JhengHei" w:cs="Microsoft JhengHei" w:eastAsia="Microsoft JhengHei" w:hAnsi="Microsoft JhengHei"/>
+          <w:sz w:val="22"/>
+          <w:szCs w:val="22"/>
+        </w:rPr>
+        <w:t xml:space="preserve"> </w:t>
+      </w:r>
+      <w:r>
+        <w:rPr>
+          <w:rFonts w:ascii="Microsoft JhengHei" w:cs="Microsoft JhengHei" w:eastAsia="Microsoft JhengHei" w:hAnsi="Microsoft JhengHei"/>
+          <w:color w:val="1F4E36"/>
+          <w:sz w:val="16"/>
+          <w:szCs w:val="16"/>
+          <w:vertAlign w:val="superscript"/>
+        </w:rPr>
         <w:t xml:space="preserve">24</w:t>
-      </w:r>
-      <w:r>
-        <w:rPr>
-          <w:rFonts w:ascii="Microsoft JhengHei" w:cs="Microsoft JhengHei" w:eastAsia="Microsoft JhengHei" w:hAnsi="Microsoft JhengHei"/>
-          <w:sz w:val="22"/>
-          <w:szCs w:val="22"/>
-        </w:rPr>
-        <w:t xml:space="preserve"> </w:t>
-      </w:r>
-      <w:r>
-        <w:rPr>
-          <w:rFonts w:ascii="Microsoft JhengHei" w:cs="Microsoft JhengHei" w:eastAsia="Microsoft JhengHei" w:hAnsi="Microsoft JhengHei"/>
-          <w:color w:val="1F4E36"/>
-          <w:sz w:val="16"/>
-          <w:szCs w:val="16"/>
-          <w:vertAlign w:val="superscript"/>
-        </w:rPr>
-        <w:t xml:space="preserve">25</w:t>
       </w:r>
     </w:p>
     <w:p>
@@ -8273,25 +8255,25 @@
           <w:szCs w:val="16"/>
           <w:vertAlign w:val="superscript"/>
         </w:rPr>
+        <w:t xml:space="preserve">25</w:t>
+      </w:r>
+      <w:r>
+        <w:rPr>
+          <w:rFonts w:ascii="Microsoft JhengHei" w:cs="Microsoft JhengHei" w:eastAsia="Microsoft JhengHei" w:hAnsi="Microsoft JhengHei"/>
+          <w:sz w:val="22"/>
+          <w:szCs w:val="22"/>
+        </w:rPr>
+        <w:t xml:space="preserve"> </w:t>
+      </w:r>
+      <w:r>
+        <w:rPr>
+          <w:rFonts w:ascii="Microsoft JhengHei" w:cs="Microsoft JhengHei" w:eastAsia="Microsoft JhengHei" w:hAnsi="Microsoft JhengHei"/>
+          <w:color w:val="1F4E36"/>
+          <w:sz w:val="16"/>
+          <w:szCs w:val="16"/>
+          <w:vertAlign w:val="superscript"/>
+        </w:rPr>
         <w:t xml:space="preserve">26</w:t>
-      </w:r>
-      <w:r>
-        <w:rPr>
-          <w:rFonts w:ascii="Microsoft JhengHei" w:cs="Microsoft JhengHei" w:eastAsia="Microsoft JhengHei" w:hAnsi="Microsoft JhengHei"/>
-          <w:sz w:val="22"/>
-          <w:szCs w:val="22"/>
-        </w:rPr>
-        <w:t xml:space="preserve"> </w:t>
-      </w:r>
-      <w:r>
-        <w:rPr>
-          <w:rFonts w:ascii="Microsoft JhengHei" w:cs="Microsoft JhengHei" w:eastAsia="Microsoft JhengHei" w:hAnsi="Microsoft JhengHei"/>
-          <w:color w:val="1F4E36"/>
-          <w:sz w:val="16"/>
-          <w:szCs w:val="16"/>
-          <w:vertAlign w:val="superscript"/>
-        </w:rPr>
-        <w:t xml:space="preserve">27</w:t>
       </w:r>
     </w:p>
     <w:p>
@@ -8359,6 +8341,24 @@
           <w:szCs w:val="16"/>
           <w:vertAlign w:val="superscript"/>
         </w:rPr>
+        <w:t xml:space="preserve">27</w:t>
+      </w:r>
+      <w:r>
+        <w:rPr>
+          <w:rFonts w:ascii="Microsoft JhengHei" w:cs="Microsoft JhengHei" w:eastAsia="Microsoft JhengHei" w:hAnsi="Microsoft JhengHei"/>
+          <w:sz w:val="22"/>
+          <w:szCs w:val="22"/>
+        </w:rPr>
+        <w:t xml:space="preserve"> </w:t>
+      </w:r>
+      <w:r>
+        <w:rPr>
+          <w:rFonts w:ascii="Microsoft JhengHei" w:cs="Microsoft JhengHei" w:eastAsia="Microsoft JhengHei" w:hAnsi="Microsoft JhengHei"/>
+          <w:color w:val="1F4E36"/>
+          <w:sz w:val="16"/>
+          <w:szCs w:val="16"/>
+          <w:vertAlign w:val="superscript"/>
+        </w:rPr>
         <w:t xml:space="preserve">28</w:t>
       </w:r>
       <w:r>
@@ -8378,24 +8378,6 @@
           <w:vertAlign w:val="superscript"/>
         </w:rPr>
         <w:t xml:space="preserve">29</w:t>
-      </w:r>
-      <w:r>
-        <w:rPr>
-          <w:rFonts w:ascii="Microsoft JhengHei" w:cs="Microsoft JhengHei" w:eastAsia="Microsoft JhengHei" w:hAnsi="Microsoft JhengHei"/>
-          <w:sz w:val="22"/>
-          <w:szCs w:val="22"/>
-        </w:rPr>
-        <w:t xml:space="preserve"> </w:t>
-      </w:r>
-      <w:r>
-        <w:rPr>
-          <w:rFonts w:ascii="Microsoft JhengHei" w:cs="Microsoft JhengHei" w:eastAsia="Microsoft JhengHei" w:hAnsi="Microsoft JhengHei"/>
-          <w:color w:val="1F4E36"/>
-          <w:sz w:val="16"/>
-          <w:szCs w:val="16"/>
-          <w:vertAlign w:val="superscript"/>
-        </w:rPr>
-        <w:t xml:space="preserve">30</w:t>
       </w:r>
     </w:p>
     <w:p>
@@ -8429,7 +8411,7 @@
           <w:szCs w:val="16"/>
           <w:vertAlign w:val="superscript"/>
         </w:rPr>
-        <w:t xml:space="preserve">31</w:t>
+        <w:t xml:space="preserve">30</w:t>
       </w:r>
     </w:p>
     <w:p>
@@ -8480,7 +8462,7 @@
           <w:szCs w:val="16"/>
           <w:vertAlign w:val="superscript"/>
         </w:rPr>
-        <w:t xml:space="preserve">32</w:t>
+        <w:t xml:space="preserve">31</w:t>
       </w:r>
     </w:p>
     <w:p>
@@ -8514,25 +8496,25 @@
           <w:szCs w:val="16"/>
           <w:vertAlign w:val="superscript"/>
         </w:rPr>
+        <w:t xml:space="preserve">32</w:t>
+      </w:r>
+      <w:r>
+        <w:rPr>
+          <w:rFonts w:ascii="Microsoft JhengHei" w:cs="Microsoft JhengHei" w:eastAsia="Microsoft JhengHei" w:hAnsi="Microsoft JhengHei"/>
+          <w:sz w:val="22"/>
+          <w:szCs w:val="22"/>
+        </w:rPr>
+        <w:t xml:space="preserve"> </w:t>
+      </w:r>
+      <w:r>
+        <w:rPr>
+          <w:rFonts w:ascii="Microsoft JhengHei" w:cs="Microsoft JhengHei" w:eastAsia="Microsoft JhengHei" w:hAnsi="Microsoft JhengHei"/>
+          <w:color w:val="1F4E36"/>
+          <w:sz w:val="16"/>
+          <w:szCs w:val="16"/>
+          <w:vertAlign w:val="superscript"/>
+        </w:rPr>
         <w:t xml:space="preserve">33</w:t>
-      </w:r>
-      <w:r>
-        <w:rPr>
-          <w:rFonts w:ascii="Microsoft JhengHei" w:cs="Microsoft JhengHei" w:eastAsia="Microsoft JhengHei" w:hAnsi="Microsoft JhengHei"/>
-          <w:sz w:val="22"/>
-          <w:szCs w:val="22"/>
-        </w:rPr>
-        <w:t xml:space="preserve"> </w:t>
-      </w:r>
-      <w:r>
-        <w:rPr>
-          <w:rFonts w:ascii="Microsoft JhengHei" w:cs="Microsoft JhengHei" w:eastAsia="Microsoft JhengHei" w:hAnsi="Microsoft JhengHei"/>
-          <w:color w:val="1F4E36"/>
-          <w:sz w:val="16"/>
-          <w:szCs w:val="16"/>
-          <w:vertAlign w:val="superscript"/>
-        </w:rPr>
-        <w:t xml:space="preserve">34</w:t>
       </w:r>
     </w:p>
     <w:p>
@@ -8565,7 +8547,7 @@
         </w:rPr>
         <w:t xml:space="preserve">1　</w:t>
       </w:r>
-      <w:hyperlink w:history="1" r:id="rId8frlwazd0ucskbg9cppyc">
+      <w:hyperlink w:history="1" r:id="rIdhztc_ealm6irz8l6p2wwq">
         <w:r>
           <w:rPr>
             <w:rStyle w:val="Hyperlink"/>
@@ -8589,9 +8571,9 @@
           <w:sz w:val="18"/>
           <w:szCs w:val="18"/>
         </w:rPr>
-        <w:t xml:space="preserve">2, 4, 9　</w:t>
-      </w:r>
-      <w:hyperlink w:history="1" r:id="rIdx4ibb9ymcxc9zr4w5evau">
+        <w:t xml:space="preserve">2, 3, 8　</w:t>
+      </w:r>
+      <w:hyperlink w:history="1" r:id="rIdlyz-aksrardwa4pljpamm">
         <w:r>
           <w:rPr>
             <w:rStyle w:val="Hyperlink"/>
@@ -8615,9 +8597,35 @@
           <w:sz w:val="18"/>
           <w:szCs w:val="18"/>
         </w:rPr>
-        <w:t xml:space="preserve">3, 6, 11, 14　</w:t>
-      </w:r>
-      <w:hyperlink w:history="1" r:id="rIdqxf4l7tpjkw-uj_zr29ft">
+        <w:t xml:space="preserve">4, 11　</w:t>
+      </w:r>
+      <w:hyperlink w:history="1" r:id="rIdwx3pcx00m61b2fjts5ifu">
+        <w:r>
+          <w:rPr>
+            <w:rStyle w:val="Hyperlink"/>
+            <w:rFonts w:ascii="Microsoft JhengHei" w:cs="Microsoft JhengHei" w:eastAsia="Microsoft JhengHei" w:hAnsi="Microsoft JhengHei"/>
+            <w:sz w:val="18"/>
+            <w:szCs w:val="18"/>
+          </w:rPr>
+          <w:t xml:space="preserve">《大規模修葺工程的程序（非屋邨資助學校）》第 2 頁</w:t>
+        </w:r>
+      </w:hyperlink>
+    </w:p>
+    <w:p>
+      <w:pPr>
+        <w:spacing w:after="20"/>
+        <w:ind w:left="420" w:hanging="420"/>
+      </w:pPr>
+      <w:r>
+        <w:rPr>
+          <w:rFonts w:ascii="Microsoft JhengHei" w:cs="Microsoft JhengHei" w:eastAsia="Microsoft JhengHei" w:hAnsi="Microsoft JhengHei"/>
+          <w:color w:val="555555"/>
+          <w:sz w:val="18"/>
+          <w:szCs w:val="18"/>
+        </w:rPr>
+        <w:t xml:space="preserve">5, 10, 13　</w:t>
+      </w:r>
+      <w:hyperlink w:history="1" r:id="rIdwvtois1h1fwg0zvhi2vee">
         <w:r>
           <w:rPr>
             <w:rStyle w:val="Hyperlink"/>
@@ -8641,35 +8649,9 @@
           <w:sz w:val="18"/>
           <w:szCs w:val="18"/>
         </w:rPr>
-        <w:t xml:space="preserve">5, 12　</w:t>
-      </w:r>
-      <w:hyperlink w:history="1" r:id="rIdfd75s58bvrxafbc8yfmjp">
-        <w:r>
-          <w:rPr>
-            <w:rStyle w:val="Hyperlink"/>
-            <w:rFonts w:ascii="Microsoft JhengHei" w:cs="Microsoft JhengHei" w:eastAsia="Microsoft JhengHei" w:hAnsi="Microsoft JhengHei"/>
-            <w:sz w:val="18"/>
-            <w:szCs w:val="18"/>
-          </w:rPr>
-          <w:t xml:space="preserve">《大規模修葺工程的程序（非屋邨資助學校）》第 2 頁</w:t>
-        </w:r>
-      </w:hyperlink>
-    </w:p>
-    <w:p>
-      <w:pPr>
-        <w:spacing w:after="20"/>
-        <w:ind w:left="420" w:hanging="420"/>
-      </w:pPr>
-      <w:r>
-        <w:rPr>
-          <w:rFonts w:ascii="Microsoft JhengHei" w:cs="Microsoft JhengHei" w:eastAsia="Microsoft JhengHei" w:hAnsi="Microsoft JhengHei"/>
-          <w:color w:val="555555"/>
-          <w:sz w:val="18"/>
-          <w:szCs w:val="18"/>
-        </w:rPr>
-        <w:t xml:space="preserve">7　</w:t>
-      </w:r>
-      <w:hyperlink w:history="1" r:id="rIdm-wzpbu2iirkxtwkwdlj9">
+        <w:t xml:space="preserve">6　</w:t>
+      </w:r>
+      <w:hyperlink w:history="1" r:id="rIdkquarnzdwrstoav3nttsv">
         <w:r>
           <w:rPr>
             <w:rStyle w:val="Hyperlink"/>
@@ -8693,9 +8675,9 @@
           <w:sz w:val="18"/>
           <w:szCs w:val="18"/>
         </w:rPr>
-        <w:t xml:space="preserve">8　</w:t>
-      </w:r>
-      <w:hyperlink w:history="1" r:id="rIdmxi-bzllh_oui3cydwyo7">
+        <w:t xml:space="preserve">7　</w:t>
+      </w:r>
+      <w:hyperlink w:history="1" r:id="rIdqz65ylqvgaqwukwnom9gf">
         <w:r>
           <w:rPr>
             <w:rStyle w:val="Hyperlink"/>
@@ -8719,9 +8701,9 @@
           <w:sz w:val="18"/>
           <w:szCs w:val="18"/>
         </w:rPr>
-        <w:t xml:space="preserve">10　</w:t>
-      </w:r>
-      <w:hyperlink w:history="1" r:id="rIdssf-hywilgtp8-ag61v5p">
+        <w:t xml:space="preserve">9　</w:t>
+      </w:r>
+      <w:hyperlink w:history="1" r:id="rIdv54eyl_egw-laq1t2vf81">
         <w:r>
           <w:rPr>
             <w:rStyle w:val="Hyperlink"/>
@@ -8745,9 +8727,9 @@
           <w:sz w:val="18"/>
           <w:szCs w:val="18"/>
         </w:rPr>
-        <w:t xml:space="preserve">13　</w:t>
-      </w:r>
-      <w:hyperlink w:history="1" r:id="rIddfdmk0p39v0cpkuv_wlfm">
+        <w:t xml:space="preserve">12　</w:t>
+      </w:r>
+      <w:hyperlink w:history="1" r:id="rIdoym4s86_edthfgfqe_p6x">
         <w:r>
           <w:rPr>
             <w:rStyle w:val="Hyperlink"/>
@@ -8771,9 +8753,9 @@
           <w:sz w:val="18"/>
           <w:szCs w:val="18"/>
         </w:rPr>
-        <w:t xml:space="preserve">15, 16　</w:t>
-      </w:r>
-      <w:hyperlink w:history="1" r:id="rIdariv4dgcptwy-oeixhzke">
+        <w:t xml:space="preserve">14, 15　</w:t>
+      </w:r>
+      <w:hyperlink w:history="1" r:id="rIdplu-w6vyopr_pdmhl4gdw">
         <w:r>
           <w:rPr>
             <w:rStyle w:val="Hyperlink"/>
@@ -8797,9 +8779,9 @@
           <w:sz w:val="18"/>
           <w:szCs w:val="18"/>
         </w:rPr>
-        <w:t xml:space="preserve">17, 20　</w:t>
-      </w:r>
-      <w:hyperlink w:history="1" r:id="rIdsppxfl975r9ytxjqvhuuz">
+        <w:t xml:space="preserve">16, 19　</w:t>
+      </w:r>
+      <w:hyperlink w:history="1" r:id="rId-zsrhx0i9ov42ugyyxguk">
         <w:r>
           <w:rPr>
             <w:rStyle w:val="Hyperlink"/>
@@ -8823,9 +8805,9 @@
           <w:sz w:val="18"/>
           <w:szCs w:val="18"/>
         </w:rPr>
-        <w:t xml:space="preserve">18　</w:t>
-      </w:r>
-      <w:hyperlink w:history="1" r:id="rIdvpfn6-z4c0bijuvxsqwt7">
+        <w:t xml:space="preserve">17　</w:t>
+      </w:r>
+      <w:hyperlink w:history="1" r:id="rIdq2cpveyalsehdtrlx6j8s">
         <w:r>
           <w:rPr>
             <w:rStyle w:val="Hyperlink"/>
@@ -8849,9 +8831,9 @@
           <w:sz w:val="18"/>
           <w:szCs w:val="18"/>
         </w:rPr>
-        <w:t xml:space="preserve">19　</w:t>
-      </w:r>
-      <w:hyperlink w:history="1" r:id="rId-8salw2ukpiahkltaxodq">
+        <w:t xml:space="preserve">18　</w:t>
+      </w:r>
+      <w:hyperlink w:history="1" r:id="rIdonnkpnz1p3spcemzltex8">
         <w:r>
           <w:rPr>
             <w:rStyle w:val="Hyperlink"/>
@@ -8875,9 +8857,9 @@
           <w:sz w:val="18"/>
           <w:szCs w:val="18"/>
         </w:rPr>
-        <w:t xml:space="preserve">21　</w:t>
-      </w:r>
-      <w:hyperlink w:history="1" r:id="rIdriznvp47sih-lj-fw4cn9">
+        <w:t xml:space="preserve">20　</w:t>
+      </w:r>
+      <w:hyperlink w:history="1" r:id="rId9wqqy-4peocyfa-z9awqd">
         <w:r>
           <w:rPr>
             <w:rStyle w:val="Hyperlink"/>
@@ -8901,9 +8883,9 @@
           <w:sz w:val="18"/>
           <w:szCs w:val="18"/>
         </w:rPr>
-        <w:t xml:space="preserve">22　</w:t>
-      </w:r>
-      <w:hyperlink w:history="1" r:id="rIdmkckeazllpmyhdqvrvrjp">
+        <w:t xml:space="preserve">21　</w:t>
+      </w:r>
+      <w:hyperlink w:history="1" r:id="rIdcaiigwye_gzlpbaqnltp5">
         <w:r>
           <w:rPr>
             <w:rStyle w:val="Hyperlink"/>
@@ -8927,9 +8909,9 @@
           <w:sz w:val="18"/>
           <w:szCs w:val="18"/>
         </w:rPr>
-        <w:t xml:space="preserve">23　</w:t>
-      </w:r>
-      <w:hyperlink w:history="1" r:id="rIdzpgrdbdsjfd2nvhlbfdiy">
+        <w:t xml:space="preserve">22　</w:t>
+      </w:r>
+      <w:hyperlink w:history="1" r:id="rIdk60g7_aqlpvnhe7mmax6e">
         <w:r>
           <w:rPr>
             <w:rStyle w:val="Hyperlink"/>
@@ -8953,9 +8935,9 @@
           <w:sz w:val="18"/>
           <w:szCs w:val="18"/>
         </w:rPr>
-        <w:t xml:space="preserve">24　</w:t>
-      </w:r>
-      <w:hyperlink w:history="1" r:id="rIdiohgzfnou_y_oik5qldeu">
+        <w:t xml:space="preserve">23　</w:t>
+      </w:r>
+      <w:hyperlink w:history="1" r:id="rIdhkqv4hbkgdqtbvmrl5zsr">
         <w:r>
           <w:rPr>
             <w:rStyle w:val="Hyperlink"/>
@@ -8979,9 +8961,9 @@
           <w:sz w:val="18"/>
           <w:szCs w:val="18"/>
         </w:rPr>
-        <w:t xml:space="preserve">25　</w:t>
-      </w:r>
-      <w:hyperlink w:history="1" r:id="rIdyosmkkynn0tmvveni1p0y">
+        <w:t xml:space="preserve">24　</w:t>
+      </w:r>
+      <w:hyperlink w:history="1" r:id="rIdeji-fkje9uxxy3mcq3mso">
         <w:r>
           <w:rPr>
             <w:rStyle w:val="Hyperlink"/>
@@ -9005,9 +8987,9 @@
           <w:sz w:val="18"/>
           <w:szCs w:val="18"/>
         </w:rPr>
-        <w:t xml:space="preserve">26　</w:t>
-      </w:r>
-      <w:hyperlink w:history="1" r:id="rIdnvku_ica8k9r90zokcsj0">
+        <w:t xml:space="preserve">25　</w:t>
+      </w:r>
+      <w:hyperlink w:history="1" r:id="rIdtfgi5_v-q-1w2ifgvrjyy">
         <w:r>
           <w:rPr>
             <w:rStyle w:val="Hyperlink"/>
@@ -9031,9 +9013,9 @@
           <w:sz w:val="18"/>
           <w:szCs w:val="18"/>
         </w:rPr>
-        <w:t xml:space="preserve">27, 31　</w:t>
-      </w:r>
-      <w:hyperlink w:history="1" r:id="rId5b9g-pebm4mbsj0qirkje">
+        <w:t xml:space="preserve">26, 30　</w:t>
+      </w:r>
+      <w:hyperlink w:history="1" r:id="rIduj1uga8vzttcgr3sg2vhq">
         <w:r>
           <w:rPr>
             <w:rStyle w:val="Hyperlink"/>
@@ -9057,9 +9039,9 @@
           <w:sz w:val="18"/>
           <w:szCs w:val="18"/>
         </w:rPr>
-        <w:t xml:space="preserve">28　</w:t>
-      </w:r>
-      <w:hyperlink w:history="1" r:id="rId5cqviervatlbjmfcamqcw">
+        <w:t xml:space="preserve">27　</w:t>
+      </w:r>
+      <w:hyperlink w:history="1" r:id="rIdwq9spcyerwulcpclk6yea">
         <w:r>
           <w:rPr>
             <w:rStyle w:val="Hyperlink"/>
@@ -9083,9 +9065,9 @@
           <w:sz w:val="18"/>
           <w:szCs w:val="18"/>
         </w:rPr>
-        <w:t xml:space="preserve">29　</w:t>
-      </w:r>
-      <w:hyperlink w:history="1" r:id="rIdndvxfrq3jb5krgrz8bmj-">
+        <w:t xml:space="preserve">28　</w:t>
+      </w:r>
+      <w:hyperlink w:history="1" r:id="rIdouzibvnj1t3zjhojtnm23">
         <w:r>
           <w:rPr>
             <w:rStyle w:val="Hyperlink"/>
@@ -9109,9 +9091,9 @@
           <w:sz w:val="18"/>
           <w:szCs w:val="18"/>
         </w:rPr>
-        <w:t xml:space="preserve">30, 32, 33　</w:t>
-      </w:r>
-      <w:hyperlink w:history="1" r:id="rIdcz3wxwzt52wmenyhgnw-i">
+        <w:t xml:space="preserve">29, 31, 32　</w:t>
+      </w:r>
+      <w:hyperlink w:history="1" r:id="rId_tf7xiovdndodqjxzeyal">
         <w:r>
           <w:rPr>
             <w:rStyle w:val="Hyperlink"/>
@@ -9135,9 +9117,9 @@
           <w:sz w:val="18"/>
           <w:szCs w:val="18"/>
         </w:rPr>
-        <w:t xml:space="preserve">34　</w:t>
-      </w:r>
-      <w:hyperlink w:history="1" r:id="rIdx6rawlepvj2fp8wmhxxe_">
+        <w:t xml:space="preserve">33　</w:t>
+      </w:r>
+      <w:hyperlink w:history="1" r:id="rIdlb_vpiq5wgqwrr9byc_x1">
         <w:r>
           <w:rPr>
             <w:rStyle w:val="Hyperlink"/>
@@ -9630,7 +9612,7 @@
         </w:rPr>
         <w:t xml:space="preserve">1　</w:t>
       </w:r>
-      <w:hyperlink w:history="1" r:id="rIdttxeuiy5apqcf715hh2nn">
+      <w:hyperlink w:history="1" r:id="rId3iatbycpy0nld9oz6ggky">
         <w:r>
           <w:rPr>
             <w:rStyle w:val="Hyperlink"/>
@@ -9656,7 +9638,7 @@
         </w:rPr>
         <w:t xml:space="preserve">2, 6　</w:t>
       </w:r>
-      <w:hyperlink w:history="1" r:id="rIdzaqtzta65gz10p74lj1-u">
+      <w:hyperlink w:history="1" r:id="rId1isiobuqrvs2c8vpjgawk">
         <w:r>
           <w:rPr>
             <w:rStyle w:val="Hyperlink"/>
@@ -9682,7 +9664,7 @@
         </w:rPr>
         <w:t xml:space="preserve">3, 7　</w:t>
       </w:r>
-      <w:hyperlink w:history="1" r:id="rIdovzaqi5rhna3ut8ehco4a">
+      <w:hyperlink w:history="1" r:id="rIdr9y8jul--nuzsn8tpn7ak">
         <w:r>
           <w:rPr>
             <w:rStyle w:val="Hyperlink"/>
@@ -9708,7 +9690,7 @@
         </w:rPr>
         <w:t xml:space="preserve">4　</w:t>
       </w:r>
-      <w:hyperlink w:history="1" r:id="rIdzb1avsx07nyfv0sqepaku">
+      <w:hyperlink w:history="1" r:id="rIdbqvqag5rfxokzpqdvl0cy">
         <w:r>
           <w:rPr>
             <w:rStyle w:val="Hyperlink"/>
@@ -9734,7 +9716,7 @@
         </w:rPr>
         <w:t xml:space="preserve">5　</w:t>
       </w:r>
-      <w:hyperlink w:history="1" r:id="rIdyjeyzxrjifpnynikx3ge-">
+      <w:hyperlink w:history="1" r:id="rIdzwapplz5hjbezabnzspzm">
         <w:r>
           <w:rPr>
             <w:rStyle w:val="Hyperlink"/>
@@ -10844,7 +10826,7 @@
         </w:rPr>
         <w:t xml:space="preserve">1, 3　</w:t>
       </w:r>
-      <w:hyperlink w:history="1" r:id="rIdm7dvywfw3xrkr3iiwuzwm">
+      <w:hyperlink w:history="1" r:id="rIdvnznea-fjfu70yfi09ast">
         <w:r>
           <w:rPr>
             <w:rStyle w:val="Hyperlink"/>
@@ -10870,7 +10852,7 @@
         </w:rPr>
         <w:t xml:space="preserve">2　</w:t>
       </w:r>
-      <w:hyperlink w:history="1" r:id="rIdo8w186ryp2acmptmpmg_n">
+      <w:hyperlink w:history="1" r:id="rIdwwrnqwl8py7jrdq7xto35">
         <w:r>
           <w:rPr>
             <w:rStyle w:val="Hyperlink"/>
@@ -10896,7 +10878,7 @@
         </w:rPr>
         <w:t xml:space="preserve">4　</w:t>
       </w:r>
-      <w:hyperlink w:history="1" r:id="rId9dmm5excjamavklob8b6g">
+      <w:hyperlink w:history="1" r:id="rIdxtipmcbpun8o9jhmltl9a">
         <w:r>
           <w:rPr>
             <w:rStyle w:val="Hyperlink"/>
@@ -10922,7 +10904,7 @@
         </w:rPr>
         <w:t xml:space="preserve">5　</w:t>
       </w:r>
-      <w:hyperlink w:history="1" r:id="rIdbt36tgpc5lxw1fjrpypoe">
+      <w:hyperlink w:history="1" r:id="rIdqw-ulu2rxmxvvpnp-8ch-">
         <w:r>
           <w:rPr>
             <w:rStyle w:val="Hyperlink"/>
@@ -10948,7 +10930,7 @@
         </w:rPr>
         <w:t xml:space="preserve">6　</w:t>
       </w:r>
-      <w:hyperlink w:history="1" r:id="rIdyk5t7zmqaddfngiscp8lu">
+      <w:hyperlink w:history="1" r:id="rIdzcd1swp4valc0mvbjwolr">
         <w:r>
           <w:rPr>
             <w:rStyle w:val="Hyperlink"/>
@@ -10974,7 +10956,7 @@
         </w:rPr>
         <w:t xml:space="preserve">7　</w:t>
       </w:r>
-      <w:hyperlink w:history="1" r:id="rIdm4fremfiu1ic0mkezk8st">
+      <w:hyperlink w:history="1" r:id="rIdkujrrz6xnzt1n_gr8pdfl">
         <w:r>
           <w:rPr>
             <w:rStyle w:val="Hyperlink"/>
@@ -11000,7 +10982,7 @@
         </w:rPr>
         <w:t xml:space="preserve">8　</w:t>
       </w:r>
-      <w:hyperlink w:history="1" r:id="rIdij8uwvpwbvez-frfc92fw">
+      <w:hyperlink w:history="1" r:id="rIdnpau399wmjomkn7l6pgvb">
         <w:r>
           <w:rPr>
             <w:rStyle w:val="Hyperlink"/>
@@ -11026,7 +11008,7 @@
         </w:rPr>
         <w:t xml:space="preserve">9　</w:t>
       </w:r>
-      <w:hyperlink w:history="1" r:id="rIdn2i2svxrgsks66y4yq1xb">
+      <w:hyperlink w:history="1" r:id="rId3ygxbvo9ldotfev0magsr">
         <w:r>
           <w:rPr>
             <w:rStyle w:val="Hyperlink"/>
@@ -11052,7 +11034,7 @@
         </w:rPr>
         <w:t xml:space="preserve">10　</w:t>
       </w:r>
-      <w:hyperlink w:history="1" r:id="rIde3osyz501rlvjczvh73ff">
+      <w:hyperlink w:history="1" r:id="rIdgdvw9exal2kanymecpa-d">
         <w:r>
           <w:rPr>
             <w:rStyle w:val="Hyperlink"/>
@@ -11078,7 +11060,7 @@
         </w:rPr>
         <w:t xml:space="preserve">11　</w:t>
       </w:r>
-      <w:hyperlink w:history="1" r:id="rIdql6nb1e6q5gfn9pwqvxpi">
+      <w:hyperlink w:history="1" r:id="rIddzyfv4kqynqflq8pjb7rw">
         <w:r>
           <w:rPr>
             <w:rStyle w:val="Hyperlink"/>
@@ -11104,7 +11086,7 @@
         </w:rPr>
         <w:t xml:space="preserve">12　</w:t>
       </w:r>
-      <w:hyperlink w:history="1" r:id="rIdcyacctnouz8kexsdmncl_">
+      <w:hyperlink w:history="1" r:id="rIdlcijrge98khjfdwg4iwvf">
         <w:r>
           <w:rPr>
             <w:rStyle w:val="Hyperlink"/>
@@ -11130,7 +11112,7 @@
         </w:rPr>
         <w:t xml:space="preserve">13　</w:t>
       </w:r>
-      <w:hyperlink w:history="1" r:id="rIdkgh6wbgnipushog40frjk">
+      <w:hyperlink w:history="1" r:id="rIdvewayjmeutuikgbbkfqxq">
         <w:r>
           <w:rPr>
             <w:rStyle w:val="Hyperlink"/>
@@ -11301,7 +11283,7 @@
           <w:sz w:val="22"/>
           <w:szCs w:val="22"/>
         </w:rPr>
-        <w:t xml:space="preserve">應將修訂圖則及記錄，按本校類別送交下列機構備案：</w:t>
+        <w:t xml:space="preserve">應將修訂圖則／記錄，按本校類別送交下列機構備案：</w:t>
       </w:r>
       <w:r>
         <w:rPr>
@@ -11660,7 +11642,7 @@
         </w:rPr>
         <w:t xml:space="preserve">1　</w:t>
       </w:r>
-      <w:hyperlink w:history="1" r:id="rIdeuoczhdeyerf5jstwmimm">
+      <w:hyperlink w:history="1" r:id="rIddka9bctgu9p_orxmdafzg">
         <w:r>
           <w:rPr>
             <w:rStyle w:val="Hyperlink"/>
@@ -11686,7 +11668,7 @@
         </w:rPr>
         <w:t xml:space="preserve">2　</w:t>
       </w:r>
-      <w:hyperlink w:history="1" r:id="rIdny1gwiupwjqzvymfqityb">
+      <w:hyperlink w:history="1" r:id="rIdbtjplrb6_2-vrq7hjnly0">
         <w:r>
           <w:rPr>
             <w:rStyle w:val="Hyperlink"/>
@@ -11712,7 +11694,7 @@
         </w:rPr>
         <w:t xml:space="preserve">3　</w:t>
       </w:r>
-      <w:hyperlink w:history="1" r:id="rId4tpqswhqwetbe6i9ayvp5">
+      <w:hyperlink w:history="1" r:id="rIdomrh4dbc4xrtwsj2gshw9">
         <w:r>
           <w:rPr>
             <w:rStyle w:val="Hyperlink"/>
@@ -11738,7 +11720,7 @@
         </w:rPr>
         <w:t xml:space="preserve">4　</w:t>
       </w:r>
-      <w:hyperlink w:history="1" r:id="rIdi_1qfjkgbjx10nppd67v3">
+      <w:hyperlink w:history="1" r:id="rIdlzqc7jgcad5jjhfvpgzlc">
         <w:r>
           <w:rPr>
             <w:rStyle w:val="Hyperlink"/>
@@ -11764,7 +11746,7 @@
         </w:rPr>
         <w:t xml:space="preserve">5　</w:t>
       </w:r>
-      <w:hyperlink w:history="1" r:id="rIdd6gzed-jdftkavlmml5sb">
+      <w:hyperlink w:history="1" r:id="rId7uugsstpu4gx4k1egyzlm">
         <w:r>
           <w:rPr>
             <w:rStyle w:val="Hyperlink"/>
@@ -12069,7 +12051,7 @@
         </w:rPr>
         <w:t xml:space="preserve">1　</w:t>
       </w:r>
-      <w:hyperlink w:history="1" r:id="rIdm-xw09qmiszxkmzcjd9el">
+      <w:hyperlink w:history="1" r:id="rIddd6bbmdk6dg3jssxn4flc">
         <w:r>
           <w:rPr>
             <w:rStyle w:val="Hyperlink"/>
@@ -12095,7 +12077,7 @@
         </w:rPr>
         <w:t xml:space="preserve">2, 3, 4　</w:t>
       </w:r>
-      <w:hyperlink w:history="1" r:id="rIdy-47ncvd-on4iwwpqwfeh">
+      <w:hyperlink w:history="1" r:id="rIdk1w51ukdxdtmmpnhv1hez">
         <w:r>
           <w:rPr>
             <w:rStyle w:val="Hyperlink"/>
@@ -12145,7 +12127,7 @@
           <w:sz w:val="22"/>
           <w:szCs w:val="22"/>
         </w:rPr>
-        <w:t xml:space="preserve">教育局為本校（資助學校或按位津貼學校）統一投購「綜合保險計劃」，計劃涵蓋三個組成部分：（一）公眾責任保險；（二）僱員補償保險；（三）團體人身意外保險。該計劃由政府負責投購，為本校師生及相關人員提供公眾責任及人身意外保障，本校毋須就上述三項保障另行投購。</w:t>
+        <w:t xml:space="preserve">教育局為本校（資助學校或按位津貼學校）統一投購「綜合保險計劃」，計劃涵蓋三個組成部分：（一）公眾責任保險；（二）僱員補償保險；（三）團體人身意外保險。該計劃由政府負責投購，為學生提供公眾責任及團體人身意外保險的保障，本校毋須就上述三項保障另行投購。</w:t>
       </w:r>
       <w:r>
         <w:rPr>
@@ -12809,7 +12791,7 @@
         </w:rPr>
         <w:t xml:space="preserve">1　</w:t>
       </w:r>
-      <w:hyperlink w:history="1" r:id="rIdi_a6izmr4kpejs8j9ybhh">
+      <w:hyperlink w:history="1" r:id="rIdshbu8hzcdkifsgh858xrj">
         <w:r>
           <w:rPr>
             <w:rStyle w:val="Hyperlink"/>
@@ -12835,7 +12817,7 @@
         </w:rPr>
         <w:t xml:space="preserve">2　</w:t>
       </w:r>
-      <w:hyperlink w:history="1" r:id="rIdcw0vtbs_z8yvjlpjo6w5i">
+      <w:hyperlink w:history="1" r:id="rId5d9rwx1na0dqfgfkl2bvx">
         <w:r>
           <w:rPr>
             <w:rStyle w:val="Hyperlink"/>
@@ -12861,7 +12843,7 @@
         </w:rPr>
         <w:t xml:space="preserve">3, 4　</w:t>
       </w:r>
-      <w:hyperlink w:history="1" r:id="rIdwypqkd5fjmogscyvepthu">
+      <w:hyperlink w:history="1" r:id="rIdbdeb5xvck0-qzwic-enzw">
         <w:r>
           <w:rPr>
             <w:rStyle w:val="Hyperlink"/>
@@ -12887,7 +12869,7 @@
         </w:rPr>
         <w:t xml:space="preserve">5　</w:t>
       </w:r>
-      <w:hyperlink w:history="1" r:id="rIdnsdkczghd5tnwkezgpimn">
+      <w:hyperlink w:history="1" r:id="rIdhmgyjun_wuz1eqa0hadiz">
         <w:r>
           <w:rPr>
             <w:rStyle w:val="Hyperlink"/>
@@ -13006,7 +12988,7 @@
           <w:sz w:val="22"/>
           <w:szCs w:val="22"/>
         </w:rPr>
-        <w:t xml:space="preserve">教育局以本校學校發展計劃作為評審本校在首份</w:t>
+        <w:t xml:space="preserve">教育局以本校學校發展計劃作為評審本校在首份校董會／</w:t>
       </w:r>
       <w:r>
         <w:rPr>
@@ -13023,7 +13005,7 @@
           <w:sz w:val="22"/>
           <w:szCs w:val="22"/>
         </w:rPr>
-        <w:t xml:space="preserve">服務合約期內整體表現之準則。本校須確保計劃所載內容如實反映辦學方向及工作重點，以備教育局按此進行評審。</w:t>
+        <w:t xml:space="preserve">服務合約期內表現之準則。本校須確保計劃所載內容如實反映辦學方向及工作重點，以備教育局按此進行評審。</w:t>
       </w:r>
       <w:r>
         <w:rPr>
@@ -13463,7 +13445,7 @@
           <w:sz w:val="22"/>
           <w:szCs w:val="22"/>
         </w:rPr>
-        <w:t xml:space="preserve">本校每年應向</w:t>
+        <w:t xml:space="preserve">本校每年應向學校管理委員會或</w:t>
       </w:r>
       <w:r>
         <w:rPr>
@@ -13480,24 +13462,7 @@
           <w:sz w:val="22"/>
           <w:szCs w:val="22"/>
         </w:rPr>
-        <w:t xml:space="preserve">提交學校發展計劃、學校周年計劃及學校報告，供</w:t>
-      </w:r>
-      <w:r>
-        <w:rPr>
-          <w:rFonts w:ascii="Microsoft JhengHei" w:cs="Microsoft JhengHei" w:eastAsia="Microsoft JhengHei" w:hAnsi="Microsoft JhengHei"/>
-          <w:sz w:val="22"/>
-          <w:szCs w:val="22"/>
-          <w:shd w:fill="FFF2B8" w:val="clear"/>
-        </w:rPr>
-        <w:t xml:space="preserve">校董會</w:t>
-      </w:r>
-      <w:r>
-        <w:rPr>
-          <w:rFonts w:ascii="Microsoft JhengHei" w:cs="Microsoft JhengHei" w:eastAsia="Microsoft JhengHei" w:hAnsi="Microsoft JhengHei"/>
-          <w:sz w:val="22"/>
-          <w:szCs w:val="22"/>
-        </w:rPr>
-        <w:t xml:space="preserve">審閱及審批。在制訂上述文件的過程中，本校教職員應全面參與，</w:t>
+        <w:t xml:space="preserve">提交學校發展計劃、學校周年計劃及學校報告，供其審閱及審批。在制訂上述文件的過程中，本校教職員應全面參與，</w:t>
       </w:r>
       <w:r>
         <w:rPr>
@@ -13609,7 +13574,7 @@
         </w:rPr>
         <w:t xml:space="preserve">1　</w:t>
       </w:r>
-      <w:hyperlink w:history="1" r:id="rIdqtcding2tyiyd3e5l4ynt">
+      <w:hyperlink w:history="1" r:id="rIdcdedhtk4icbtxvevg_rlg">
         <w:r>
           <w:rPr>
             <w:rStyle w:val="Hyperlink"/>
@@ -13635,7 +13600,7 @@
         </w:rPr>
         <w:t xml:space="preserve">2　</w:t>
       </w:r>
-      <w:hyperlink w:history="1" r:id="rIdk89edrw_bvucfstjgvjqo">
+      <w:hyperlink w:history="1" r:id="rId2qoljj_ij_q-1qo6ungmv">
         <w:r>
           <w:rPr>
             <w:rStyle w:val="Hyperlink"/>
@@ -13661,7 +13626,7 @@
         </w:rPr>
         <w:t xml:space="preserve">3　</w:t>
       </w:r>
-      <w:hyperlink w:history="1" r:id="rIdojmfo7ijlmqo4anvjpgs4">
+      <w:hyperlink w:history="1" r:id="rIdbmamshzasv4kby17rvy17">
         <w:r>
           <w:rPr>
             <w:rStyle w:val="Hyperlink"/>
@@ -13687,7 +13652,7 @@
         </w:rPr>
         <w:t xml:space="preserve">4, 6　</w:t>
       </w:r>
-      <w:hyperlink w:history="1" r:id="rIdizstlpgxsllhn9qewzqzz">
+      <w:hyperlink w:history="1" r:id="rIdukzwk60aplhiyeouvplwy">
         <w:r>
           <w:rPr>
             <w:rStyle w:val="Hyperlink"/>
@@ -13713,7 +13678,7 @@
         </w:rPr>
         <w:t xml:space="preserve">5　</w:t>
       </w:r>
-      <w:hyperlink w:history="1" r:id="rIdxgp-fvjebnangiko5vkux">
+      <w:hyperlink w:history="1" r:id="rIdzj0ce9goy0gybcwadqqay">
         <w:r>
           <w:rPr>
             <w:rStyle w:val="Hyperlink"/>
@@ -14467,7 +14432,7 @@
         </w:rPr>
         <w:t xml:space="preserve">1　</w:t>
       </w:r>
-      <w:hyperlink w:history="1" r:id="rIdaa6r3fkvdgj-hunjqgyqj">
+      <w:hyperlink w:history="1" r:id="rIdcaryrlmag63yv5mlshoyg">
         <w:r>
           <w:rPr>
             <w:rStyle w:val="Hyperlink"/>
@@ -14493,7 +14458,7 @@
         </w:rPr>
         <w:t xml:space="preserve">2　</w:t>
       </w:r>
-      <w:hyperlink w:history="1" r:id="rIdslm2k61yhcjzckkzklhz8">
+      <w:hyperlink w:history="1" r:id="rId3gs1ugvl4ectxmht5bpqd">
         <w:r>
           <w:rPr>
             <w:rStyle w:val="Hyperlink"/>
@@ -14519,7 +14484,7 @@
         </w:rPr>
         <w:t xml:space="preserve">3　</w:t>
       </w:r>
-      <w:hyperlink w:history="1" r:id="rIdc0vcfztmla2qoo6jd3yjr">
+      <w:hyperlink w:history="1" r:id="rId2pvn3-s65-bctzy5its45">
         <w:r>
           <w:rPr>
             <w:rStyle w:val="Hyperlink"/>
@@ -14545,7 +14510,7 @@
         </w:rPr>
         <w:t xml:space="preserve">4　</w:t>
       </w:r>
-      <w:hyperlink w:history="1" r:id="rIddnskruoj0kd2nsholk2nl">
+      <w:hyperlink w:history="1" r:id="rId_8gpw1vk7n_83rzbrkt3-">
         <w:r>
           <w:rPr>
             <w:rStyle w:val="Hyperlink"/>
@@ -14571,7 +14536,7 @@
         </w:rPr>
         <w:t xml:space="preserve">5　</w:t>
       </w:r>
-      <w:hyperlink w:history="1" r:id="rIddqgyloe3rmbntovovxnpp">
+      <w:hyperlink w:history="1" r:id="rIdcws_7me0edwo2nllg5e-v">
         <w:r>
           <w:rPr>
             <w:rStyle w:val="Hyperlink"/>
@@ -15298,7 +15263,7 @@
         </w:rPr>
         <w:t xml:space="preserve">本校就投訴處理訂定以下程序及規定，以確保投訴得到公正、保密及妥善的處理：
 （一）任何被投訴的人員均不應參與處理事件、監督調查工作，或簽署任何給予投訴人的通信。如果處理投訴的人員私下認識被投訴的人士，或事件涉及前者的利益，該人員應向本校申報利益，並被禁止接觸相關資料。
-（二）本校必須將所有投訴記錄妥為保存；校董會應保存一份投訴記錄冊，監察有關情況，並定期查核未完個案的進度。每一投訴事件告一段落時，本校須就事件擬備載有調查結果、建議和跟進行動的撮要報告並存檔。
+（二）本校必須將所有投訴記錄妥為保存；校董會應保存一份投訴記錄冊，監察有關情況，並每隔一段時間查核未完個案的進度。每一投訴事件告一段落時，本校須就事件擬備載有調查結果、建議和跟進行動的撮要報告並存檔。
 （三）本校須將所有投訴個案的資料，包括所有面見記錄及調查報告，妥為保存。所有投訴內容及資料應絕對保密，只有</w:t>
       </w:r>
       <w:r>
@@ -15552,7 +15517,7 @@
         </w:rPr>
         <w:t xml:space="preserve">1　</w:t>
       </w:r>
-      <w:hyperlink w:history="1" r:id="rIdxueuc28zrx8vt6jy2fyie">
+      <w:hyperlink w:history="1" r:id="rIdjijen2w8ndkhrjt2tpmsu">
         <w:r>
           <w:rPr>
             <w:rStyle w:val="Hyperlink"/>
@@ -15578,7 +15543,7 @@
         </w:rPr>
         <w:t xml:space="preserve">2, 19　</w:t>
       </w:r>
-      <w:hyperlink w:history="1" r:id="rIdqt38ly5lyez9ev38yfay9">
+      <w:hyperlink w:history="1" r:id="rIdvx6_bfautsr6xw0auqz6n">
         <w:r>
           <w:rPr>
             <w:rStyle w:val="Hyperlink"/>
@@ -15604,7 +15569,7 @@
         </w:rPr>
         <w:t xml:space="preserve">3, 6, 17　</w:t>
       </w:r>
-      <w:hyperlink w:history="1" r:id="rIdvt2mwxv_add2n9ukjo8d3">
+      <w:hyperlink w:history="1" r:id="rIdubdcgsqd0o-ehm5ko2obo">
         <w:r>
           <w:rPr>
             <w:rStyle w:val="Hyperlink"/>
@@ -15630,7 +15595,7 @@
         </w:rPr>
         <w:t xml:space="preserve">4　</w:t>
       </w:r>
-      <w:hyperlink w:history="1" r:id="rId2ybz-lgwtyjuo-jv6ewe1">
+      <w:hyperlink w:history="1" r:id="rIdmhsrq6x_twlb-lvjgjkoj">
         <w:r>
           <w:rPr>
             <w:rStyle w:val="Hyperlink"/>
@@ -15656,7 +15621,7 @@
         </w:rPr>
         <w:t xml:space="preserve">5　</w:t>
       </w:r>
-      <w:hyperlink w:history="1" r:id="rId6-k7hvyys-lbrre7iqngm">
+      <w:hyperlink w:history="1" r:id="rIdbdpx9dag_atvwvhk73bgr">
         <w:r>
           <w:rPr>
             <w:rStyle w:val="Hyperlink"/>
@@ -15682,7 +15647,7 @@
         </w:rPr>
         <w:t xml:space="preserve">7, 10　</w:t>
       </w:r>
-      <w:hyperlink w:history="1" r:id="rIdijarg5q9f8yecfwq-jzfg">
+      <w:hyperlink w:history="1" r:id="rId_j2skdjprtaabktoo_bcl">
         <w:r>
           <w:rPr>
             <w:rStyle w:val="Hyperlink"/>
@@ -15708,7 +15673,7 @@
         </w:rPr>
         <w:t xml:space="preserve">8　</w:t>
       </w:r>
-      <w:hyperlink w:history="1" r:id="rIdj-r1lm_bqhl4wk8yi6eow">
+      <w:hyperlink w:history="1" r:id="rId_nnpljhlwj0o4bu7nnoap">
         <w:r>
           <w:rPr>
             <w:rStyle w:val="Hyperlink"/>
@@ -15734,7 +15699,7 @@
         </w:rPr>
         <w:t xml:space="preserve">9　</w:t>
       </w:r>
-      <w:hyperlink w:history="1" r:id="rIduegfwrolv4o4blioacnd-">
+      <w:hyperlink w:history="1" r:id="rIdpqmlk62cuktrphl3rmxjr">
         <w:r>
           <w:rPr>
             <w:rStyle w:val="Hyperlink"/>
@@ -15760,7 +15725,7 @@
         </w:rPr>
         <w:t xml:space="preserve">11　</w:t>
       </w:r>
-      <w:hyperlink w:history="1" r:id="rIdduhmynchbo4rx6b7hcqwb">
+      <w:hyperlink w:history="1" r:id="rIdh0qrnuwgj2vbji-mrqity">
         <w:r>
           <w:rPr>
             <w:rStyle w:val="Hyperlink"/>
@@ -15786,7 +15751,7 @@
         </w:rPr>
         <w:t xml:space="preserve">12　</w:t>
       </w:r>
-      <w:hyperlink w:history="1" r:id="rIdt8esan5p1pq49ry1i-ggg">
+      <w:hyperlink w:history="1" r:id="rIdhmfas_jllyump64hz63tp">
         <w:r>
           <w:rPr>
             <w:rStyle w:val="Hyperlink"/>
@@ -15812,7 +15777,7 @@
         </w:rPr>
         <w:t xml:space="preserve">13　</w:t>
       </w:r>
-      <w:hyperlink w:history="1" r:id="rIdjg8rai8hdjanesyn-p855">
+      <w:hyperlink w:history="1" r:id="rIds__8rvwhuv943bch3sqal">
         <w:r>
           <w:rPr>
             <w:rStyle w:val="Hyperlink"/>
@@ -15838,7 +15803,7 @@
         </w:rPr>
         <w:t xml:space="preserve">14　</w:t>
       </w:r>
-      <w:hyperlink w:history="1" r:id="rIda4idrgw-apq06rot_btyv">
+      <w:hyperlink w:history="1" r:id="rId8vrrkxmveq3xtwrpfteqc">
         <w:r>
           <w:rPr>
             <w:rStyle w:val="Hyperlink"/>
@@ -15864,7 +15829,7 @@
         </w:rPr>
         <w:t xml:space="preserve">15　</w:t>
       </w:r>
-      <w:hyperlink w:history="1" r:id="rIducx8ndywnx_muoodv9mo3">
+      <w:hyperlink w:history="1" r:id="rIdtx22ovxciv2_ynsedpkw6">
         <w:r>
           <w:rPr>
             <w:rStyle w:val="Hyperlink"/>
@@ -15890,7 +15855,7 @@
         </w:rPr>
         <w:t xml:space="preserve">16　</w:t>
       </w:r>
-      <w:hyperlink w:history="1" r:id="rId1sndod5k_howstp96o9k1">
+      <w:hyperlink w:history="1" r:id="rId3lzdksfkbzt-389pwblny">
         <w:r>
           <w:rPr>
             <w:rStyle w:val="Hyperlink"/>
@@ -15916,7 +15881,7 @@
         </w:rPr>
         <w:t xml:space="preserve">18　</w:t>
       </w:r>
-      <w:hyperlink w:history="1" r:id="rId_2ugy6w1xj0g3_plsjavz">
+      <w:hyperlink w:history="1" r:id="rIdkkvvhkqbnmg5jutjhbywj">
         <w:r>
           <w:rPr>
             <w:rStyle w:val="Hyperlink"/>
@@ -16861,7 +16826,7 @@
         </w:rPr>
         <w:t xml:space="preserve">1　</w:t>
       </w:r>
-      <w:hyperlink w:history="1" r:id="rIda-gtt3257yyruadei3he6">
+      <w:hyperlink w:history="1" r:id="rIdd4kq-sk0es_9sjstvdhq2">
         <w:r>
           <w:rPr>
             <w:rStyle w:val="Hyperlink"/>
@@ -16887,7 +16852,7 @@
         </w:rPr>
         <w:t xml:space="preserve">2　</w:t>
       </w:r>
-      <w:hyperlink w:history="1" r:id="rIdiwfwqfu9efdask_-2yktx">
+      <w:hyperlink w:history="1" r:id="rIdgutaod6bbutzp6g1x5seq">
         <w:r>
           <w:rPr>
             <w:rStyle w:val="Hyperlink"/>
@@ -16913,7 +16878,7 @@
         </w:rPr>
         <w:t xml:space="preserve">3　</w:t>
       </w:r>
-      <w:hyperlink w:history="1" r:id="rIdoagod7lpiccxrnm7rygeu">
+      <w:hyperlink w:history="1" r:id="rIdmscjqtgdlxj087qxhzot8">
         <w:r>
           <w:rPr>
             <w:rStyle w:val="Hyperlink"/>
@@ -16939,7 +16904,7 @@
         </w:rPr>
         <w:t xml:space="preserve">4　</w:t>
       </w:r>
-      <w:hyperlink w:history="1" r:id="rIdqioe7_ocjzjwwnksinm6c">
+      <w:hyperlink w:history="1" r:id="rIdx7e6d6cj0iktou2by_ltm">
         <w:r>
           <w:rPr>
             <w:rStyle w:val="Hyperlink"/>
@@ -16965,7 +16930,7 @@
         </w:rPr>
         <w:t xml:space="preserve">5　</w:t>
       </w:r>
-      <w:hyperlink w:history="1" r:id="rIdyu6amyzdh6iusrmfqyjzr">
+      <w:hyperlink w:history="1" r:id="rId5ptxeq4v5ncu5lav3dbiz">
         <w:r>
           <w:rPr>
             <w:rStyle w:val="Hyperlink"/>
@@ -16991,7 +16956,7 @@
         </w:rPr>
         <w:t xml:space="preserve">6　</w:t>
       </w:r>
-      <w:hyperlink w:history="1" r:id="rId-3nw1hme4c-o6oq5uqqc8">
+      <w:hyperlink w:history="1" r:id="rId0fromme_mqt7nsoqilqou">
         <w:r>
           <w:rPr>
             <w:rStyle w:val="Hyperlink"/>
@@ -17017,7 +16982,7 @@
         </w:rPr>
         <w:t xml:space="preserve">7　</w:t>
       </w:r>
-      <w:hyperlink w:history="1" r:id="rIdkiliz4hvrts4_mzydqvzs">
+      <w:hyperlink w:history="1" r:id="rIde1augsrx_ezrugt2eprsf">
         <w:r>
           <w:rPr>
             <w:rStyle w:val="Hyperlink"/>
@@ -17043,7 +17008,7 @@
         </w:rPr>
         <w:t xml:space="preserve">8　</w:t>
       </w:r>
-      <w:hyperlink w:history="1" r:id="rIdyttubm25eyvkq2tjovthv">
+      <w:hyperlink w:history="1" r:id="rIdvfpzez9nzsrth_sx4uvx9">
         <w:r>
           <w:rPr>
             <w:rStyle w:val="Hyperlink"/>
@@ -17069,7 +17034,7 @@
         </w:rPr>
         <w:t xml:space="preserve">9　</w:t>
       </w:r>
-      <w:hyperlink w:history="1" r:id="rIdrbvox1acnkz-6fgitx4ms">
+      <w:hyperlink w:history="1" r:id="rIdk0vajv-4txfc-r1njmrn8">
         <w:r>
           <w:rPr>
             <w:rStyle w:val="Hyperlink"/>
@@ -17095,7 +17060,7 @@
         </w:rPr>
         <w:t xml:space="preserve">10, 11　</w:t>
       </w:r>
-      <w:hyperlink w:history="1" r:id="rIdqhoxh0xd0-olp45ycad3b">
+      <w:hyperlink w:history="1" r:id="rIdvl8jqvvimrqi7b0_twjc7">
         <w:r>
           <w:rPr>
             <w:rStyle w:val="Hyperlink"/>
@@ -17121,7 +17086,7 @@
         </w:rPr>
         <w:t xml:space="preserve">12　</w:t>
       </w:r>
-      <w:hyperlink w:history="1" r:id="rIdzjzejz16_gab60ka8lgu4">
+      <w:hyperlink w:history="1" r:id="rIdai8mvkmvxlrojr4tfcp0t">
         <w:r>
           <w:rPr>
             <w:rStyle w:val="Hyperlink"/>
@@ -17147,7 +17112,7 @@
         </w:rPr>
         <w:t xml:space="preserve">13　</w:t>
       </w:r>
-      <w:hyperlink w:history="1" r:id="rId9zg0j4mqgjkqu7y6i6kq_">
+      <w:hyperlink w:history="1" r:id="rIdhf3ynyqbdvbn8vtyvquhx">
         <w:r>
           <w:rPr>
             <w:rStyle w:val="Hyperlink"/>
@@ -17173,7 +17138,7 @@
         </w:rPr>
         <w:t xml:space="preserve">14　</w:t>
       </w:r>
-      <w:hyperlink w:history="1" r:id="rIdxle-ttpg-f8alz5pcq6a2">
+      <w:hyperlink w:history="1" r:id="rIduo9b9jdnr5abefe4ylanl">
         <w:r>
           <w:rPr>
             <w:rStyle w:val="Hyperlink"/>
@@ -17199,7 +17164,7 @@
         </w:rPr>
         <w:t xml:space="preserve">15　</w:t>
       </w:r>
-      <w:hyperlink w:history="1" r:id="rIdaqabooxczkfn5hhzpefxk">
+      <w:hyperlink w:history="1" r:id="rIdi-ybcjv56so2fwxzqdllh">
         <w:r>
           <w:rPr>
             <w:rStyle w:val="Hyperlink"/>

--- a/dev/checklists/gov_admin/本校校務行政政策_學校版_DRAFT.docx
+++ b/dev/checklists/gov_admin/本校校務行政政策_學校版_DRAFT.docx
@@ -2081,7 +2081,7 @@
         </w:rPr>
         <w:t xml:space="preserve">1　</w:t>
       </w:r>
-      <w:hyperlink w:history="1" r:id="rId77mlsiy1qbnbvokqa_fup">
+      <w:hyperlink w:history="1" r:id="rId8vwhgqsncddlu5bg30rek">
         <w:r>
           <w:rPr>
             <w:rStyle w:val="Hyperlink"/>
@@ -2107,7 +2107,7 @@
         </w:rPr>
         <w:t xml:space="preserve">2　</w:t>
       </w:r>
-      <w:hyperlink w:history="1" r:id="rIdpmg6hy3yvu57mgubu3c9l">
+      <w:hyperlink w:history="1" r:id="rId3tkyipantood_pu9msio4">
         <w:r>
           <w:rPr>
             <w:rStyle w:val="Hyperlink"/>
@@ -2133,7 +2133,7 @@
         </w:rPr>
         <w:t xml:space="preserve">3　</w:t>
       </w:r>
-      <w:hyperlink w:history="1" r:id="rIdmqm9ifoitdp6ib88ibyia">
+      <w:hyperlink w:history="1" r:id="rId5wifp7cv2hbhusd5qjpqu">
         <w:r>
           <w:rPr>
             <w:rStyle w:val="Hyperlink"/>
@@ -2159,7 +2159,7 @@
         </w:rPr>
         <w:t xml:space="preserve">4, 19　</w:t>
       </w:r>
-      <w:hyperlink w:history="1" r:id="rIdsm5_tx94oesqatoma1-fv">
+      <w:hyperlink w:history="1" r:id="rIduos1db8qjl0_7q_ca1-_9">
         <w:r>
           <w:rPr>
             <w:rStyle w:val="Hyperlink"/>
@@ -2185,7 +2185,7 @@
         </w:rPr>
         <w:t xml:space="preserve">5　</w:t>
       </w:r>
-      <w:hyperlink w:history="1" r:id="rIda0x05pqbyv-bi55ebur57">
+      <w:hyperlink w:history="1" r:id="rIdtvqspuuo9yfled3snpmtk">
         <w:r>
           <w:rPr>
             <w:rStyle w:val="Hyperlink"/>
@@ -2211,7 +2211,7 @@
         </w:rPr>
         <w:t xml:space="preserve">6　</w:t>
       </w:r>
-      <w:hyperlink w:history="1" r:id="rIdz8jlksdu4mtc_4mt1-naz">
+      <w:hyperlink w:history="1" r:id="rId4vmg5f9uwte5_uwwcmjbh">
         <w:r>
           <w:rPr>
             <w:rStyle w:val="Hyperlink"/>
@@ -2237,7 +2237,7 @@
         </w:rPr>
         <w:t xml:space="preserve">7　</w:t>
       </w:r>
-      <w:hyperlink w:history="1" r:id="rIdofnjnvbgpw09pp3wws4ru">
+      <w:hyperlink w:history="1" r:id="rIdgf-tg8xn4y2kym_cweq04">
         <w:r>
           <w:rPr>
             <w:rStyle w:val="Hyperlink"/>
@@ -2263,7 +2263,7 @@
         </w:rPr>
         <w:t xml:space="preserve">8　</w:t>
       </w:r>
-      <w:hyperlink w:history="1" r:id="rId7zprwevecvrl_7n398owq">
+      <w:hyperlink w:history="1" r:id="rIdkcj5fr6cc47ihqywm52dq">
         <w:r>
           <w:rPr>
             <w:rStyle w:val="Hyperlink"/>
@@ -2289,7 +2289,7 @@
         </w:rPr>
         <w:t xml:space="preserve">9　</w:t>
       </w:r>
-      <w:hyperlink w:history="1" r:id="rIdnkvznivkht9wzhvdhmxfj">
+      <w:hyperlink w:history="1" r:id="rId1xjndxj_ynx48wiupcmaa">
         <w:r>
           <w:rPr>
             <w:rStyle w:val="Hyperlink"/>
@@ -2315,7 +2315,7 @@
         </w:rPr>
         <w:t xml:space="preserve">10　</w:t>
       </w:r>
-      <w:hyperlink w:history="1" r:id="rIdwn9uby2hna5ektmcxldfs">
+      <w:hyperlink w:history="1" r:id="rIdz7ncbyxi1g952zsqfro58">
         <w:r>
           <w:rPr>
             <w:rStyle w:val="Hyperlink"/>
@@ -2341,7 +2341,7 @@
         </w:rPr>
         <w:t xml:space="preserve">11　</w:t>
       </w:r>
-      <w:hyperlink w:history="1" r:id="rIdgixtfqorobfprw7_o7glo">
+      <w:hyperlink w:history="1" r:id="rIdka6efqukdiqlet0zaytue">
         <w:r>
           <w:rPr>
             <w:rStyle w:val="Hyperlink"/>
@@ -2367,7 +2367,7 @@
         </w:rPr>
         <w:t xml:space="preserve">12　</w:t>
       </w:r>
-      <w:hyperlink w:history="1" r:id="rIdbyz8tupzbgi63z62ksl2t">
+      <w:hyperlink w:history="1" r:id="rIdf5wgju4iogy0hmqw_f-nd">
         <w:r>
           <w:rPr>
             <w:rStyle w:val="Hyperlink"/>
@@ -2393,7 +2393,7 @@
         </w:rPr>
         <w:t xml:space="preserve">13　</w:t>
       </w:r>
-      <w:hyperlink w:history="1" r:id="rIdcbqfx7dv0zqyb40rds2iq">
+      <w:hyperlink w:history="1" r:id="rIdc2wx2g7yhchapuaxplihu">
         <w:r>
           <w:rPr>
             <w:rStyle w:val="Hyperlink"/>
@@ -2419,7 +2419,7 @@
         </w:rPr>
         <w:t xml:space="preserve">14, 22　</w:t>
       </w:r>
-      <w:hyperlink w:history="1" r:id="rId0gjnsimv5gdypwsxqbbex">
+      <w:hyperlink w:history="1" r:id="rIdpnb0fvmnfr8h2pmnhlp8p">
         <w:r>
           <w:rPr>
             <w:rStyle w:val="Hyperlink"/>
@@ -2445,7 +2445,7 @@
         </w:rPr>
         <w:t xml:space="preserve">15　</w:t>
       </w:r>
-      <w:hyperlink w:history="1" r:id="rIduxqcqnc2pqr8fu_jvatlu">
+      <w:hyperlink w:history="1" r:id="rIdksbsjjapxaobwlwcpgs8j">
         <w:r>
           <w:rPr>
             <w:rStyle w:val="Hyperlink"/>
@@ -2471,7 +2471,7 @@
         </w:rPr>
         <w:t xml:space="preserve">16　</w:t>
       </w:r>
-      <w:hyperlink w:history="1" r:id="rIddgpdljw378m_wfvivt6uo">
+      <w:hyperlink w:history="1" r:id="rIdn45qgzmnjnlhcyn1txnrr">
         <w:r>
           <w:rPr>
             <w:rStyle w:val="Hyperlink"/>
@@ -2497,7 +2497,7 @@
         </w:rPr>
         <w:t xml:space="preserve">17　</w:t>
       </w:r>
-      <w:hyperlink w:history="1" r:id="rIdw58j0vbvw3v68xszp0lbj">
+      <w:hyperlink w:history="1" r:id="rIdkz9ovtofgbwrooi_eyhzl">
         <w:r>
           <w:rPr>
             <w:rStyle w:val="Hyperlink"/>
@@ -2523,7 +2523,7 @@
         </w:rPr>
         <w:t xml:space="preserve">18　</w:t>
       </w:r>
-      <w:hyperlink w:history="1" r:id="rIdqex4zeijtosjvijb62zdn">
+      <w:hyperlink w:history="1" r:id="rId0grajkfbmt0adumoqxjsh">
         <w:r>
           <w:rPr>
             <w:rStyle w:val="Hyperlink"/>
@@ -2549,7 +2549,7 @@
         </w:rPr>
         <w:t xml:space="preserve">20　</w:t>
       </w:r>
-      <w:hyperlink w:history="1" r:id="rIdf6ytzhkkhniaw_k4kqsrw">
+      <w:hyperlink w:history="1" r:id="rIdl8s4nekteocc6otm6a7r_">
         <w:r>
           <w:rPr>
             <w:rStyle w:val="Hyperlink"/>
@@ -2575,7 +2575,7 @@
         </w:rPr>
         <w:t xml:space="preserve">21, 23　</w:t>
       </w:r>
-      <w:hyperlink w:history="1" r:id="rId5-trxzln0sis4qke1d9aw">
+      <w:hyperlink w:history="1" r:id="rId46fovxxw4gsxkwzsrkqoc">
         <w:r>
           <w:rPr>
             <w:rStyle w:val="Hyperlink"/>
@@ -2601,7 +2601,7 @@
         </w:rPr>
         <w:t xml:space="preserve">24　</w:t>
       </w:r>
-      <w:hyperlink w:history="1" r:id="rIdophsxjkc2dubjlo-341aq">
+      <w:hyperlink w:history="1" r:id="rIdtdqjr0qp4euvczup39qur">
         <w:r>
           <w:rPr>
             <w:rStyle w:val="Hyperlink"/>
@@ -2627,7 +2627,7 @@
         </w:rPr>
         <w:t xml:space="preserve">25　</w:t>
       </w:r>
-      <w:hyperlink w:history="1" r:id="rIdicuwadcg73a14rvzndcep">
+      <w:hyperlink w:history="1" r:id="rIdq1d_frw1fptiwvmbqupqy">
         <w:r>
           <w:rPr>
             <w:rStyle w:val="Hyperlink"/>
@@ -2653,7 +2653,7 @@
         </w:rPr>
         <w:t xml:space="preserve">26　</w:t>
       </w:r>
-      <w:hyperlink w:history="1" r:id="rIdcozfymq7dpoe7fqby_wpj">
+      <w:hyperlink w:history="1" r:id="rId1kzugbh0inernmnqlsrts">
         <w:r>
           <w:rPr>
             <w:rStyle w:val="Hyperlink"/>
@@ -2679,7 +2679,7 @@
         </w:rPr>
         <w:t xml:space="preserve">27　</w:t>
       </w:r>
-      <w:hyperlink w:history="1" r:id="rId76prd9axydvd2xwjc7ayf">
+      <w:hyperlink w:history="1" r:id="rIdgtpwxcqdciri-2m5p-mwk">
         <w:r>
           <w:rPr>
             <w:rStyle w:val="Hyperlink"/>
@@ -2705,7 +2705,7 @@
         </w:rPr>
         <w:t xml:space="preserve">28　</w:t>
       </w:r>
-      <w:hyperlink w:history="1" r:id="rId_tdgizkk4iopous_gief2">
+      <w:hyperlink w:history="1" r:id="rIdlwml6l8isl2s5wlhwxxjy">
         <w:r>
           <w:rPr>
             <w:rStyle w:val="Hyperlink"/>
@@ -2731,7 +2731,7 @@
         </w:rPr>
         <w:t xml:space="preserve">29　</w:t>
       </w:r>
-      <w:hyperlink w:history="1" r:id="rIdf5e_qqk460i-3_srkgpgd">
+      <w:hyperlink w:history="1" r:id="rIdo45fps24njo0pvi38bw-v">
         <w:r>
           <w:rPr>
             <w:rStyle w:val="Hyperlink"/>
@@ -2757,7 +2757,7 @@
         </w:rPr>
         <w:t xml:space="preserve">30　</w:t>
       </w:r>
-      <w:hyperlink w:history="1" r:id="rIdbirj287wesfgvwvxcel9p">
+      <w:hyperlink w:history="1" r:id="rIdmzem7jcgkd73avvoffbwb">
         <w:r>
           <w:rPr>
             <w:rStyle w:val="Hyperlink"/>
@@ -2783,7 +2783,7 @@
         </w:rPr>
         <w:t xml:space="preserve">31　</w:t>
       </w:r>
-      <w:hyperlink w:history="1" r:id="rIddpambyzym8yuum3dt3sjp">
+      <w:hyperlink w:history="1" r:id="rIdpd3iv6lfzx6-cscecoyyb">
         <w:r>
           <w:rPr>
             <w:rStyle w:val="Hyperlink"/>
@@ -4011,7 +4011,7 @@
         </w:rPr>
         <w:t xml:space="preserve">1　</w:t>
       </w:r>
-      <w:hyperlink w:history="1" r:id="rIdnf7vevefyj7mpuzfxxj3k">
+      <w:hyperlink w:history="1" r:id="rIdxs6bguqnk4qxrfiy4lf1h">
         <w:r>
           <w:rPr>
             <w:rStyle w:val="Hyperlink"/>
@@ -4037,7 +4037,7 @@
         </w:rPr>
         <w:t xml:space="preserve">2　</w:t>
       </w:r>
-      <w:hyperlink w:history="1" r:id="rId4bkctw0x2ynhd_ecpplk3">
+      <w:hyperlink w:history="1" r:id="rIdaesgkvhqu_-xuflwvswpa">
         <w:r>
           <w:rPr>
             <w:rStyle w:val="Hyperlink"/>
@@ -4063,7 +4063,7 @@
         </w:rPr>
         <w:t xml:space="preserve">3　</w:t>
       </w:r>
-      <w:hyperlink w:history="1" r:id="rIdp3mwb3hegyeoszqfizsqp">
+      <w:hyperlink w:history="1" r:id="rId2uuhomfy1el1lcwetqdr1">
         <w:r>
           <w:rPr>
             <w:rStyle w:val="Hyperlink"/>
@@ -4089,7 +4089,7 @@
         </w:rPr>
         <w:t xml:space="preserve">4, 8, 11　</w:t>
       </w:r>
-      <w:hyperlink w:history="1" r:id="rIdibwh2pat7m7fsfmf7pf0j">
+      <w:hyperlink w:history="1" r:id="rId4wk4xht0q4kr2e0k7mz52">
         <w:r>
           <w:rPr>
             <w:rStyle w:val="Hyperlink"/>
@@ -4115,7 +4115,7 @@
         </w:rPr>
         <w:t xml:space="preserve">5, 6　</w:t>
       </w:r>
-      <w:hyperlink w:history="1" r:id="rIdopz4zs5thpvn8cmopmiul">
+      <w:hyperlink w:history="1" r:id="rIdcwl1iifnn5legvafubzcr">
         <w:r>
           <w:rPr>
             <w:rStyle w:val="Hyperlink"/>
@@ -4141,7 +4141,7 @@
         </w:rPr>
         <w:t xml:space="preserve">7　</w:t>
       </w:r>
-      <w:hyperlink w:history="1" r:id="rIdkxsl8jpkykjw4xo7f7wg1">
+      <w:hyperlink w:history="1" r:id="rIdagtr2iod5iiaryjtm0bb4">
         <w:r>
           <w:rPr>
             <w:rStyle w:val="Hyperlink"/>
@@ -4167,7 +4167,7 @@
         </w:rPr>
         <w:t xml:space="preserve">9　</w:t>
       </w:r>
-      <w:hyperlink w:history="1" r:id="rId14tm-wf2glpfibkzkro1q">
+      <w:hyperlink w:history="1" r:id="rIdfr-p4grqtq6u6a4gcjypu">
         <w:r>
           <w:rPr>
             <w:rStyle w:val="Hyperlink"/>
@@ -4193,7 +4193,7 @@
         </w:rPr>
         <w:t xml:space="preserve">10　</w:t>
       </w:r>
-      <w:hyperlink w:history="1" r:id="rIdeetgfpcysn4gx6nszb9fa">
+      <w:hyperlink w:history="1" r:id="rIdcek3erqinvitekuk5ewak">
         <w:r>
           <w:rPr>
             <w:rStyle w:val="Hyperlink"/>
@@ -4219,7 +4219,7 @@
         </w:rPr>
         <w:t xml:space="preserve">12　</w:t>
       </w:r>
-      <w:hyperlink w:history="1" r:id="rIdrugx117rvnizehtlm-pve">
+      <w:hyperlink w:history="1" r:id="rId_0xs2dryqkoqk1yvbc7sa">
         <w:r>
           <w:rPr>
             <w:rStyle w:val="Hyperlink"/>
@@ -4245,7 +4245,7 @@
         </w:rPr>
         <w:t xml:space="preserve">13　</w:t>
       </w:r>
-      <w:hyperlink w:history="1" r:id="rIdfr5pql1zbbdh1k32wpo_3">
+      <w:hyperlink w:history="1" r:id="rIduhdslrbb8bdtws-ttvpc8">
         <w:r>
           <w:rPr>
             <w:rStyle w:val="Hyperlink"/>
@@ -5249,7 +5249,7 @@
         </w:rPr>
         <w:t xml:space="preserve">1　</w:t>
       </w:r>
-      <w:hyperlink w:history="1" r:id="rId9g8gs440cxw2c6o0v9ohm">
+      <w:hyperlink w:history="1" r:id="rId-jplsuk4qbsg2ierro0wk">
         <w:r>
           <w:rPr>
             <w:rStyle w:val="Hyperlink"/>
@@ -5275,7 +5275,7 @@
         </w:rPr>
         <w:t xml:space="preserve">2　</w:t>
       </w:r>
-      <w:hyperlink w:history="1" r:id="rIdtvg49w4rit0q26xugosth">
+      <w:hyperlink w:history="1" r:id="rId0ohmjpmhpj2bwx2terqcd">
         <w:r>
           <w:rPr>
             <w:rStyle w:val="Hyperlink"/>
@@ -5301,7 +5301,7 @@
         </w:rPr>
         <w:t xml:space="preserve">3　</w:t>
       </w:r>
-      <w:hyperlink w:history="1" r:id="rIdqyrtpsephi9o1ijgrtgas">
+      <w:hyperlink w:history="1" r:id="rIdh-ai2onuxiry2o9tcuqss">
         <w:r>
           <w:rPr>
             <w:rStyle w:val="Hyperlink"/>
@@ -5327,7 +5327,7 @@
         </w:rPr>
         <w:t xml:space="preserve">4　</w:t>
       </w:r>
-      <w:hyperlink w:history="1" r:id="rIdv1elqig3nivmambgqavrl">
+      <w:hyperlink w:history="1" r:id="rIdlxmvoifpoqd7h3am8dgyr">
         <w:r>
           <w:rPr>
             <w:rStyle w:val="Hyperlink"/>
@@ -5353,7 +5353,7 @@
         </w:rPr>
         <w:t xml:space="preserve">5　</w:t>
       </w:r>
-      <w:hyperlink w:history="1" r:id="rIdrxn2ed-n9rrdv7v4oy7bi">
+      <w:hyperlink w:history="1" r:id="rIdzpwp39zmg5fjbqtem5qow">
         <w:r>
           <w:rPr>
             <w:rStyle w:val="Hyperlink"/>
@@ -5379,7 +5379,7 @@
         </w:rPr>
         <w:t xml:space="preserve">6, 7, 22　</w:t>
       </w:r>
-      <w:hyperlink w:history="1" r:id="rId_lr9_kcxgoptexen1dirh">
+      <w:hyperlink w:history="1" r:id="rIdn7mxcxb3fxxbow0fp87da">
         <w:r>
           <w:rPr>
             <w:rStyle w:val="Hyperlink"/>
@@ -5405,7 +5405,7 @@
         </w:rPr>
         <w:t xml:space="preserve">8　</w:t>
       </w:r>
-      <w:hyperlink w:history="1" r:id="rId-jf2slersq6q3bcjp7esw">
+      <w:hyperlink w:history="1" r:id="rIdjd2o24c9dlkgnbaizbwgp">
         <w:r>
           <w:rPr>
             <w:rStyle w:val="Hyperlink"/>
@@ -5431,7 +5431,7 @@
         </w:rPr>
         <w:t xml:space="preserve">9, 24　</w:t>
       </w:r>
-      <w:hyperlink w:history="1" r:id="rId0d4hsmjbrp_oyfsefsief">
+      <w:hyperlink w:history="1" r:id="rIdhwgdnotwwhspbpuipuu2t">
         <w:r>
           <w:rPr>
             <w:rStyle w:val="Hyperlink"/>
@@ -5457,7 +5457,7 @@
         </w:rPr>
         <w:t xml:space="preserve">10, 14　</w:t>
       </w:r>
-      <w:hyperlink w:history="1" r:id="rIdoigdgyg733zxnj1dh1zl0">
+      <w:hyperlink w:history="1" r:id="rIdwpk7maqksxf-b-gbbgopi">
         <w:r>
           <w:rPr>
             <w:rStyle w:val="Hyperlink"/>
@@ -5483,7 +5483,7 @@
         </w:rPr>
         <w:t xml:space="preserve">11　</w:t>
       </w:r>
-      <w:hyperlink w:history="1" r:id="rIdsn85lnye1q_prw9lukmd-">
+      <w:hyperlink w:history="1" r:id="rIduz6tmxdqco1dt54qc5i0q">
         <w:r>
           <w:rPr>
             <w:rStyle w:val="Hyperlink"/>
@@ -5509,7 +5509,7 @@
         </w:rPr>
         <w:t xml:space="preserve">12　</w:t>
       </w:r>
-      <w:hyperlink w:history="1" r:id="rId8glka6ezpohmmzrskjptu">
+      <w:hyperlink w:history="1" r:id="rIdsmmfvlglpdhfmp8ccregh">
         <w:r>
           <w:rPr>
             <w:rStyle w:val="Hyperlink"/>
@@ -5535,7 +5535,7 @@
         </w:rPr>
         <w:t xml:space="preserve">13　</w:t>
       </w:r>
-      <w:hyperlink w:history="1" r:id="rIdsxnrwmthcg5dbyaaws0er">
+      <w:hyperlink w:history="1" r:id="rIdh0pcllineqm0zqxgp6uce">
         <w:r>
           <w:rPr>
             <w:rStyle w:val="Hyperlink"/>
@@ -5561,7 +5561,7 @@
         </w:rPr>
         <w:t xml:space="preserve">15　</w:t>
       </w:r>
-      <w:hyperlink w:history="1" r:id="rId3ixwevddehyfk4kcbxtyp">
+      <w:hyperlink w:history="1" r:id="rIdyztjg0jagdnuhwm4ovr83">
         <w:r>
           <w:rPr>
             <w:rStyle w:val="Hyperlink"/>
@@ -5587,7 +5587,7 @@
         </w:rPr>
         <w:t xml:space="preserve">16　</w:t>
       </w:r>
-      <w:hyperlink w:history="1" r:id="rIdiamrtnbcv-60ev3rokecf">
+      <w:hyperlink w:history="1" r:id="rId4mut-yrhbfblq7s_woxfq">
         <w:r>
           <w:rPr>
             <w:rStyle w:val="Hyperlink"/>
@@ -5613,7 +5613,7 @@
         </w:rPr>
         <w:t xml:space="preserve">17　</w:t>
       </w:r>
-      <w:hyperlink w:history="1" r:id="rIdhueneue6mvudqyet7whjz">
+      <w:hyperlink w:history="1" r:id="rIduezvucg4sswplnuluo7mv">
         <w:r>
           <w:rPr>
             <w:rStyle w:val="Hyperlink"/>
@@ -5639,7 +5639,7 @@
         </w:rPr>
         <w:t xml:space="preserve">18, 20　</w:t>
       </w:r>
-      <w:hyperlink w:history="1" r:id="rId_qfilufz4quyrei2abnlm">
+      <w:hyperlink w:history="1" r:id="rIds-pfwdncbssmgsx4ll1k2">
         <w:r>
           <w:rPr>
             <w:rStyle w:val="Hyperlink"/>
@@ -5665,7 +5665,7 @@
         </w:rPr>
         <w:t xml:space="preserve">19　</w:t>
       </w:r>
-      <w:hyperlink w:history="1" r:id="rIdayymnnfnqxzjqdi3rb9jx">
+      <w:hyperlink w:history="1" r:id="rIdmryrkrnq6ig_v5cpm1s-b">
         <w:r>
           <w:rPr>
             <w:rStyle w:val="Hyperlink"/>
@@ -5691,7 +5691,7 @@
         </w:rPr>
         <w:t xml:space="preserve">21　</w:t>
       </w:r>
-      <w:hyperlink w:history="1" r:id="rIdrbjsw1v4v9hjnxeglzrm8">
+      <w:hyperlink w:history="1" r:id="rIdqo87qgmwsf5tgg1hvnocz">
         <w:r>
           <w:rPr>
             <w:rStyle w:val="Hyperlink"/>
@@ -5717,7 +5717,7 @@
         </w:rPr>
         <w:t xml:space="preserve">23　</w:t>
       </w:r>
-      <w:hyperlink w:history="1" r:id="rIdcjlb7oqln7zfcofwwijuu">
+      <w:hyperlink w:history="1" r:id="rIdynjqn8lbenqopcugnipn4">
         <w:r>
           <w:rPr>
             <w:rStyle w:val="Hyperlink"/>
@@ -6817,7 +6817,7 @@
         </w:rPr>
         <w:t xml:space="preserve">1　</w:t>
       </w:r>
-      <w:hyperlink w:history="1" r:id="rIdbqfsrspzztcwsvndcqyil">
+      <w:hyperlink w:history="1" r:id="rIdvnlueeoktegyyirx2bjre">
         <w:r>
           <w:rPr>
             <w:rStyle w:val="Hyperlink"/>
@@ -6843,7 +6843,7 @@
         </w:rPr>
         <w:t xml:space="preserve">2　</w:t>
       </w:r>
-      <w:hyperlink w:history="1" r:id="rIdwwsez13fxjgzavmv-pvoo">
+      <w:hyperlink w:history="1" r:id="rIdqidcxovckigps5b1eyjmh">
         <w:r>
           <w:rPr>
             <w:rStyle w:val="Hyperlink"/>
@@ -6869,7 +6869,7 @@
         </w:rPr>
         <w:t xml:space="preserve">3　</w:t>
       </w:r>
-      <w:hyperlink w:history="1" r:id="rId3dc1jaws_qtegeop6t1ql">
+      <w:hyperlink w:history="1" r:id="rIdk3uxhzpdjdk7omlvflbwh">
         <w:r>
           <w:rPr>
             <w:rStyle w:val="Hyperlink"/>
@@ -6895,7 +6895,7 @@
         </w:rPr>
         <w:t xml:space="preserve">4　</w:t>
       </w:r>
-      <w:hyperlink w:history="1" r:id="rIdkxam7gpqiyypqwkir7k3b">
+      <w:hyperlink w:history="1" r:id="rIdf79ujsu0tn4lfcamjuexi">
         <w:r>
           <w:rPr>
             <w:rStyle w:val="Hyperlink"/>
@@ -6921,7 +6921,7 @@
         </w:rPr>
         <w:t xml:space="preserve">5, 7　</w:t>
       </w:r>
-      <w:hyperlink w:history="1" r:id="rIddl5yh0atzkm9yktb3obxn">
+      <w:hyperlink w:history="1" r:id="rId9xrenbdxikfzqefaecyst">
         <w:r>
           <w:rPr>
             <w:rStyle w:val="Hyperlink"/>
@@ -6947,7 +6947,7 @@
         </w:rPr>
         <w:t xml:space="preserve">6　</w:t>
       </w:r>
-      <w:hyperlink w:history="1" r:id="rIdzk0ypuwlbsrwtlue8wacp">
+      <w:hyperlink w:history="1" r:id="rIdhfg59brr7obfgbqn9yzkl">
         <w:r>
           <w:rPr>
             <w:rStyle w:val="Hyperlink"/>
@@ -6973,7 +6973,7 @@
         </w:rPr>
         <w:t xml:space="preserve">8　</w:t>
       </w:r>
-      <w:hyperlink w:history="1" r:id="rId_ivmo8six4h-mr3nemsuu">
+      <w:hyperlink w:history="1" r:id="rIdommgoebmbneqyd1ftaaew">
         <w:r>
           <w:rPr>
             <w:rStyle w:val="Hyperlink"/>
@@ -6999,7 +6999,7 @@
         </w:rPr>
         <w:t xml:space="preserve">9　</w:t>
       </w:r>
-      <w:hyperlink w:history="1" r:id="rIdu7nbb4sb9e1dwtc30bl-t">
+      <w:hyperlink w:history="1" r:id="rIdqfzx1qkkuhtbla0nzzxba">
         <w:r>
           <w:rPr>
             <w:rStyle w:val="Hyperlink"/>
@@ -7025,7 +7025,7 @@
         </w:rPr>
         <w:t xml:space="preserve">10, 13　</w:t>
       </w:r>
-      <w:hyperlink w:history="1" r:id="rId8qvqvrsxtouk9ffzda-lz">
+      <w:hyperlink w:history="1" r:id="rIdjukcyzkys8uwx4unlyij8">
         <w:r>
           <w:rPr>
             <w:rStyle w:val="Hyperlink"/>
@@ -7051,7 +7051,7 @@
         </w:rPr>
         <w:t xml:space="preserve">11　</w:t>
       </w:r>
-      <w:hyperlink w:history="1" r:id="rId_oeav6lwjrwj6psl2toow">
+      <w:hyperlink w:history="1" r:id="rId_et6zupt_krgtfn1bfzno">
         <w:r>
           <w:rPr>
             <w:rStyle w:val="Hyperlink"/>
@@ -7077,7 +7077,7 @@
         </w:rPr>
         <w:t xml:space="preserve">12　</w:t>
       </w:r>
-      <w:hyperlink w:history="1" r:id="rIdpnsrgxb7nyxheefx8zirm">
+      <w:hyperlink w:history="1" r:id="rIdgl6gle2hx0xvfpglw_djr">
         <w:r>
           <w:rPr>
             <w:rStyle w:val="Hyperlink"/>
@@ -7103,7 +7103,7 @@
         </w:rPr>
         <w:t xml:space="preserve">14　</w:t>
       </w:r>
-      <w:hyperlink w:history="1" r:id="rIdiynow_injxqsomxznndux">
+      <w:hyperlink w:history="1" r:id="rIdu6yvop8y1902eoyvk1ejl">
         <w:r>
           <w:rPr>
             <w:rStyle w:val="Hyperlink"/>
@@ -8547,7 +8547,7 @@
         </w:rPr>
         <w:t xml:space="preserve">1　</w:t>
       </w:r>
-      <w:hyperlink w:history="1" r:id="rIdhztc_ealm6irz8l6p2wwq">
+      <w:hyperlink w:history="1" r:id="rIdedria1lyhfplqhq3jh6l-">
         <w:r>
           <w:rPr>
             <w:rStyle w:val="Hyperlink"/>
@@ -8573,7 +8573,7 @@
         </w:rPr>
         <w:t xml:space="preserve">2, 3, 8　</w:t>
       </w:r>
-      <w:hyperlink w:history="1" r:id="rIdlyz-aksrardwa4pljpamm">
+      <w:hyperlink w:history="1" r:id="rIdt3usdzjh3lztodge8b-5f">
         <w:r>
           <w:rPr>
             <w:rStyle w:val="Hyperlink"/>
@@ -8599,7 +8599,7 @@
         </w:rPr>
         <w:t xml:space="preserve">4, 11　</w:t>
       </w:r>
-      <w:hyperlink w:history="1" r:id="rIdwx3pcx00m61b2fjts5ifu">
+      <w:hyperlink w:history="1" r:id="rIdcf_9zdplo-ywxenubex4c">
         <w:r>
           <w:rPr>
             <w:rStyle w:val="Hyperlink"/>
@@ -8625,7 +8625,7 @@
         </w:rPr>
         <w:t xml:space="preserve">5, 10, 13　</w:t>
       </w:r>
-      <w:hyperlink w:history="1" r:id="rIdwvtois1h1fwg0zvhi2vee">
+      <w:hyperlink w:history="1" r:id="rIdvr4wnyezwpnsroqqa6r4g">
         <w:r>
           <w:rPr>
             <w:rStyle w:val="Hyperlink"/>
@@ -8651,7 +8651,7 @@
         </w:rPr>
         <w:t xml:space="preserve">6　</w:t>
       </w:r>
-      <w:hyperlink w:history="1" r:id="rIdkquarnzdwrstoav3nttsv">
+      <w:hyperlink w:history="1" r:id="rIdzmpb56vel8o8zkffhrylo">
         <w:r>
           <w:rPr>
             <w:rStyle w:val="Hyperlink"/>
@@ -8677,7 +8677,7 @@
         </w:rPr>
         <w:t xml:space="preserve">7　</w:t>
       </w:r>
-      <w:hyperlink w:history="1" r:id="rIdqz65ylqvgaqwukwnom9gf">
+      <w:hyperlink w:history="1" r:id="rIdxrne24ahblbfx7ghgywvm">
         <w:r>
           <w:rPr>
             <w:rStyle w:val="Hyperlink"/>
@@ -8703,7 +8703,7 @@
         </w:rPr>
         <w:t xml:space="preserve">9　</w:t>
       </w:r>
-      <w:hyperlink w:history="1" r:id="rIdv54eyl_egw-laq1t2vf81">
+      <w:hyperlink w:history="1" r:id="rIdioaobz0dxzewkdoeogha8">
         <w:r>
           <w:rPr>
             <w:rStyle w:val="Hyperlink"/>
@@ -8729,7 +8729,7 @@
         </w:rPr>
         <w:t xml:space="preserve">12　</w:t>
       </w:r>
-      <w:hyperlink w:history="1" r:id="rIdoym4s86_edthfgfqe_p6x">
+      <w:hyperlink w:history="1" r:id="rId6cioni9rpozom2y7-sdeo">
         <w:r>
           <w:rPr>
             <w:rStyle w:val="Hyperlink"/>
@@ -8755,7 +8755,7 @@
         </w:rPr>
         <w:t xml:space="preserve">14, 15　</w:t>
       </w:r>
-      <w:hyperlink w:history="1" r:id="rIdplu-w6vyopr_pdmhl4gdw">
+      <w:hyperlink w:history="1" r:id="rIdxvt_wppnnbs3h0yfox0ti">
         <w:r>
           <w:rPr>
             <w:rStyle w:val="Hyperlink"/>
@@ -8781,7 +8781,7 @@
         </w:rPr>
         <w:t xml:space="preserve">16, 19　</w:t>
       </w:r>
-      <w:hyperlink w:history="1" r:id="rId-zsrhx0i9ov42ugyyxguk">
+      <w:hyperlink w:history="1" r:id="rIdka9d-7em-iljpnwf_7ydd">
         <w:r>
           <w:rPr>
             <w:rStyle w:val="Hyperlink"/>
@@ -8807,7 +8807,7 @@
         </w:rPr>
         <w:t xml:space="preserve">17　</w:t>
       </w:r>
-      <w:hyperlink w:history="1" r:id="rIdq2cpveyalsehdtrlx6j8s">
+      <w:hyperlink w:history="1" r:id="rIdpkol6lfphgpgkmqbnhwuu">
         <w:r>
           <w:rPr>
             <w:rStyle w:val="Hyperlink"/>
@@ -8833,7 +8833,7 @@
         </w:rPr>
         <w:t xml:space="preserve">18　</w:t>
       </w:r>
-      <w:hyperlink w:history="1" r:id="rIdonnkpnz1p3spcemzltex8">
+      <w:hyperlink w:history="1" r:id="rIdeb9sunxzozwqpzcfcl5ig">
         <w:r>
           <w:rPr>
             <w:rStyle w:val="Hyperlink"/>
@@ -8859,7 +8859,7 @@
         </w:rPr>
         <w:t xml:space="preserve">20　</w:t>
       </w:r>
-      <w:hyperlink w:history="1" r:id="rId9wqqy-4peocyfa-z9awqd">
+      <w:hyperlink w:history="1" r:id="rId_v1a-4ijcedkqexs_eumx">
         <w:r>
           <w:rPr>
             <w:rStyle w:val="Hyperlink"/>
@@ -8885,7 +8885,7 @@
         </w:rPr>
         <w:t xml:space="preserve">21　</w:t>
       </w:r>
-      <w:hyperlink w:history="1" r:id="rIdcaiigwye_gzlpbaqnltp5">
+      <w:hyperlink w:history="1" r:id="rId0di4k16ecu6vggdzle7nw">
         <w:r>
           <w:rPr>
             <w:rStyle w:val="Hyperlink"/>
@@ -8911,7 +8911,7 @@
         </w:rPr>
         <w:t xml:space="preserve">22　</w:t>
       </w:r>
-      <w:hyperlink w:history="1" r:id="rIdk60g7_aqlpvnhe7mmax6e">
+      <w:hyperlink w:history="1" r:id="rIdaadezi26xx7xsyvguzvkm">
         <w:r>
           <w:rPr>
             <w:rStyle w:val="Hyperlink"/>
@@ -8937,7 +8937,7 @@
         </w:rPr>
         <w:t xml:space="preserve">23　</w:t>
       </w:r>
-      <w:hyperlink w:history="1" r:id="rIdhkqv4hbkgdqtbvmrl5zsr">
+      <w:hyperlink w:history="1" r:id="rIdweexhhxge9nowlbsyrokn">
         <w:r>
           <w:rPr>
             <w:rStyle w:val="Hyperlink"/>
@@ -8963,7 +8963,7 @@
         </w:rPr>
         <w:t xml:space="preserve">24　</w:t>
       </w:r>
-      <w:hyperlink w:history="1" r:id="rIdeji-fkje9uxxy3mcq3mso">
+      <w:hyperlink w:history="1" r:id="rIdpjymznxyqaraewbxi9j10">
         <w:r>
           <w:rPr>
             <w:rStyle w:val="Hyperlink"/>
@@ -8989,7 +8989,7 @@
         </w:rPr>
         <w:t xml:space="preserve">25　</w:t>
       </w:r>
-      <w:hyperlink w:history="1" r:id="rIdtfgi5_v-q-1w2ifgvrjyy">
+      <w:hyperlink w:history="1" r:id="rIdiwqblrc_nrwcd3zuzqo8p">
         <w:r>
           <w:rPr>
             <w:rStyle w:val="Hyperlink"/>
@@ -9015,7 +9015,7 @@
         </w:rPr>
         <w:t xml:space="preserve">26, 30　</w:t>
       </w:r>
-      <w:hyperlink w:history="1" r:id="rIduj1uga8vzttcgr3sg2vhq">
+      <w:hyperlink w:history="1" r:id="rIdstscp_tkressi11xotnhf">
         <w:r>
           <w:rPr>
             <w:rStyle w:val="Hyperlink"/>
@@ -9041,7 +9041,7 @@
         </w:rPr>
         <w:t xml:space="preserve">27　</w:t>
       </w:r>
-      <w:hyperlink w:history="1" r:id="rIdwq9spcyerwulcpclk6yea">
+      <w:hyperlink w:history="1" r:id="rIdmzqlnk28ay-2ytihxtjph">
         <w:r>
           <w:rPr>
             <w:rStyle w:val="Hyperlink"/>
@@ -9067,7 +9067,7 @@
         </w:rPr>
         <w:t xml:space="preserve">28　</w:t>
       </w:r>
-      <w:hyperlink w:history="1" r:id="rIdouzibvnj1t3zjhojtnm23">
+      <w:hyperlink w:history="1" r:id="rIdhsgvnzd0skn4znik0tgwb">
         <w:r>
           <w:rPr>
             <w:rStyle w:val="Hyperlink"/>
@@ -9093,7 +9093,7 @@
         </w:rPr>
         <w:t xml:space="preserve">29, 31, 32　</w:t>
       </w:r>
-      <w:hyperlink w:history="1" r:id="rId_tf7xiovdndodqjxzeyal">
+      <w:hyperlink w:history="1" r:id="rIdjmgizmucjdhvqrzfymqhx">
         <w:r>
           <w:rPr>
             <w:rStyle w:val="Hyperlink"/>
@@ -9119,7 +9119,7 @@
         </w:rPr>
         <w:t xml:space="preserve">33　</w:t>
       </w:r>
-      <w:hyperlink w:history="1" r:id="rIdlb_vpiq5wgqwrr9byc_x1">
+      <w:hyperlink w:history="1" r:id="rIdyw5v5uqodj29f96v0vg1s">
         <w:r>
           <w:rPr>
             <w:rStyle w:val="Hyperlink"/>
@@ -9612,7 +9612,7 @@
         </w:rPr>
         <w:t xml:space="preserve">1　</w:t>
       </w:r>
-      <w:hyperlink w:history="1" r:id="rId3iatbycpy0nld9oz6ggky">
+      <w:hyperlink w:history="1" r:id="rId-oqvwvqpgyd2au8jeb0bh">
         <w:r>
           <w:rPr>
             <w:rStyle w:val="Hyperlink"/>
@@ -9638,7 +9638,7 @@
         </w:rPr>
         <w:t xml:space="preserve">2, 6　</w:t>
       </w:r>
-      <w:hyperlink w:history="1" r:id="rId1isiobuqrvs2c8vpjgawk">
+      <w:hyperlink w:history="1" r:id="rIdbptwhwxqypddsy2nsrcpt">
         <w:r>
           <w:rPr>
             <w:rStyle w:val="Hyperlink"/>
@@ -9664,7 +9664,7 @@
         </w:rPr>
         <w:t xml:space="preserve">3, 7　</w:t>
       </w:r>
-      <w:hyperlink w:history="1" r:id="rIdr9y8jul--nuzsn8tpn7ak">
+      <w:hyperlink w:history="1" r:id="rIdekvhtjw6qmhcvnqjihc0s">
         <w:r>
           <w:rPr>
             <w:rStyle w:val="Hyperlink"/>
@@ -9690,7 +9690,7 @@
         </w:rPr>
         <w:t xml:space="preserve">4　</w:t>
       </w:r>
-      <w:hyperlink w:history="1" r:id="rIdbqvqag5rfxokzpqdvl0cy">
+      <w:hyperlink w:history="1" r:id="rIdj8o-jr7x3e67-bolgtyyd">
         <w:r>
           <w:rPr>
             <w:rStyle w:val="Hyperlink"/>
@@ -9716,7 +9716,7 @@
         </w:rPr>
         <w:t xml:space="preserve">5　</w:t>
       </w:r>
-      <w:hyperlink w:history="1" r:id="rIdzwapplz5hjbezabnzspzm">
+      <w:hyperlink w:history="1" r:id="rId73e1gid2gwsj3rnt-h0u3">
         <w:r>
           <w:rPr>
             <w:rStyle w:val="Hyperlink"/>
@@ -10826,7 +10826,7 @@
         </w:rPr>
         <w:t xml:space="preserve">1, 3　</w:t>
       </w:r>
-      <w:hyperlink w:history="1" r:id="rIdvnznea-fjfu70yfi09ast">
+      <w:hyperlink w:history="1" r:id="rIdqs5mbfa19f93wxgh4rf3o">
         <w:r>
           <w:rPr>
             <w:rStyle w:val="Hyperlink"/>
@@ -10852,7 +10852,7 @@
         </w:rPr>
         <w:t xml:space="preserve">2　</w:t>
       </w:r>
-      <w:hyperlink w:history="1" r:id="rIdwwrnqwl8py7jrdq7xto35">
+      <w:hyperlink w:history="1" r:id="rIdzuzvyemi_7jssbfucoats">
         <w:r>
           <w:rPr>
             <w:rStyle w:val="Hyperlink"/>
@@ -10878,7 +10878,7 @@
         </w:rPr>
         <w:t xml:space="preserve">4　</w:t>
       </w:r>
-      <w:hyperlink w:history="1" r:id="rIdxtipmcbpun8o9jhmltl9a">
+      <w:hyperlink w:history="1" r:id="rIdazcgxobmq6zbguijwu9da">
         <w:r>
           <w:rPr>
             <w:rStyle w:val="Hyperlink"/>
@@ -10904,7 +10904,7 @@
         </w:rPr>
         <w:t xml:space="preserve">5　</w:t>
       </w:r>
-      <w:hyperlink w:history="1" r:id="rIdqw-ulu2rxmxvvpnp-8ch-">
+      <w:hyperlink w:history="1" r:id="rIdbmsktoiauppqu9thwz01k">
         <w:r>
           <w:rPr>
             <w:rStyle w:val="Hyperlink"/>
@@ -10930,7 +10930,7 @@
         </w:rPr>
         <w:t xml:space="preserve">6　</w:t>
       </w:r>
-      <w:hyperlink w:history="1" r:id="rIdzcd1swp4valc0mvbjwolr">
+      <w:hyperlink w:history="1" r:id="rIdybw3azidpgr8td5rujoee">
         <w:r>
           <w:rPr>
             <w:rStyle w:val="Hyperlink"/>
@@ -10956,7 +10956,7 @@
         </w:rPr>
         <w:t xml:space="preserve">7　</w:t>
       </w:r>
-      <w:hyperlink w:history="1" r:id="rIdkujrrz6xnzt1n_gr8pdfl">
+      <w:hyperlink w:history="1" r:id="rIddunmdo4vjpc7cdr1ghnik">
         <w:r>
           <w:rPr>
             <w:rStyle w:val="Hyperlink"/>
@@ -10982,7 +10982,7 @@
         </w:rPr>
         <w:t xml:space="preserve">8　</w:t>
       </w:r>
-      <w:hyperlink w:history="1" r:id="rIdnpau399wmjomkn7l6pgvb">
+      <w:hyperlink w:history="1" r:id="rIdb2winatoyxfxzhvd2kc2s">
         <w:r>
           <w:rPr>
             <w:rStyle w:val="Hyperlink"/>
@@ -11008,7 +11008,7 @@
         </w:rPr>
         <w:t xml:space="preserve">9　</w:t>
       </w:r>
-      <w:hyperlink w:history="1" r:id="rId3ygxbvo9ldotfev0magsr">
+      <w:hyperlink w:history="1" r:id="rIdudjxqgj7flfxs11eevvg4">
         <w:r>
           <w:rPr>
             <w:rStyle w:val="Hyperlink"/>
@@ -11034,7 +11034,7 @@
         </w:rPr>
         <w:t xml:space="preserve">10　</w:t>
       </w:r>
-      <w:hyperlink w:history="1" r:id="rIdgdvw9exal2kanymecpa-d">
+      <w:hyperlink w:history="1" r:id="rId0ytuf-wqhpioquzbr3xtr">
         <w:r>
           <w:rPr>
             <w:rStyle w:val="Hyperlink"/>
@@ -11060,7 +11060,7 @@
         </w:rPr>
         <w:t xml:space="preserve">11　</w:t>
       </w:r>
-      <w:hyperlink w:history="1" r:id="rIddzyfv4kqynqflq8pjb7rw">
+      <w:hyperlink w:history="1" r:id="rIdarwenwnztjckg2olhnblv">
         <w:r>
           <w:rPr>
             <w:rStyle w:val="Hyperlink"/>
@@ -11086,7 +11086,7 @@
         </w:rPr>
         <w:t xml:space="preserve">12　</w:t>
       </w:r>
-      <w:hyperlink w:history="1" r:id="rIdlcijrge98khjfdwg4iwvf">
+      <w:hyperlink w:history="1" r:id="rId9sd_te4iiglpz3mx902jx">
         <w:r>
           <w:rPr>
             <w:rStyle w:val="Hyperlink"/>
@@ -11112,7 +11112,7 @@
         </w:rPr>
         <w:t xml:space="preserve">13　</w:t>
       </w:r>
-      <w:hyperlink w:history="1" r:id="rIdvewayjmeutuikgbbkfqxq">
+      <w:hyperlink w:history="1" r:id="rId9lkiufp-bedkomcyudpmq">
         <w:r>
           <w:rPr>
             <w:rStyle w:val="Hyperlink"/>
@@ -11642,7 +11642,7 @@
         </w:rPr>
         <w:t xml:space="preserve">1　</w:t>
       </w:r>
-      <w:hyperlink w:history="1" r:id="rIddka9bctgu9p_orxmdafzg">
+      <w:hyperlink w:history="1" r:id="rIdvkor_9rkzreuuk6ixbdvo">
         <w:r>
           <w:rPr>
             <w:rStyle w:val="Hyperlink"/>
@@ -11668,7 +11668,7 @@
         </w:rPr>
         <w:t xml:space="preserve">2　</w:t>
       </w:r>
-      <w:hyperlink w:history="1" r:id="rIdbtjplrb6_2-vrq7hjnly0">
+      <w:hyperlink w:history="1" r:id="rId99vo4c9midgmpj-betshb">
         <w:r>
           <w:rPr>
             <w:rStyle w:val="Hyperlink"/>
@@ -11694,7 +11694,7 @@
         </w:rPr>
         <w:t xml:space="preserve">3　</w:t>
       </w:r>
-      <w:hyperlink w:history="1" r:id="rIdomrh4dbc4xrtwsj2gshw9">
+      <w:hyperlink w:history="1" r:id="rIdkffyrbxzuvcuospparmlw">
         <w:r>
           <w:rPr>
             <w:rStyle w:val="Hyperlink"/>
@@ -11720,7 +11720,7 @@
         </w:rPr>
         <w:t xml:space="preserve">4　</w:t>
       </w:r>
-      <w:hyperlink w:history="1" r:id="rIdlzqc7jgcad5jjhfvpgzlc">
+      <w:hyperlink w:history="1" r:id="rIdr6rrfgdfhmqqfjba9bqvw">
         <w:r>
           <w:rPr>
             <w:rStyle w:val="Hyperlink"/>
@@ -11746,7 +11746,7 @@
         </w:rPr>
         <w:t xml:space="preserve">5　</w:t>
       </w:r>
-      <w:hyperlink w:history="1" r:id="rId7uugsstpu4gx4k1egyzlm">
+      <w:hyperlink w:history="1" r:id="rIdwi7g4vrmlnen0ttazr9dk">
         <w:r>
           <w:rPr>
             <w:rStyle w:val="Hyperlink"/>
@@ -11974,7 +11974,7 @@
           <w:sz w:val="22"/>
           <w:szCs w:val="22"/>
         </w:rPr>
-        <w:t xml:space="preserve">依據《教育規例》第84條，本校必須在校舍入口處或入口附近顯著展示牌匾或其他形式的告示，以顯眼字樣標明本校的註冊名稱。校名更改獲批後，本校須適時更換相關牌匾，確保所展示的名稱與教育局登記的註冊名稱一致。</w:t>
+        <w:t xml:space="preserve">依據《教育規例》第84條，本校必須在校舍入口處或入口附近顯著展示牌匾或其他形式的告示，以顯眼字樣標明本校的註冊名稱。</w:t>
       </w:r>
       <w:r>
         <w:rPr>
@@ -12008,7 +12008,7 @@
           <w:sz w:val="22"/>
           <w:szCs w:val="22"/>
         </w:rPr>
-        <w:t xml:space="preserve">在未獲教育局正式承認為「國際學校」之前，本校不得以任何形式自稱或聲稱為「國際學校」，包括但不限於校名、宣傳材料及對外通訊。</w:t>
+        <w:t xml:space="preserve">在未獲教育局正式承認為「國際學校」之前，本校不得以任何形式自稱或聲稱為「國際學校」。</w:t>
       </w:r>
       <w:r>
         <w:rPr>
@@ -12051,7 +12051,7 @@
         </w:rPr>
         <w:t xml:space="preserve">1　</w:t>
       </w:r>
-      <w:hyperlink w:history="1" r:id="rIddd6bbmdk6dg3jssxn4flc">
+      <w:hyperlink w:history="1" r:id="rId02aoqxt_-iusuytfflhus">
         <w:r>
           <w:rPr>
             <w:rStyle w:val="Hyperlink"/>
@@ -12077,7 +12077,7 @@
         </w:rPr>
         <w:t xml:space="preserve">2, 3, 4　</w:t>
       </w:r>
-      <w:hyperlink w:history="1" r:id="rIdk1w51ukdxdtmmpnhv1hez">
+      <w:hyperlink w:history="1" r:id="rIdi2l087jsz8brevfwelqrn">
         <w:r>
           <w:rPr>
             <w:rStyle w:val="Hyperlink"/>
@@ -12731,24 +12731,7 @@
           <w:sz w:val="22"/>
           <w:szCs w:val="22"/>
         </w:rPr>
-        <w:t xml:space="preserve">就非學校部分及非標準的家具、設備和校舍，本校應自行決定是否需要投購保險，以承擔非政府負責範圍的損失風險。相關決定由</w:t>
-      </w:r>
-      <w:r>
-        <w:rPr>
-          <w:rFonts w:ascii="Microsoft JhengHei" w:cs="Microsoft JhengHei" w:eastAsia="Microsoft JhengHei" w:hAnsi="Microsoft JhengHei"/>
-          <w:sz w:val="22"/>
-          <w:szCs w:val="22"/>
-          <w:shd w:fill="FFF2B8" w:val="clear"/>
-        </w:rPr>
-        <w:t xml:space="preserve">法團校董會</w:t>
-      </w:r>
-      <w:r>
-        <w:rPr>
-          <w:rFonts w:ascii="Microsoft JhengHei" w:cs="Microsoft JhengHei" w:eastAsia="Microsoft JhengHei" w:hAnsi="Microsoft JhengHei"/>
-          <w:sz w:val="22"/>
-          <w:szCs w:val="22"/>
-        </w:rPr>
-        <w:t xml:space="preserve">按本校實際情況審議。</w:t>
+        <w:t xml:space="preserve">就非學校部分及非標準的家具、設備和校舍，本校應自行決定是否需要投購保險，以承擔非政府負責範圍的損失風險。</w:t>
       </w:r>
       <w:r>
         <w:rPr>
@@ -12791,7 +12774,7 @@
         </w:rPr>
         <w:t xml:space="preserve">1　</w:t>
       </w:r>
-      <w:hyperlink w:history="1" r:id="rIdshbu8hzcdkifsgh858xrj">
+      <w:hyperlink w:history="1" r:id="rIdzxukqmopd2zlp18xe_axv">
         <w:r>
           <w:rPr>
             <w:rStyle w:val="Hyperlink"/>
@@ -12817,7 +12800,7 @@
         </w:rPr>
         <w:t xml:space="preserve">2　</w:t>
       </w:r>
-      <w:hyperlink w:history="1" r:id="rId5d9rwx1na0dqfgfkl2bvx">
+      <w:hyperlink w:history="1" r:id="rIdvtub6x_jvckinhqwc91bs">
         <w:r>
           <w:rPr>
             <w:rStyle w:val="Hyperlink"/>
@@ -12843,7 +12826,7 @@
         </w:rPr>
         <w:t xml:space="preserve">3, 4　</w:t>
       </w:r>
-      <w:hyperlink w:history="1" r:id="rIdbdeb5xvck0-qzwic-enzw">
+      <w:hyperlink w:history="1" r:id="rIdoql5os-chh-ewjvf0lhjb">
         <w:r>
           <w:rPr>
             <w:rStyle w:val="Hyperlink"/>
@@ -12869,7 +12852,7 @@
         </w:rPr>
         <w:t xml:space="preserve">5　</w:t>
       </w:r>
-      <w:hyperlink w:history="1" r:id="rIdhmgyjun_wuz1eqa0hadiz">
+      <w:hyperlink w:history="1" r:id="rIdaqqlrsjpzn1yhecio8h9a">
         <w:r>
           <w:rPr>
             <w:rStyle w:val="Hyperlink"/>
@@ -13065,13 +13048,12 @@
         </w:tblBorders>
       </w:tblPr>
       <w:tblGrid>
-        <w:gridCol w:w="4513"/>
-        <w:gridCol w:w="4513"/>
+        <w:gridCol w:w="9026"/>
       </w:tblGrid>
       <w:tr>
         <w:tc>
           <w:tcPr>
-            <w:tcW w:type="dxa" w:w="4513"/>
+            <w:tcW w:type="dxa" w:w="9026"/>
             <w:tcBorders>
               <w:top w:val="single" w:color="BBBBBB" w:sz="1"/>
               <w:left w:val="single" w:color="BBBBBB" w:sz="1"/>
@@ -13095,37 +13077,7 @@
                 <w:sz w:val="20"/>
                 <w:szCs w:val="20"/>
               </w:rPr>
-              <w:t xml:space="preserve">項目</w:t>
-            </w:r>
-          </w:p>
-        </w:tc>
-        <w:tc>
-          <w:tcPr>
-            <w:tcW w:type="dxa" w:w="4513"/>
-            <w:tcBorders>
-              <w:top w:val="single" w:color="BBBBBB" w:sz="1"/>
-              <w:left w:val="single" w:color="BBBBBB" w:sz="1"/>
-              <w:bottom w:val="single" w:color="BBBBBB" w:sz="1"/>
-              <w:right w:val="single" w:color="BBBBBB" w:sz="1"/>
-            </w:tcBorders>
-            <w:shd w:fill="EFEFEF" w:val="clear"/>
-            <w:tcMar>
-              <w:top w:type="dxa" w:w="80"/>
-              <w:left w:type="dxa" w:w="120"/>
-              <w:bottom w:type="dxa" w:w="80"/>
-              <w:right w:type="dxa" w:w="120"/>
-            </w:tcMar>
-          </w:tcPr>
-          <w:p>
-            <w:r>
-              <w:rPr>
-                <w:rFonts w:ascii="Microsoft JhengHei" w:cs="Microsoft JhengHei" w:eastAsia="Microsoft JhengHei" w:hAnsi="Microsoft JhengHei"/>
-                <w:b/>
-                <w:bCs/>
-                <w:sz w:val="20"/>
-                <w:szCs w:val="20"/>
-              </w:rPr>
-              <w:t xml:space="preserve">說明</w:t>
+              <w:t xml:space="preserve">主要內容</w:t>
             </w:r>
           </w:p>
         </w:tc>
@@ -13133,7 +13085,7 @@
       <w:tr>
         <w:tc>
           <w:tcPr>
-            <w:tcW w:type="dxa" w:w="4513"/>
+            <w:tcW w:type="dxa" w:w="9026"/>
             <w:tcBorders>
               <w:top w:val="single" w:color="BBBBBB" w:sz="1"/>
               <w:left w:val="single" w:color="BBBBBB" w:sz="1"/>
@@ -13155,33 +13107,6 @@
                 <w:szCs w:val="20"/>
               </w:rPr>
               <w:t xml:space="preserve">學校抱負和使命</w:t>
-            </w:r>
-          </w:p>
-        </w:tc>
-        <w:tc>
-          <w:tcPr>
-            <w:tcW w:type="dxa" w:w="4513"/>
-            <w:tcBorders>
-              <w:top w:val="single" w:color="BBBBBB" w:sz="1"/>
-              <w:left w:val="single" w:color="BBBBBB" w:sz="1"/>
-              <w:bottom w:val="single" w:color="BBBBBB" w:sz="1"/>
-              <w:right w:val="single" w:color="BBBBBB" w:sz="1"/>
-            </w:tcBorders>
-            <w:tcMar>
-              <w:top w:type="dxa" w:w="80"/>
-              <w:left w:type="dxa" w:w="120"/>
-              <w:bottom w:type="dxa" w:w="80"/>
-              <w:right w:type="dxa" w:w="120"/>
-            </w:tcMar>
-          </w:tcPr>
-          <w:p>
-            <w:r>
-              <w:rPr>
-                <w:rFonts w:ascii="Microsoft JhengHei" w:cs="Microsoft JhengHei" w:eastAsia="Microsoft JhengHei" w:hAnsi="Microsoft JhengHei"/>
-                <w:sz w:val="20"/>
-                <w:szCs w:val="20"/>
-              </w:rPr>
-              <w:t xml:space="preserve">闡述本校之整體辦學願景及使命宣言</w:t>
             </w:r>
           </w:p>
         </w:tc>
@@ -13189,7 +13114,7 @@
       <w:tr>
         <w:tc>
           <w:tcPr>
-            <w:tcW w:type="dxa" w:w="4513"/>
+            <w:tcW w:type="dxa" w:w="9026"/>
             <w:tcBorders>
               <w:top w:val="single" w:color="BBBBBB" w:sz="1"/>
               <w:left w:val="single" w:color="BBBBBB" w:sz="1"/>
@@ -13211,33 +13136,6 @@
                 <w:szCs w:val="20"/>
               </w:rPr>
               <w:t xml:space="preserve">辦學目標</w:t>
-            </w:r>
-          </w:p>
-        </w:tc>
-        <w:tc>
-          <w:tcPr>
-            <w:tcW w:type="dxa" w:w="4513"/>
-            <w:tcBorders>
-              <w:top w:val="single" w:color="BBBBBB" w:sz="1"/>
-              <w:left w:val="single" w:color="BBBBBB" w:sz="1"/>
-              <w:bottom w:val="single" w:color="BBBBBB" w:sz="1"/>
-              <w:right w:val="single" w:color="BBBBBB" w:sz="1"/>
-            </w:tcBorders>
-            <w:tcMar>
-              <w:top w:type="dxa" w:w="80"/>
-              <w:left w:type="dxa" w:w="120"/>
-              <w:bottom w:type="dxa" w:w="80"/>
-              <w:right w:type="dxa" w:w="120"/>
-            </w:tcMar>
-          </w:tcPr>
-          <w:p>
-            <w:r>
-              <w:rPr>
-                <w:rFonts w:ascii="Microsoft JhengHei" w:cs="Microsoft JhengHei" w:eastAsia="Microsoft JhengHei" w:hAnsi="Microsoft JhengHei"/>
-                <w:sz w:val="20"/>
-                <w:szCs w:val="20"/>
-              </w:rPr>
-              <w:t xml:space="preserve">列明本校之具體辦學方向及目標</w:t>
             </w:r>
           </w:p>
         </w:tc>
@@ -13245,7 +13143,7 @@
       <w:tr>
         <w:tc>
           <w:tcPr>
-            <w:tcW w:type="dxa" w:w="4513"/>
+            <w:tcW w:type="dxa" w:w="9026"/>
             <w:tcBorders>
               <w:top w:val="single" w:color="BBBBBB" w:sz="1"/>
               <w:left w:val="single" w:color="BBBBBB" w:sz="1"/>
@@ -13267,33 +13165,6 @@
                 <w:szCs w:val="20"/>
               </w:rPr>
               <w:t xml:space="preserve">校訓</w:t>
-            </w:r>
-          </w:p>
-        </w:tc>
-        <w:tc>
-          <w:tcPr>
-            <w:tcW w:type="dxa" w:w="4513"/>
-            <w:tcBorders>
-              <w:top w:val="single" w:color="BBBBBB" w:sz="1"/>
-              <w:left w:val="single" w:color="BBBBBB" w:sz="1"/>
-              <w:bottom w:val="single" w:color="BBBBBB" w:sz="1"/>
-              <w:right w:val="single" w:color="BBBBBB" w:sz="1"/>
-            </w:tcBorders>
-            <w:tcMar>
-              <w:top w:type="dxa" w:w="80"/>
-              <w:left w:type="dxa" w:w="120"/>
-              <w:bottom w:type="dxa" w:w="80"/>
-              <w:right w:type="dxa" w:w="120"/>
-            </w:tcMar>
-          </w:tcPr>
-          <w:p>
-            <w:r>
-              <w:rPr>
-                <w:rFonts w:ascii="Microsoft JhengHei" w:cs="Microsoft JhengHei" w:eastAsia="Microsoft JhengHei" w:hAnsi="Microsoft JhengHei"/>
-                <w:sz w:val="20"/>
-                <w:szCs w:val="20"/>
-              </w:rPr>
-              <w:t xml:space="preserve">載列本校校訓</w:t>
             </w:r>
           </w:p>
         </w:tc>
@@ -13301,7 +13172,7 @@
       <w:tr>
         <w:tc>
           <w:tcPr>
-            <w:tcW w:type="dxa" w:w="4513"/>
+            <w:tcW w:type="dxa" w:w="9026"/>
             <w:tcBorders>
               <w:top w:val="single" w:color="BBBBBB" w:sz="1"/>
               <w:left w:val="single" w:color="BBBBBB" w:sz="1"/>
@@ -13323,33 +13194,6 @@
                 <w:szCs w:val="20"/>
               </w:rPr>
               <w:t xml:space="preserve">學校表現整體檢視</w:t>
-            </w:r>
-          </w:p>
-        </w:tc>
-        <w:tc>
-          <w:tcPr>
-            <w:tcW w:type="dxa" w:w="4513"/>
-            <w:tcBorders>
-              <w:top w:val="single" w:color="BBBBBB" w:sz="1"/>
-              <w:left w:val="single" w:color="BBBBBB" w:sz="1"/>
-              <w:bottom w:val="single" w:color="BBBBBB" w:sz="1"/>
-              <w:right w:val="single" w:color="BBBBBB" w:sz="1"/>
-            </w:tcBorders>
-            <w:tcMar>
-              <w:top w:type="dxa" w:w="80"/>
-              <w:left w:type="dxa" w:w="120"/>
-              <w:bottom w:type="dxa" w:w="80"/>
-              <w:right w:type="dxa" w:w="120"/>
-            </w:tcMar>
-          </w:tcPr>
-          <w:p>
-            <w:r>
-              <w:rPr>
-                <w:rFonts w:ascii="Microsoft JhengHei" w:cs="Microsoft JhengHei" w:eastAsia="Microsoft JhengHei" w:hAnsi="Microsoft JhengHei"/>
-                <w:sz w:val="20"/>
-                <w:szCs w:val="20"/>
-              </w:rPr>
-              <w:t xml:space="preserve">就本校整體表現作全面回顧及分析</w:t>
             </w:r>
           </w:p>
         </w:tc>
@@ -13357,7 +13201,7 @@
       <w:tr>
         <w:tc>
           <w:tcPr>
-            <w:tcW w:type="dxa" w:w="4513"/>
+            <w:tcW w:type="dxa" w:w="9026"/>
             <w:tcBorders>
               <w:top w:val="single" w:color="BBBBBB" w:sz="1"/>
               <w:left w:val="single" w:color="BBBBBB" w:sz="1"/>
@@ -13379,33 +13223,6 @@
                 <w:szCs w:val="20"/>
               </w:rPr>
               <w:t xml:space="preserve">關注事項</w:t>
-            </w:r>
-          </w:p>
-        </w:tc>
-        <w:tc>
-          <w:tcPr>
-            <w:tcW w:type="dxa" w:w="4513"/>
-            <w:tcBorders>
-              <w:top w:val="single" w:color="BBBBBB" w:sz="1"/>
-              <w:left w:val="single" w:color="BBBBBB" w:sz="1"/>
-              <w:bottom w:val="single" w:color="BBBBBB" w:sz="1"/>
-              <w:right w:val="single" w:color="BBBBBB" w:sz="1"/>
-            </w:tcBorders>
-            <w:tcMar>
-              <w:top w:type="dxa" w:w="80"/>
-              <w:left w:type="dxa" w:w="120"/>
-              <w:bottom w:type="dxa" w:w="80"/>
-              <w:right w:type="dxa" w:w="120"/>
-            </w:tcMar>
-          </w:tcPr>
-          <w:p>
-            <w:r>
-              <w:rPr>
-                <w:rFonts w:ascii="Microsoft JhengHei" w:cs="Microsoft JhengHei" w:eastAsia="Microsoft JhengHei" w:hAnsi="Microsoft JhengHei"/>
-                <w:sz w:val="20"/>
-                <w:szCs w:val="20"/>
-              </w:rPr>
-              <w:t xml:space="preserve">列出本校在發展周期內擬優先處理之關注範疇</w:t>
             </w:r>
           </w:p>
         </w:tc>
@@ -13574,7 +13391,7 @@
         </w:rPr>
         <w:t xml:space="preserve">1　</w:t>
       </w:r>
-      <w:hyperlink w:history="1" r:id="rIdcdedhtk4icbtxvevg_rlg">
+      <w:hyperlink w:history="1" r:id="rIdcpryopibuuoe941ryshrf">
         <w:r>
           <w:rPr>
             <w:rStyle w:val="Hyperlink"/>
@@ -13600,7 +13417,7 @@
         </w:rPr>
         <w:t xml:space="preserve">2　</w:t>
       </w:r>
-      <w:hyperlink w:history="1" r:id="rId2qoljj_ij_q-1qo6ungmv">
+      <w:hyperlink w:history="1" r:id="rIdvmizh23o_7oel8a4025pt">
         <w:r>
           <w:rPr>
             <w:rStyle w:val="Hyperlink"/>
@@ -13626,7 +13443,7 @@
         </w:rPr>
         <w:t xml:space="preserve">3　</w:t>
       </w:r>
-      <w:hyperlink w:history="1" r:id="rIdbmamshzasv4kby17rvy17">
+      <w:hyperlink w:history="1" r:id="rIdsroznif-ngbugw9jowqqj">
         <w:r>
           <w:rPr>
             <w:rStyle w:val="Hyperlink"/>
@@ -13652,7 +13469,7 @@
         </w:rPr>
         <w:t xml:space="preserve">4, 6　</w:t>
       </w:r>
-      <w:hyperlink w:history="1" r:id="rIdukzwk60aplhiyeouvplwy">
+      <w:hyperlink w:history="1" r:id="rIdt4wgxopj2aogbpntdu5jl">
         <w:r>
           <w:rPr>
             <w:rStyle w:val="Hyperlink"/>
@@ -13678,7 +13495,7 @@
         </w:rPr>
         <w:t xml:space="preserve">5　</w:t>
       </w:r>
-      <w:hyperlink w:history="1" r:id="rIdzj0ce9goy0gybcwadqqay">
+      <w:hyperlink w:history="1" r:id="rIdlds68trvhgf9ptuhgn89s">
         <w:r>
           <w:rPr>
             <w:rStyle w:val="Hyperlink"/>
@@ -13763,7 +13580,7 @@
           <w:sz w:val="22"/>
           <w:szCs w:val="22"/>
         </w:rPr>
-        <w:t xml:space="preserve">須按《教育條例》第57A條委任校長遴選委員會，負責主持遴選程序；校長遴選委員會須向</w:t>
+        <w:t xml:space="preserve">須按《教育條例》第57A條委任校長遴選委員會；校長遴選委員會須向</w:t>
       </w:r>
       <w:r>
         <w:rPr>
@@ -14315,7 +14132,7 @@
                 <w:sz w:val="20"/>
                 <w:szCs w:val="20"/>
               </w:rPr>
-              <w:t xml:space="preserve">告知教師改編職系後的薪金詳情</w:t>
+              <w:t xml:space="preserve">告知薪金詳情</w:t>
             </w:r>
           </w:p>
         </w:tc>
@@ -14389,7 +14206,7 @@
           <w:sz w:val="22"/>
           <w:szCs w:val="22"/>
         </w:rPr>
-        <w:t xml:space="preserve">本校須於每年八月十五日前，向教育局常任秘書長遞交為新學年擬定的所有假期資料。除非事先徵得教育局常任秘書長批准，否則本校不得將通知中未提及的日期定為假期。</w:t>
+        <w:t xml:space="preserve">本校須於每年八月十五日前，向教育局常任秘書長遞交為新學年擬定的所有假期資料。除非徵得教育局常任秘書長批准，否則本校不得將通知中未提及的日期定為假期。</w:t>
       </w:r>
       <w:r>
         <w:rPr>
@@ -14432,7 +14249,7 @@
         </w:rPr>
         <w:t xml:space="preserve">1　</w:t>
       </w:r>
-      <w:hyperlink w:history="1" r:id="rIdcaryrlmag63yv5mlshoyg">
+      <w:hyperlink w:history="1" r:id="rIdhu_9efnrkpyalwlt4x84q">
         <w:r>
           <w:rPr>
             <w:rStyle w:val="Hyperlink"/>
@@ -14458,7 +14275,7 @@
         </w:rPr>
         <w:t xml:space="preserve">2　</w:t>
       </w:r>
-      <w:hyperlink w:history="1" r:id="rId3gs1ugvl4ectxmht5bpqd">
+      <w:hyperlink w:history="1" r:id="rIdtden-2wb38bbpfkg6fxc3">
         <w:r>
           <w:rPr>
             <w:rStyle w:val="Hyperlink"/>
@@ -14484,7 +14301,7 @@
         </w:rPr>
         <w:t xml:space="preserve">3　</w:t>
       </w:r>
-      <w:hyperlink w:history="1" r:id="rId2pvn3-s65-bctzy5its45">
+      <w:hyperlink w:history="1" r:id="rIdmwpislj3jkmecie39ouxg">
         <w:r>
           <w:rPr>
             <w:rStyle w:val="Hyperlink"/>
@@ -14510,7 +14327,7 @@
         </w:rPr>
         <w:t xml:space="preserve">4　</w:t>
       </w:r>
-      <w:hyperlink w:history="1" r:id="rId_8gpw1vk7n_83rzbrkt3-">
+      <w:hyperlink w:history="1" r:id="rId9s2q3ulcyoq1bdra540b_">
         <w:r>
           <w:rPr>
             <w:rStyle w:val="Hyperlink"/>
@@ -14536,7 +14353,7 @@
         </w:rPr>
         <w:t xml:space="preserve">5　</w:t>
       </w:r>
-      <w:hyperlink w:history="1" r:id="rIdcws_7me0edwo2nllg5e-v">
+      <w:hyperlink w:history="1" r:id="rIdlqsrwkmovbyzcg89wpj4q">
         <w:r>
           <w:rPr>
             <w:rStyle w:val="Hyperlink"/>
@@ -15193,41 +15010,7 @@
           <w:sz w:val="22"/>
           <w:szCs w:val="22"/>
         </w:rPr>
-        <w:t xml:space="preserve">本校在校舍進行商業活動，須事先取得相關批核機構的書面批准。</w:t>
-      </w:r>
-      <w:r>
-        <w:rPr>
-          <w:rFonts w:ascii="Microsoft JhengHei" w:cs="Microsoft JhengHei" w:eastAsia="Microsoft JhengHei" w:hAnsi="Microsoft JhengHei"/>
-          <w:sz w:val="22"/>
-          <w:szCs w:val="22"/>
-          <w:shd w:fill="FFF2B8" w:val="clear"/>
-        </w:rPr>
-        <w:t xml:space="preserve">法團校董會成立前</w:t>
-      </w:r>
-      <w:r>
-        <w:rPr>
-          <w:rFonts w:ascii="Microsoft JhengHei" w:cs="Microsoft JhengHei" w:eastAsia="Microsoft JhengHei" w:hAnsi="Microsoft JhengHei"/>
-          <w:sz w:val="22"/>
-          <w:szCs w:val="22"/>
-        </w:rPr>
-        <w:t xml:space="preserve">，必須事先取得教育局常任秘書長的書面准許；</w:t>
-      </w:r>
-      <w:r>
-        <w:rPr>
-          <w:rFonts w:ascii="Microsoft JhengHei" w:cs="Microsoft JhengHei" w:eastAsia="Microsoft JhengHei" w:hAnsi="Microsoft JhengHei"/>
-          <w:sz w:val="22"/>
-          <w:szCs w:val="22"/>
-          <w:shd w:fill="FFF2B8" w:val="clear"/>
-        </w:rPr>
-        <w:t xml:space="preserve">法團校董會成立後，則須取得法團校董會的批准</w:t>
-      </w:r>
-      <w:r>
-        <w:rPr>
-          <w:rFonts w:ascii="Microsoft JhengHei" w:cs="Microsoft JhengHei" w:eastAsia="Microsoft JhengHei" w:hAnsi="Microsoft JhengHei"/>
-          <w:sz w:val="22"/>
-          <w:szCs w:val="22"/>
-        </w:rPr>
-        <w:t xml:space="preserve">。</w:t>
+        <w:t xml:space="preserve">未設有法團校董會的資助學校在校舍進行商業活動，必須事先取得教育局常任秘書長的書面准許；設有法團校董會的學校則須取得法團校董會的批准。</w:t>
       </w:r>
       <w:r>
         <w:rPr>
@@ -15262,7 +15045,7 @@
           <w:szCs w:val="22"/>
         </w:rPr>
         <w:t xml:space="preserve">本校就投訴處理訂定以下程序及規定，以確保投訴得到公正、保密及妥善的處理：
-（一）任何被投訴的人員均不應參與處理事件、監督調查工作，或簽署任何給予投訴人的通信。如果處理投訴的人員私下認識被投訴的人士，或事件涉及前者的利益，該人員應向本校申報利益，並被禁止接觸相關資料。
+（一）任何被投訴的人員均不應參與處理事件、監督調查工作，或簽署任何給予投訴人的通信。如果處理投訴的人員私下認識被投訴的人士，或事件涉及前者的利益，該人員應向本校申報利益。
 （二）本校必須將所有投訴記錄妥為保存；校董會應保存一份投訴記錄冊，監察有關情況，並每隔一段時間查核未完個案的進度。每一投訴事件告一段落時，本校須就事件擬備載有調查結果、建議和跟進行動的撮要報告並存檔。
 （三）本校須將所有投訴個案的資料，包括所有面見記錄及調查報告，妥為保存。所有投訴內容及資料應絕對保密，只有</w:t>
       </w:r>
@@ -15404,7 +15187,7 @@
           <w:sz w:val="22"/>
           <w:szCs w:val="22"/>
         </w:rPr>
-        <w:t xml:space="preserve">本校須確保收集個人資料的目的和方式、個人資料的使用、個人資料的保安及查閱等方面，均符合《個人資料（私隱）條例》及相關法例的規定。本校須備存一本記錄冊，記錄本校拒絕查閱或改正資料的要求。</w:t>
+        <w:t xml:space="preserve">本校須確保收集個人資料的目的和方式、個人資料的使用、個人資料的保安及查閱等方面，均符合有關法例的規定。本校須備存一本記錄冊，記錄本校拒絕查閱或改正資料的要求。</w:t>
       </w:r>
       <w:r>
         <w:rPr>
@@ -15517,7 +15300,7 @@
         </w:rPr>
         <w:t xml:space="preserve">1　</w:t>
       </w:r>
-      <w:hyperlink w:history="1" r:id="rIdjijen2w8ndkhrjt2tpmsu">
+      <w:hyperlink w:history="1" r:id="rIdyb7g4r-dvyk6nxu50aewo">
         <w:r>
           <w:rPr>
             <w:rStyle w:val="Hyperlink"/>
@@ -15543,7 +15326,7 @@
         </w:rPr>
         <w:t xml:space="preserve">2, 19　</w:t>
       </w:r>
-      <w:hyperlink w:history="1" r:id="rIdvx6_bfautsr6xw0auqz6n">
+      <w:hyperlink w:history="1" r:id="rIdhrnrqfykty0qii9_pugfs">
         <w:r>
           <w:rPr>
             <w:rStyle w:val="Hyperlink"/>
@@ -15569,7 +15352,7 @@
         </w:rPr>
         <w:t xml:space="preserve">3, 6, 17　</w:t>
       </w:r>
-      <w:hyperlink w:history="1" r:id="rIdubdcgsqd0o-ehm5ko2obo">
+      <w:hyperlink w:history="1" r:id="rIdtewtsh12qy78x3doopabo">
         <w:r>
           <w:rPr>
             <w:rStyle w:val="Hyperlink"/>
@@ -15595,7 +15378,7 @@
         </w:rPr>
         <w:t xml:space="preserve">4　</w:t>
       </w:r>
-      <w:hyperlink w:history="1" r:id="rIdmhsrq6x_twlb-lvjgjkoj">
+      <w:hyperlink w:history="1" r:id="rIdoqp9r10d8xzw3jtjyr2e6">
         <w:r>
           <w:rPr>
             <w:rStyle w:val="Hyperlink"/>
@@ -15621,7 +15404,7 @@
         </w:rPr>
         <w:t xml:space="preserve">5　</w:t>
       </w:r>
-      <w:hyperlink w:history="1" r:id="rIdbdpx9dag_atvwvhk73bgr">
+      <w:hyperlink w:history="1" r:id="rIdsvpmamg7mqdqnelypa2pt">
         <w:r>
           <w:rPr>
             <w:rStyle w:val="Hyperlink"/>
@@ -15647,7 +15430,7 @@
         </w:rPr>
         <w:t xml:space="preserve">7, 10　</w:t>
       </w:r>
-      <w:hyperlink w:history="1" r:id="rId_j2skdjprtaabktoo_bcl">
+      <w:hyperlink w:history="1" r:id="rIdkhhw7ifd_4sizvgkssete">
         <w:r>
           <w:rPr>
             <w:rStyle w:val="Hyperlink"/>
@@ -15673,7 +15456,7 @@
         </w:rPr>
         <w:t xml:space="preserve">8　</w:t>
       </w:r>
-      <w:hyperlink w:history="1" r:id="rId_nnpljhlwj0o4bu7nnoap">
+      <w:hyperlink w:history="1" r:id="rIdtpsxpbfgaz1v3hoyzkmvr">
         <w:r>
           <w:rPr>
             <w:rStyle w:val="Hyperlink"/>
@@ -15699,7 +15482,7 @@
         </w:rPr>
         <w:t xml:space="preserve">9　</w:t>
       </w:r>
-      <w:hyperlink w:history="1" r:id="rIdpqmlk62cuktrphl3rmxjr">
+      <w:hyperlink w:history="1" r:id="rIdgu-3gnzttmt7g0sfp94l-">
         <w:r>
           <w:rPr>
             <w:rStyle w:val="Hyperlink"/>
@@ -15725,7 +15508,7 @@
         </w:rPr>
         <w:t xml:space="preserve">11　</w:t>
       </w:r>
-      <w:hyperlink w:history="1" r:id="rIdh0qrnuwgj2vbji-mrqity">
+      <w:hyperlink w:history="1" r:id="rId9b3qc7umpf141gnu_6nkz">
         <w:r>
           <w:rPr>
             <w:rStyle w:val="Hyperlink"/>
@@ -15751,7 +15534,7 @@
         </w:rPr>
         <w:t xml:space="preserve">12　</w:t>
       </w:r>
-      <w:hyperlink w:history="1" r:id="rIdhmfas_jllyump64hz63tp">
+      <w:hyperlink w:history="1" r:id="rIdnl4fou9zcnupj40m-_hxz">
         <w:r>
           <w:rPr>
             <w:rStyle w:val="Hyperlink"/>
@@ -15777,7 +15560,7 @@
         </w:rPr>
         <w:t xml:space="preserve">13　</w:t>
       </w:r>
-      <w:hyperlink w:history="1" r:id="rIds__8rvwhuv943bch3sqal">
+      <w:hyperlink w:history="1" r:id="rIdv29q3csat0p0sxc6y53du">
         <w:r>
           <w:rPr>
             <w:rStyle w:val="Hyperlink"/>
@@ -15803,7 +15586,7 @@
         </w:rPr>
         <w:t xml:space="preserve">14　</w:t>
       </w:r>
-      <w:hyperlink w:history="1" r:id="rId8vrrkxmveq3xtwrpfteqc">
+      <w:hyperlink w:history="1" r:id="rId-5r0msxrzi1j1oro0w79f">
         <w:r>
           <w:rPr>
             <w:rStyle w:val="Hyperlink"/>
@@ -15829,7 +15612,7 @@
         </w:rPr>
         <w:t xml:space="preserve">15　</w:t>
       </w:r>
-      <w:hyperlink w:history="1" r:id="rIdtx22ovxciv2_ynsedpkw6">
+      <w:hyperlink w:history="1" r:id="rIdhcl12rmckdq8m5qsijwf1">
         <w:r>
           <w:rPr>
             <w:rStyle w:val="Hyperlink"/>
@@ -15855,7 +15638,7 @@
         </w:rPr>
         <w:t xml:space="preserve">16　</w:t>
       </w:r>
-      <w:hyperlink w:history="1" r:id="rId3lzdksfkbzt-389pwblny">
+      <w:hyperlink w:history="1" r:id="rId_ryawawkei6scuyg_bxz3">
         <w:r>
           <w:rPr>
             <w:rStyle w:val="Hyperlink"/>
@@ -15881,7 +15664,7 @@
         </w:rPr>
         <w:t xml:space="preserve">18　</w:t>
       </w:r>
-      <w:hyperlink w:history="1" r:id="rIdkkvvhkqbnmg5jutjhbywj">
+      <w:hyperlink w:history="1" r:id="rIdnzq2crplmiaf1j3kdvdaz">
         <w:r>
           <w:rPr>
             <w:rStyle w:val="Hyperlink"/>
@@ -15931,7 +15714,7 @@
           <w:sz w:val="22"/>
           <w:szCs w:val="22"/>
         </w:rPr>
-        <w:t xml:space="preserve">本校依據《強制舉報虐待兒童條例》制定校本舉報機制，規範指明專業人員就懷疑嚴重虐兒個案作出舉報及後續跟進。遇緊急情況（例如學生需救援、接受治療或須執法介入），相關人員須盡快致電999警方緊急熱線；非緊急情況則應透過電話聯絡或親身前往任何一間警署，或聯絡社署保護家庭及兒童服務課作出舉報。過程中，任何人士不得故意阻止或阻礙指明專業人員履行舉報責任，亦不得披露作出舉報之指明專業人員的身分。所有虐兒相關紀錄須由</w:t>
+        <w:t xml:space="preserve">本校制定校本舉報機制，規範指明專業人員就懷疑嚴重虐兒個案作出舉報及後續跟進。遇緊急情況（例如學生需救援、接受治療或須執法介入），相關人員須盡快致電999警方緊急熱線；非緊急情況則應透過電話聯絡或親身前往任何一間警署，或聯絡社署保護家庭及兒童服務課作出舉報。過程中，任何人士不得故意阻止或阻礙指明專業人員履行舉報責任，亦不得披露作出舉報之指明專業人員的身分。所有虐兒相關紀錄須由</w:t>
       </w:r>
       <w:r>
         <w:rPr>
@@ -16595,7 +16378,7 @@
           <w:sz w:val="22"/>
           <w:szCs w:val="22"/>
         </w:rPr>
-        <w:t xml:space="preserve">擔任主席，負責制訂健康及環保的膳食政策及相關措施，並督導、統籌及持續改善學生的膳食安排。本校每天安排大約一小時的午膳時間，以支持學生的健康飲食習慣。</w:t>
+        <w:t xml:space="preserve">擔任主席，負責制訂健康及環保的膳食政策及相關措施，並督導、統籌及改善學生的膳食安排。本校每天安排大約一小時的午膳時間，以支持學生的健康飲食習慣。</w:t>
       </w:r>
       <w:r>
         <w:rPr>
@@ -16681,7 +16464,7 @@
           <w:sz w:val="22"/>
           <w:szCs w:val="22"/>
         </w:rPr>
-        <w:t xml:space="preserve">本校就學生訓育制度制定書面政策，並於每學年開始時向家長告知校內的訓育制度和措施；訓育程序指引由校方與教職員共同商討制訂，以確保執行的公平性及一致性。有需要時，本校可就學生在學業上持續未有改進或在行為上經常出現的問題，諮詢所屬的區域教育服務處，尋求專業支援。</w:t>
+        <w:t xml:space="preserve">本校就學生訓育制度制定政策，並於每學年開始時向家長告知校內的訓育制度和措施；訓育程序指引由校方與教職員共同商討制訂，以確保執行的公平性及一致性。有需要時，本校可就學生在學業上持續未有改進或在行為上經常出現的問題，諮詢所屬的區域教育服務處，尋求專業支援。</w:t>
       </w:r>
       <w:r>
         <w:rPr>
@@ -16826,7 +16609,7 @@
         </w:rPr>
         <w:t xml:space="preserve">1　</w:t>
       </w:r>
-      <w:hyperlink w:history="1" r:id="rIdd4kq-sk0es_9sjstvdhq2">
+      <w:hyperlink w:history="1" r:id="rId6b1sanu45cazc0bia0lsi">
         <w:r>
           <w:rPr>
             <w:rStyle w:val="Hyperlink"/>
@@ -16852,7 +16635,7 @@
         </w:rPr>
         <w:t xml:space="preserve">2　</w:t>
       </w:r>
-      <w:hyperlink w:history="1" r:id="rIdgutaod6bbutzp6g1x5seq">
+      <w:hyperlink w:history="1" r:id="rIddqg6ewkvrbbapc5r32ejo">
         <w:r>
           <w:rPr>
             <w:rStyle w:val="Hyperlink"/>
@@ -16878,7 +16661,7 @@
         </w:rPr>
         <w:t xml:space="preserve">3　</w:t>
       </w:r>
-      <w:hyperlink w:history="1" r:id="rIdmscjqtgdlxj087qxhzot8">
+      <w:hyperlink w:history="1" r:id="rIdjdi4qsndvrr04ujuyf04v">
         <w:r>
           <w:rPr>
             <w:rStyle w:val="Hyperlink"/>
@@ -16904,7 +16687,7 @@
         </w:rPr>
         <w:t xml:space="preserve">4　</w:t>
       </w:r>
-      <w:hyperlink w:history="1" r:id="rIdx7e6d6cj0iktou2by_ltm">
+      <w:hyperlink w:history="1" r:id="rId7d6lzsgheml3d3cuhwbsh">
         <w:r>
           <w:rPr>
             <w:rStyle w:val="Hyperlink"/>
@@ -16930,7 +16713,7 @@
         </w:rPr>
         <w:t xml:space="preserve">5　</w:t>
       </w:r>
-      <w:hyperlink w:history="1" r:id="rId5ptxeq4v5ncu5lav3dbiz">
+      <w:hyperlink w:history="1" r:id="rIdp7mhu5jhg8zp9jpcgyifz">
         <w:r>
           <w:rPr>
             <w:rStyle w:val="Hyperlink"/>
@@ -16956,7 +16739,7 @@
         </w:rPr>
         <w:t xml:space="preserve">6　</w:t>
       </w:r>
-      <w:hyperlink w:history="1" r:id="rId0fromme_mqt7nsoqilqou">
+      <w:hyperlink w:history="1" r:id="rId0atrnlopb6kji8x8ran3s">
         <w:r>
           <w:rPr>
             <w:rStyle w:val="Hyperlink"/>
@@ -16982,7 +16765,7 @@
         </w:rPr>
         <w:t xml:space="preserve">7　</w:t>
       </w:r>
-      <w:hyperlink w:history="1" r:id="rIde1augsrx_ezrugt2eprsf">
+      <w:hyperlink w:history="1" r:id="rIdb45iorw0z6sevngeq8fbd">
         <w:r>
           <w:rPr>
             <w:rStyle w:val="Hyperlink"/>
@@ -17008,7 +16791,7 @@
         </w:rPr>
         <w:t xml:space="preserve">8　</w:t>
       </w:r>
-      <w:hyperlink w:history="1" r:id="rIdvfpzez9nzsrth_sx4uvx9">
+      <w:hyperlink w:history="1" r:id="rIdz8v3ikiu1w5q9aywnjlgl">
         <w:r>
           <w:rPr>
             <w:rStyle w:val="Hyperlink"/>
@@ -17034,7 +16817,7 @@
         </w:rPr>
         <w:t xml:space="preserve">9　</w:t>
       </w:r>
-      <w:hyperlink w:history="1" r:id="rIdk0vajv-4txfc-r1njmrn8">
+      <w:hyperlink w:history="1" r:id="rIdtcxqiojlzqj69gx_yssts">
         <w:r>
           <w:rPr>
             <w:rStyle w:val="Hyperlink"/>
@@ -17060,7 +16843,7 @@
         </w:rPr>
         <w:t xml:space="preserve">10, 11　</w:t>
       </w:r>
-      <w:hyperlink w:history="1" r:id="rIdvl8jqvvimrqi7b0_twjc7">
+      <w:hyperlink w:history="1" r:id="rIdae05ac-g4atgq5aww9ics">
         <w:r>
           <w:rPr>
             <w:rStyle w:val="Hyperlink"/>
@@ -17086,7 +16869,7 @@
         </w:rPr>
         <w:t xml:space="preserve">12　</w:t>
       </w:r>
-      <w:hyperlink w:history="1" r:id="rIdai8mvkmvxlrojr4tfcp0t">
+      <w:hyperlink w:history="1" r:id="rIdofjlmvpmypkqj0_9zzuqi">
         <w:r>
           <w:rPr>
             <w:rStyle w:val="Hyperlink"/>
@@ -17112,7 +16895,7 @@
         </w:rPr>
         <w:t xml:space="preserve">13　</w:t>
       </w:r>
-      <w:hyperlink w:history="1" r:id="rIdhf3ynyqbdvbn8vtyvquhx">
+      <w:hyperlink w:history="1" r:id="rId9_eevspejcsnp1xri_ss3">
         <w:r>
           <w:rPr>
             <w:rStyle w:val="Hyperlink"/>
@@ -17138,7 +16921,7 @@
         </w:rPr>
         <w:t xml:space="preserve">14　</w:t>
       </w:r>
-      <w:hyperlink w:history="1" r:id="rIduo9b9jdnr5abefe4ylanl">
+      <w:hyperlink w:history="1" r:id="rId9orjbzsfzsgoawksloifm">
         <w:r>
           <w:rPr>
             <w:rStyle w:val="Hyperlink"/>
@@ -17164,7 +16947,7 @@
         </w:rPr>
         <w:t xml:space="preserve">15　</w:t>
       </w:r>
-      <w:hyperlink w:history="1" r:id="rIdi-ybcjv56so2fwxzqdllh">
+      <w:hyperlink w:history="1" r:id="rIduuqzqvazd-jv9ck_j8ubh">
         <w:r>
           <w:rPr>
             <w:rStyle w:val="Hyperlink"/>

--- a/dev/checklists/gov_admin/本校校務行政政策_學校版_DRAFT.docx
+++ b/dev/checklists/gov_admin/本校校務行政政策_學校版_DRAFT.docx
@@ -179,7 +179,7 @@
           <w:sz w:val="28"/>
           <w:szCs w:val="28"/>
         </w:rPr>
-        <w:t xml:space="preserve">undefined. undefined</w:t>
+        <w:t xml:space="preserve">1. 廉政管治</w:t>
       </w:r>
     </w:p>
     <w:p>
@@ -195,7 +195,7 @@
           <w:sz w:val="22"/>
           <w:szCs w:val="22"/>
         </w:rPr>
-        <w:t xml:space="preserve">undefined.1　</w:t>
+        <w:t xml:space="preserve">1.1　</w:t>
       </w:r>
       <w:r>
         <w:rPr>
@@ -263,7 +263,7 @@
           <w:sz w:val="22"/>
           <w:szCs w:val="22"/>
         </w:rPr>
-        <w:t xml:space="preserve">undefined.2　</w:t>
+        <w:t xml:space="preserve">1.2　</w:t>
       </w:r>
       <w:r>
         <w:rPr>
@@ -306,7 +306,7 @@
           <w:sz w:val="22"/>
           <w:szCs w:val="22"/>
         </w:rPr>
-        <w:t xml:space="preserve">undefined.3　</w:t>
+        <w:t xml:space="preserve">1.3　</w:t>
       </w:r>
       <w:r>
         <w:rPr>
@@ -376,7 +376,7 @@
           <w:sz w:val="22"/>
           <w:szCs w:val="22"/>
         </w:rPr>
-        <w:t xml:space="preserve">undefined.4　</w:t>
+        <w:t xml:space="preserve">1.4　</w:t>
       </w:r>
       <w:r>
         <w:rPr>
@@ -446,7 +446,7 @@
           <w:sz w:val="22"/>
           <w:szCs w:val="22"/>
         </w:rPr>
-        <w:t xml:space="preserve">undefined.5　</w:t>
+        <w:t xml:space="preserve">1.5　</w:t>
       </w:r>
       <w:r>
         <w:rPr>
@@ -556,7 +556,7 @@
           <w:sz w:val="22"/>
           <w:szCs w:val="22"/>
         </w:rPr>
-        <w:t xml:space="preserve">undefined.6　</w:t>
+        <w:t xml:space="preserve">1.6　</w:t>
       </w:r>
       <w:r>
         <w:rPr>
@@ -642,7 +642,7 @@
           <w:sz w:val="22"/>
           <w:szCs w:val="22"/>
         </w:rPr>
-        <w:t xml:space="preserve">undefined.7　</w:t>
+        <w:t xml:space="preserve">1.7　</w:t>
       </w:r>
       <w:r>
         <w:rPr>
@@ -676,7 +676,7 @@
           <w:sz w:val="22"/>
           <w:szCs w:val="22"/>
         </w:rPr>
-        <w:t xml:space="preserve">undefined.8　</w:t>
+        <w:t xml:space="preserve">1.8　</w:t>
       </w:r>
       <w:r>
         <w:rPr>
@@ -710,7 +710,7 @@
           <w:sz w:val="22"/>
           <w:szCs w:val="22"/>
         </w:rPr>
-        <w:t xml:space="preserve">undefined.9　</w:t>
+        <w:t xml:space="preserve">1.9　</w:t>
       </w:r>
       <w:r>
         <w:rPr>
@@ -761,7 +761,7 @@
           <w:sz w:val="22"/>
           <w:szCs w:val="22"/>
         </w:rPr>
-        <w:t xml:space="preserve">undefined.10　</w:t>
+        <w:t xml:space="preserve">1.10　</w:t>
       </w:r>
       <w:r>
         <w:rPr>
@@ -812,7 +812,7 @@
           <w:sz w:val="22"/>
           <w:szCs w:val="22"/>
         </w:rPr>
-        <w:t xml:space="preserve">undefined.11　</w:t>
+        <w:t xml:space="preserve">1.11　</w:t>
       </w:r>
       <w:r>
         <w:rPr>
@@ -949,7 +949,7 @@
           <w:sz w:val="22"/>
           <w:szCs w:val="22"/>
         </w:rPr>
-        <w:t xml:space="preserve">undefined.12　</w:t>
+        <w:t xml:space="preserve">1.12　</w:t>
       </w:r>
       <w:r>
         <w:rPr>
@@ -1035,7 +1035,7 @@
           <w:sz w:val="22"/>
           <w:szCs w:val="22"/>
         </w:rPr>
-        <w:t xml:space="preserve">undefined.13　</w:t>
+        <w:t xml:space="preserve">1.13　</w:t>
       </w:r>
       <w:r>
         <w:rPr>
@@ -1086,7 +1086,7 @@
           <w:sz w:val="22"/>
           <w:szCs w:val="22"/>
         </w:rPr>
-        <w:t xml:space="preserve">undefined.14　</w:t>
+        <w:t xml:space="preserve">1.14　</w:t>
       </w:r>
       <w:r>
         <w:rPr>
@@ -1120,7 +1120,7 @@
           <w:sz w:val="22"/>
           <w:szCs w:val="22"/>
         </w:rPr>
-        <w:t xml:space="preserve">undefined.15　</w:t>
+        <w:t xml:space="preserve">1.15　</w:t>
       </w:r>
       <w:r>
         <w:rPr>
@@ -1171,7 +1171,7 @@
           <w:sz w:val="22"/>
           <w:szCs w:val="22"/>
         </w:rPr>
-        <w:t xml:space="preserve">undefined.16　</w:t>
+        <w:t xml:space="preserve">1.16　</w:t>
       </w:r>
       <w:r>
         <w:rPr>
@@ -1465,7 +1465,7 @@
           <w:sz w:val="22"/>
           <w:szCs w:val="22"/>
         </w:rPr>
-        <w:t xml:space="preserve">undefined.17　</w:t>
+        <w:t xml:space="preserve">1.17　</w:t>
       </w:r>
       <w:r>
         <w:rPr>
@@ -1927,7 +1927,7 @@
           <w:sz w:val="22"/>
           <w:szCs w:val="22"/>
         </w:rPr>
-        <w:t xml:space="preserve">undefined.18　</w:t>
+        <w:t xml:space="preserve">1.18　</w:t>
       </w:r>
       <w:r>
         <w:rPr>
@@ -1979,7 +1979,7 @@
           <w:sz w:val="22"/>
           <w:szCs w:val="22"/>
         </w:rPr>
-        <w:t xml:space="preserve">undefined.19　</w:t>
+        <w:t xml:space="preserve">1.19　</w:t>
       </w:r>
       <w:r>
         <w:rPr>
@@ -2013,7 +2013,7 @@
           <w:sz w:val="22"/>
           <w:szCs w:val="22"/>
         </w:rPr>
-        <w:t xml:space="preserve">undefined.20　</w:t>
+        <w:t xml:space="preserve">1.20　</w:t>
       </w:r>
       <w:r>
         <w:rPr>
@@ -2081,7 +2081,7 @@
         </w:rPr>
         <w:t xml:space="preserve">1　</w:t>
       </w:r>
-      <w:hyperlink w:history="1" r:id="rId8vwhgqsncddlu5bg30rek">
+      <w:hyperlink w:history="1" r:id="rIdhzk3kjtaiepotlo-3gqyi">
         <w:r>
           <w:rPr>
             <w:rStyle w:val="Hyperlink"/>
@@ -2107,7 +2107,7 @@
         </w:rPr>
         <w:t xml:space="preserve">2　</w:t>
       </w:r>
-      <w:hyperlink w:history="1" r:id="rId3tkyipantood_pu9msio4">
+      <w:hyperlink w:history="1" r:id="rIdubonnkr3df1zscvdeppol">
         <w:r>
           <w:rPr>
             <w:rStyle w:val="Hyperlink"/>
@@ -2133,7 +2133,7 @@
         </w:rPr>
         <w:t xml:space="preserve">3　</w:t>
       </w:r>
-      <w:hyperlink w:history="1" r:id="rId5wifp7cv2hbhusd5qjpqu">
+      <w:hyperlink w:history="1" r:id="rIdg8tugcz1jojm1ml6wbpqn">
         <w:r>
           <w:rPr>
             <w:rStyle w:val="Hyperlink"/>
@@ -2159,7 +2159,7 @@
         </w:rPr>
         <w:t xml:space="preserve">4, 19　</w:t>
       </w:r>
-      <w:hyperlink w:history="1" r:id="rIduos1db8qjl0_7q_ca1-_9">
+      <w:hyperlink w:history="1" r:id="rIdlpvsq2mcby7jiz1sfelth">
         <w:r>
           <w:rPr>
             <w:rStyle w:val="Hyperlink"/>
@@ -2185,7 +2185,7 @@
         </w:rPr>
         <w:t xml:space="preserve">5　</w:t>
       </w:r>
-      <w:hyperlink w:history="1" r:id="rIdtvqspuuo9yfled3snpmtk">
+      <w:hyperlink w:history="1" r:id="rId_xg7uae-pjjcuf3niqi-a">
         <w:r>
           <w:rPr>
             <w:rStyle w:val="Hyperlink"/>
@@ -2211,7 +2211,7 @@
         </w:rPr>
         <w:t xml:space="preserve">6　</w:t>
       </w:r>
-      <w:hyperlink w:history="1" r:id="rId4vmg5f9uwte5_uwwcmjbh">
+      <w:hyperlink w:history="1" r:id="rId_4k7vnqxpm0pwrfyh0v4t">
         <w:r>
           <w:rPr>
             <w:rStyle w:val="Hyperlink"/>
@@ -2237,7 +2237,7 @@
         </w:rPr>
         <w:t xml:space="preserve">7　</w:t>
       </w:r>
-      <w:hyperlink w:history="1" r:id="rIdgf-tg8xn4y2kym_cweq04">
+      <w:hyperlink w:history="1" r:id="rIdu_2vwmxwgs-85uh-gf0pk">
         <w:r>
           <w:rPr>
             <w:rStyle w:val="Hyperlink"/>
@@ -2263,7 +2263,7 @@
         </w:rPr>
         <w:t xml:space="preserve">8　</w:t>
       </w:r>
-      <w:hyperlink w:history="1" r:id="rIdkcj5fr6cc47ihqywm52dq">
+      <w:hyperlink w:history="1" r:id="rIdqemaexx-rojwl7mmauqdm">
         <w:r>
           <w:rPr>
             <w:rStyle w:val="Hyperlink"/>
@@ -2289,7 +2289,7 @@
         </w:rPr>
         <w:t xml:space="preserve">9　</w:t>
       </w:r>
-      <w:hyperlink w:history="1" r:id="rId1xjndxj_ynx48wiupcmaa">
+      <w:hyperlink w:history="1" r:id="rIdtsolp5o2hu7r28hg2zw6e">
         <w:r>
           <w:rPr>
             <w:rStyle w:val="Hyperlink"/>
@@ -2315,7 +2315,7 @@
         </w:rPr>
         <w:t xml:space="preserve">10　</w:t>
       </w:r>
-      <w:hyperlink w:history="1" r:id="rIdz7ncbyxi1g952zsqfro58">
+      <w:hyperlink w:history="1" r:id="rIdwnofz0huujzysc6myq937">
         <w:r>
           <w:rPr>
             <w:rStyle w:val="Hyperlink"/>
@@ -2341,7 +2341,7 @@
         </w:rPr>
         <w:t xml:space="preserve">11　</w:t>
       </w:r>
-      <w:hyperlink w:history="1" r:id="rIdka6efqukdiqlet0zaytue">
+      <w:hyperlink w:history="1" r:id="rId2eqa6ca2wuz1nzgc_emfc">
         <w:r>
           <w:rPr>
             <w:rStyle w:val="Hyperlink"/>
@@ -2367,7 +2367,7 @@
         </w:rPr>
         <w:t xml:space="preserve">12　</w:t>
       </w:r>
-      <w:hyperlink w:history="1" r:id="rIdf5wgju4iogy0hmqw_f-nd">
+      <w:hyperlink w:history="1" r:id="rIdmboxxnf9ynau0f0hvwkpa">
         <w:r>
           <w:rPr>
             <w:rStyle w:val="Hyperlink"/>
@@ -2393,7 +2393,7 @@
         </w:rPr>
         <w:t xml:space="preserve">13　</w:t>
       </w:r>
-      <w:hyperlink w:history="1" r:id="rIdc2wx2g7yhchapuaxplihu">
+      <w:hyperlink w:history="1" r:id="rIdhw_8wncc7acjdm-6kq8bd">
         <w:r>
           <w:rPr>
             <w:rStyle w:val="Hyperlink"/>
@@ -2419,7 +2419,7 @@
         </w:rPr>
         <w:t xml:space="preserve">14, 22　</w:t>
       </w:r>
-      <w:hyperlink w:history="1" r:id="rIdpnb0fvmnfr8h2pmnhlp8p">
+      <w:hyperlink w:history="1" r:id="rIdvq1ijzarx7fuvqlo62juj">
         <w:r>
           <w:rPr>
             <w:rStyle w:val="Hyperlink"/>
@@ -2445,7 +2445,7 @@
         </w:rPr>
         <w:t xml:space="preserve">15　</w:t>
       </w:r>
-      <w:hyperlink w:history="1" r:id="rIdksbsjjapxaobwlwcpgs8j">
+      <w:hyperlink w:history="1" r:id="rIdkx2mdrotfe87kixj3zqru">
         <w:r>
           <w:rPr>
             <w:rStyle w:val="Hyperlink"/>
@@ -2471,7 +2471,7 @@
         </w:rPr>
         <w:t xml:space="preserve">16　</w:t>
       </w:r>
-      <w:hyperlink w:history="1" r:id="rIdn45qgzmnjnlhcyn1txnrr">
+      <w:hyperlink w:history="1" r:id="rIdidoetzreuo10siswuq0yo">
         <w:r>
           <w:rPr>
             <w:rStyle w:val="Hyperlink"/>
@@ -2497,7 +2497,7 @@
         </w:rPr>
         <w:t xml:space="preserve">17　</w:t>
       </w:r>
-      <w:hyperlink w:history="1" r:id="rIdkz9ovtofgbwrooi_eyhzl">
+      <w:hyperlink w:history="1" r:id="rId_hjjcwvabxrm0xtimjrka">
         <w:r>
           <w:rPr>
             <w:rStyle w:val="Hyperlink"/>
@@ -2523,7 +2523,7 @@
         </w:rPr>
         <w:t xml:space="preserve">18　</w:t>
       </w:r>
-      <w:hyperlink w:history="1" r:id="rId0grajkfbmt0adumoqxjsh">
+      <w:hyperlink w:history="1" r:id="rIdis1if8caivh1qydoq3dcd">
         <w:r>
           <w:rPr>
             <w:rStyle w:val="Hyperlink"/>
@@ -2549,7 +2549,7 @@
         </w:rPr>
         <w:t xml:space="preserve">20　</w:t>
       </w:r>
-      <w:hyperlink w:history="1" r:id="rIdl8s4nekteocc6otm6a7r_">
+      <w:hyperlink w:history="1" r:id="rIdkomq5ooy8wnm4xorvgcs4">
         <w:r>
           <w:rPr>
             <w:rStyle w:val="Hyperlink"/>
@@ -2575,7 +2575,7 @@
         </w:rPr>
         <w:t xml:space="preserve">21, 23　</w:t>
       </w:r>
-      <w:hyperlink w:history="1" r:id="rId46fovxxw4gsxkwzsrkqoc">
+      <w:hyperlink w:history="1" r:id="rIdv1k7pq8itmam4fd44rvt6">
         <w:r>
           <w:rPr>
             <w:rStyle w:val="Hyperlink"/>
@@ -2601,7 +2601,7 @@
         </w:rPr>
         <w:t xml:space="preserve">24　</w:t>
       </w:r>
-      <w:hyperlink w:history="1" r:id="rIdtdqjr0qp4euvczup39qur">
+      <w:hyperlink w:history="1" r:id="rIdjiapd1dbo9m7jjq44hubk">
         <w:r>
           <w:rPr>
             <w:rStyle w:val="Hyperlink"/>
@@ -2627,7 +2627,7 @@
         </w:rPr>
         <w:t xml:space="preserve">25　</w:t>
       </w:r>
-      <w:hyperlink w:history="1" r:id="rIdq1d_frw1fptiwvmbqupqy">
+      <w:hyperlink w:history="1" r:id="rIdqez3rbc4opjubyxgrm4-s">
         <w:r>
           <w:rPr>
             <w:rStyle w:val="Hyperlink"/>
@@ -2653,7 +2653,7 @@
         </w:rPr>
         <w:t xml:space="preserve">26　</w:t>
       </w:r>
-      <w:hyperlink w:history="1" r:id="rId1kzugbh0inernmnqlsrts">
+      <w:hyperlink w:history="1" r:id="rIdczxcld91j-gdnkgq4qw8o">
         <w:r>
           <w:rPr>
             <w:rStyle w:val="Hyperlink"/>
@@ -2679,7 +2679,7 @@
         </w:rPr>
         <w:t xml:space="preserve">27　</w:t>
       </w:r>
-      <w:hyperlink w:history="1" r:id="rIdgtpwxcqdciri-2m5p-mwk">
+      <w:hyperlink w:history="1" r:id="rIduvgqdcrpmf3e3bk63wjsn">
         <w:r>
           <w:rPr>
             <w:rStyle w:val="Hyperlink"/>
@@ -2705,7 +2705,7 @@
         </w:rPr>
         <w:t xml:space="preserve">28　</w:t>
       </w:r>
-      <w:hyperlink w:history="1" r:id="rIdlwml6l8isl2s5wlhwxxjy">
+      <w:hyperlink w:history="1" r:id="rIdfxixzhp6u8_ooza98kziu">
         <w:r>
           <w:rPr>
             <w:rStyle w:val="Hyperlink"/>
@@ -2731,7 +2731,7 @@
         </w:rPr>
         <w:t xml:space="preserve">29　</w:t>
       </w:r>
-      <w:hyperlink w:history="1" r:id="rIdo45fps24njo0pvi38bw-v">
+      <w:hyperlink w:history="1" r:id="rIdl4civh4jhddoq4ia5zwhy">
         <w:r>
           <w:rPr>
             <w:rStyle w:val="Hyperlink"/>
@@ -2757,7 +2757,7 @@
         </w:rPr>
         <w:t xml:space="preserve">30　</w:t>
       </w:r>
-      <w:hyperlink w:history="1" r:id="rIdmzem7jcgkd73avvoffbwb">
+      <w:hyperlink w:history="1" r:id="rIdwkhkdf5-ldgtaor9k5ded">
         <w:r>
           <w:rPr>
             <w:rStyle w:val="Hyperlink"/>
@@ -2783,7 +2783,7 @@
         </w:rPr>
         <w:t xml:space="preserve">31　</w:t>
       </w:r>
-      <w:hyperlink w:history="1" r:id="rIdpd3iv6lfzx6-cscecoyyb">
+      <w:hyperlink w:history="1" r:id="rIdpw_-6s56bvgamkzirri05">
         <w:r>
           <w:rPr>
             <w:rStyle w:val="Hyperlink"/>
@@ -2809,7 +2809,7 @@
           <w:sz w:val="28"/>
           <w:szCs w:val="28"/>
         </w:rPr>
-        <w:t xml:space="preserve">undefined. undefined</w:t>
+        <w:t xml:space="preserve">2. 採購管理</w:t>
       </w:r>
     </w:p>
     <w:p>
@@ -2825,7 +2825,7 @@
           <w:sz w:val="22"/>
           <w:szCs w:val="22"/>
         </w:rPr>
-        <w:t xml:space="preserve">undefined.1　</w:t>
+        <w:t xml:space="preserve">2.1　</w:t>
       </w:r>
       <w:r>
         <w:rPr>
@@ -2877,7 +2877,7 @@
           <w:sz w:val="22"/>
           <w:szCs w:val="22"/>
         </w:rPr>
-        <w:t xml:space="preserve">undefined.2　</w:t>
+        <w:t xml:space="preserve">2.2　</w:t>
       </w:r>
       <w:r>
         <w:rPr>
@@ -3262,7 +3262,7 @@
           <w:sz w:val="22"/>
           <w:szCs w:val="22"/>
         </w:rPr>
-        <w:t xml:space="preserve">undefined.3　</w:t>
+        <w:t xml:space="preserve">2.3　</w:t>
       </w:r>
       <w:r>
         <w:rPr>
@@ -3668,7 +3668,7 @@
           <w:sz w:val="22"/>
           <w:szCs w:val="22"/>
         </w:rPr>
-        <w:t xml:space="preserve">undefined.4　</w:t>
+        <w:t xml:space="preserve">2.4　</w:t>
       </w:r>
       <w:r>
         <w:rPr>
@@ -3772,7 +3772,7 @@
           <w:sz w:val="22"/>
           <w:szCs w:val="22"/>
         </w:rPr>
-        <w:t xml:space="preserve">undefined.5　</w:t>
+        <w:t xml:space="preserve">2.5　</w:t>
       </w:r>
       <w:r>
         <w:rPr>
@@ -3823,7 +3823,7 @@
           <w:sz w:val="22"/>
           <w:szCs w:val="22"/>
         </w:rPr>
-        <w:t xml:space="preserve">undefined.6　</w:t>
+        <w:t xml:space="preserve">2.6　</w:t>
       </w:r>
       <w:r>
         <w:rPr>
@@ -3874,7 +3874,7 @@
           <w:sz w:val="22"/>
           <w:szCs w:val="22"/>
         </w:rPr>
-        <w:t xml:space="preserve">undefined.7　</w:t>
+        <w:t xml:space="preserve">2.7　</w:t>
       </w:r>
       <w:r>
         <w:rPr>
@@ -3908,7 +3908,7 @@
           <w:sz w:val="22"/>
           <w:szCs w:val="22"/>
         </w:rPr>
-        <w:t xml:space="preserve">undefined.8　</w:t>
+        <w:t xml:space="preserve">2.8　</w:t>
       </w:r>
       <w:r>
         <w:rPr>
@@ -4011,7 +4011,7 @@
         </w:rPr>
         <w:t xml:space="preserve">1　</w:t>
       </w:r>
-      <w:hyperlink w:history="1" r:id="rIdxs6bguqnk4qxrfiy4lf1h">
+      <w:hyperlink w:history="1" r:id="rIdx9mts7id8xx77vmeft6yh">
         <w:r>
           <w:rPr>
             <w:rStyle w:val="Hyperlink"/>
@@ -4037,7 +4037,7 @@
         </w:rPr>
         <w:t xml:space="preserve">2　</w:t>
       </w:r>
-      <w:hyperlink w:history="1" r:id="rIdaesgkvhqu_-xuflwvswpa">
+      <w:hyperlink w:history="1" r:id="rIdslxysoqg3lsj0ztex-gvv">
         <w:r>
           <w:rPr>
             <w:rStyle w:val="Hyperlink"/>
@@ -4063,7 +4063,7 @@
         </w:rPr>
         <w:t xml:space="preserve">3　</w:t>
       </w:r>
-      <w:hyperlink w:history="1" r:id="rId2uuhomfy1el1lcwetqdr1">
+      <w:hyperlink w:history="1" r:id="rId8fxhqfl4xfcmdyofkdct7">
         <w:r>
           <w:rPr>
             <w:rStyle w:val="Hyperlink"/>
@@ -4089,7 +4089,7 @@
         </w:rPr>
         <w:t xml:space="preserve">4, 8, 11　</w:t>
       </w:r>
-      <w:hyperlink w:history="1" r:id="rId4wk4xht0q4kr2e0k7mz52">
+      <w:hyperlink w:history="1" r:id="rIdgerofdzyorclxyibnl280">
         <w:r>
           <w:rPr>
             <w:rStyle w:val="Hyperlink"/>
@@ -4115,7 +4115,7 @@
         </w:rPr>
         <w:t xml:space="preserve">5, 6　</w:t>
       </w:r>
-      <w:hyperlink w:history="1" r:id="rIdcwl1iifnn5legvafubzcr">
+      <w:hyperlink w:history="1" r:id="rIdjrtx1bzyu34het_g-gv66">
         <w:r>
           <w:rPr>
             <w:rStyle w:val="Hyperlink"/>
@@ -4141,7 +4141,7 @@
         </w:rPr>
         <w:t xml:space="preserve">7　</w:t>
       </w:r>
-      <w:hyperlink w:history="1" r:id="rIdagtr2iod5iiaryjtm0bb4">
+      <w:hyperlink w:history="1" r:id="rIdwnlnhhpdlxpp8u9qul4cr">
         <w:r>
           <w:rPr>
             <w:rStyle w:val="Hyperlink"/>
@@ -4167,7 +4167,7 @@
         </w:rPr>
         <w:t xml:space="preserve">9　</w:t>
       </w:r>
-      <w:hyperlink w:history="1" r:id="rIdfr-p4grqtq6u6a4gcjypu">
+      <w:hyperlink w:history="1" r:id="rIdsssv8pf0ghbkdegodvokl">
         <w:r>
           <w:rPr>
             <w:rStyle w:val="Hyperlink"/>
@@ -4193,7 +4193,7 @@
         </w:rPr>
         <w:t xml:space="preserve">10　</w:t>
       </w:r>
-      <w:hyperlink w:history="1" r:id="rIdcek3erqinvitekuk5ewak">
+      <w:hyperlink w:history="1" r:id="rIdmcy2vm03qxhwdloysfhbl">
         <w:r>
           <w:rPr>
             <w:rStyle w:val="Hyperlink"/>
@@ -4219,7 +4219,7 @@
         </w:rPr>
         <w:t xml:space="preserve">12　</w:t>
       </w:r>
-      <w:hyperlink w:history="1" r:id="rId_0xs2dryqkoqk1yvbc7sa">
+      <w:hyperlink w:history="1" r:id="rIdd7bedaidng5mzicaiwbta">
         <w:r>
           <w:rPr>
             <w:rStyle w:val="Hyperlink"/>
@@ -4245,7 +4245,7 @@
         </w:rPr>
         <w:t xml:space="preserve">13　</w:t>
       </w:r>
-      <w:hyperlink w:history="1" r:id="rIduhdslrbb8bdtws-ttvpc8">
+      <w:hyperlink w:history="1" r:id="rIdntgp59jjrqwnomy_qfqmz">
         <w:r>
           <w:rPr>
             <w:rStyle w:val="Hyperlink"/>
@@ -4271,7 +4271,7 @@
           <w:sz w:val="28"/>
           <w:szCs w:val="28"/>
         </w:rPr>
-        <w:t xml:space="preserve">undefined. undefined</w:t>
+        <w:t xml:space="preserve">3. 財務管理</w:t>
       </w:r>
     </w:p>
     <w:p>
@@ -4287,7 +4287,7 @@
           <w:sz w:val="22"/>
           <w:szCs w:val="22"/>
         </w:rPr>
-        <w:t xml:space="preserve">undefined.1　</w:t>
+        <w:t xml:space="preserve">3.1　</w:t>
       </w:r>
       <w:r>
         <w:rPr>
@@ -4391,7 +4391,7 @@
           <w:sz w:val="22"/>
           <w:szCs w:val="22"/>
         </w:rPr>
-        <w:t xml:space="preserve">undefined.2　</w:t>
+        <w:t xml:space="preserve">3.2　</w:t>
       </w:r>
       <w:r>
         <w:rPr>
@@ -4478,7 +4478,7 @@
           <w:sz w:val="22"/>
           <w:szCs w:val="22"/>
         </w:rPr>
-        <w:t xml:space="preserve">undefined.3　</w:t>
+        <w:t xml:space="preserve">3.3　</w:t>
       </w:r>
       <w:r>
         <w:rPr>
@@ -4548,7 +4548,7 @@
           <w:sz w:val="22"/>
           <w:szCs w:val="22"/>
         </w:rPr>
-        <w:t xml:space="preserve">undefined.4　</w:t>
+        <w:t xml:space="preserve">3.4　</w:t>
       </w:r>
       <w:r>
         <w:rPr>
@@ -4822,7 +4822,7 @@
           <w:sz w:val="22"/>
           <w:szCs w:val="22"/>
         </w:rPr>
-        <w:t xml:space="preserve">undefined.5　</w:t>
+        <w:t xml:space="preserve">3.5　</w:t>
       </w:r>
       <w:r>
         <w:rPr>
@@ -4891,7 +4891,7 @@
           <w:sz w:val="22"/>
           <w:szCs w:val="22"/>
         </w:rPr>
-        <w:t xml:space="preserve">undefined.6　</w:t>
+        <w:t xml:space="preserve">3.6　</w:t>
       </w:r>
       <w:r>
         <w:rPr>
@@ -4925,7 +4925,7 @@
           <w:sz w:val="22"/>
           <w:szCs w:val="22"/>
         </w:rPr>
-        <w:t xml:space="preserve">undefined.7　</w:t>
+        <w:t xml:space="preserve">3.7　</w:t>
       </w:r>
       <w:r>
         <w:rPr>
@@ -4959,7 +4959,7 @@
           <w:sz w:val="22"/>
           <w:szCs w:val="22"/>
         </w:rPr>
-        <w:t xml:space="preserve">undefined.8　</w:t>
+        <w:t xml:space="preserve">3.8　</w:t>
       </w:r>
       <w:r>
         <w:rPr>
@@ -5010,7 +5010,7 @@
           <w:sz w:val="22"/>
           <w:szCs w:val="22"/>
         </w:rPr>
-        <w:t xml:space="preserve">undefined.9　</w:t>
+        <w:t xml:space="preserve">3.9　</w:t>
       </w:r>
       <w:r>
         <w:rPr>
@@ -5062,7 +5062,7 @@
           <w:sz w:val="22"/>
           <w:szCs w:val="22"/>
         </w:rPr>
-        <w:t xml:space="preserve">undefined.10　</w:t>
+        <w:t xml:space="preserve">3.10　</w:t>
       </w:r>
       <w:r>
         <w:rPr>
@@ -5096,7 +5096,7 @@
           <w:sz w:val="22"/>
           <w:szCs w:val="22"/>
         </w:rPr>
-        <w:t xml:space="preserve">undefined.11　</w:t>
+        <w:t xml:space="preserve">3.11　</w:t>
       </w:r>
       <w:r>
         <w:rPr>
@@ -5130,7 +5130,7 @@
           <w:sz w:val="22"/>
           <w:szCs w:val="22"/>
         </w:rPr>
-        <w:t xml:space="preserve">undefined.12　</w:t>
+        <w:t xml:space="preserve">3.12　</w:t>
       </w:r>
       <w:r>
         <w:rPr>
@@ -5164,7 +5164,7 @@
           <w:sz w:val="22"/>
           <w:szCs w:val="22"/>
         </w:rPr>
-        <w:t xml:space="preserve">undefined.13　</w:t>
+        <w:t xml:space="preserve">3.13　</w:t>
       </w:r>
       <w:r>
         <w:rPr>
@@ -5198,7 +5198,7 @@
           <w:sz w:val="22"/>
           <w:szCs w:val="22"/>
         </w:rPr>
-        <w:t xml:space="preserve">undefined.14　</w:t>
+        <w:t xml:space="preserve">3.14　</w:t>
       </w:r>
       <w:r>
         <w:rPr>
@@ -5249,7 +5249,7 @@
         </w:rPr>
         <w:t xml:space="preserve">1　</w:t>
       </w:r>
-      <w:hyperlink w:history="1" r:id="rId-jplsuk4qbsg2ierro0wk">
+      <w:hyperlink w:history="1" r:id="rIdiiemj0pbuwelumfyvo4n0">
         <w:r>
           <w:rPr>
             <w:rStyle w:val="Hyperlink"/>
@@ -5275,7 +5275,7 @@
         </w:rPr>
         <w:t xml:space="preserve">2　</w:t>
       </w:r>
-      <w:hyperlink w:history="1" r:id="rId0ohmjpmhpj2bwx2terqcd">
+      <w:hyperlink w:history="1" r:id="rIduzvxfgtqwueqwaehpekl6">
         <w:r>
           <w:rPr>
             <w:rStyle w:val="Hyperlink"/>
@@ -5301,7 +5301,7 @@
         </w:rPr>
         <w:t xml:space="preserve">3　</w:t>
       </w:r>
-      <w:hyperlink w:history="1" r:id="rIdh-ai2onuxiry2o9tcuqss">
+      <w:hyperlink w:history="1" r:id="rIdwutuqunkp6vdlxz7ngja8">
         <w:r>
           <w:rPr>
             <w:rStyle w:val="Hyperlink"/>
@@ -5327,7 +5327,7 @@
         </w:rPr>
         <w:t xml:space="preserve">4　</w:t>
       </w:r>
-      <w:hyperlink w:history="1" r:id="rIdlxmvoifpoqd7h3am8dgyr">
+      <w:hyperlink w:history="1" r:id="rIdsugfmbxqq5ytgst6dvxeb">
         <w:r>
           <w:rPr>
             <w:rStyle w:val="Hyperlink"/>
@@ -5353,7 +5353,7 @@
         </w:rPr>
         <w:t xml:space="preserve">5　</w:t>
       </w:r>
-      <w:hyperlink w:history="1" r:id="rIdzpwp39zmg5fjbqtem5qow">
+      <w:hyperlink w:history="1" r:id="rId1yavejgvxsqxhem3aq26k">
         <w:r>
           <w:rPr>
             <w:rStyle w:val="Hyperlink"/>
@@ -5379,7 +5379,7 @@
         </w:rPr>
         <w:t xml:space="preserve">6, 7, 22　</w:t>
       </w:r>
-      <w:hyperlink w:history="1" r:id="rIdn7mxcxb3fxxbow0fp87da">
+      <w:hyperlink w:history="1" r:id="rIdkyy47ahfa7ndxuamsxqot">
         <w:r>
           <w:rPr>
             <w:rStyle w:val="Hyperlink"/>
@@ -5405,7 +5405,7 @@
         </w:rPr>
         <w:t xml:space="preserve">8　</w:t>
       </w:r>
-      <w:hyperlink w:history="1" r:id="rIdjd2o24c9dlkgnbaizbwgp">
+      <w:hyperlink w:history="1" r:id="rIdxgj9s6rep6tftghfjcgt0">
         <w:r>
           <w:rPr>
             <w:rStyle w:val="Hyperlink"/>
@@ -5431,7 +5431,7 @@
         </w:rPr>
         <w:t xml:space="preserve">9, 24　</w:t>
       </w:r>
-      <w:hyperlink w:history="1" r:id="rIdhwgdnotwwhspbpuipuu2t">
+      <w:hyperlink w:history="1" r:id="rId4ajkyaexm-5j76ikm4w0q">
         <w:r>
           <w:rPr>
             <w:rStyle w:val="Hyperlink"/>
@@ -5457,7 +5457,7 @@
         </w:rPr>
         <w:t xml:space="preserve">10, 14　</w:t>
       </w:r>
-      <w:hyperlink w:history="1" r:id="rIdwpk7maqksxf-b-gbbgopi">
+      <w:hyperlink w:history="1" r:id="rIdmjznkyfzkrsoefwuvbvjr">
         <w:r>
           <w:rPr>
             <w:rStyle w:val="Hyperlink"/>
@@ -5483,7 +5483,7 @@
         </w:rPr>
         <w:t xml:space="preserve">11　</w:t>
       </w:r>
-      <w:hyperlink w:history="1" r:id="rIduz6tmxdqco1dt54qc5i0q">
+      <w:hyperlink w:history="1" r:id="rId0qcvyugvgzxgpfsgfeksm">
         <w:r>
           <w:rPr>
             <w:rStyle w:val="Hyperlink"/>
@@ -5509,7 +5509,7 @@
         </w:rPr>
         <w:t xml:space="preserve">12　</w:t>
       </w:r>
-      <w:hyperlink w:history="1" r:id="rIdsmmfvlglpdhfmp8ccregh">
+      <w:hyperlink w:history="1" r:id="rIde7o24qbwyqxrcldppydch">
         <w:r>
           <w:rPr>
             <w:rStyle w:val="Hyperlink"/>
@@ -5535,7 +5535,7 @@
         </w:rPr>
         <w:t xml:space="preserve">13　</w:t>
       </w:r>
-      <w:hyperlink w:history="1" r:id="rIdh0pcllineqm0zqxgp6uce">
+      <w:hyperlink w:history="1" r:id="rIdkikedpuwc-nnsb6ygeo8t">
         <w:r>
           <w:rPr>
             <w:rStyle w:val="Hyperlink"/>
@@ -5561,7 +5561,7 @@
         </w:rPr>
         <w:t xml:space="preserve">15　</w:t>
       </w:r>
-      <w:hyperlink w:history="1" r:id="rIdyztjg0jagdnuhwm4ovr83">
+      <w:hyperlink w:history="1" r:id="rIdm00o49tvfgwqsjb7jhq_e">
         <w:r>
           <w:rPr>
             <w:rStyle w:val="Hyperlink"/>
@@ -5587,7 +5587,7 @@
         </w:rPr>
         <w:t xml:space="preserve">16　</w:t>
       </w:r>
-      <w:hyperlink w:history="1" r:id="rId4mut-yrhbfblq7s_woxfq">
+      <w:hyperlink w:history="1" r:id="rIdsn9bffgrk85sqbloja3_3">
         <w:r>
           <w:rPr>
             <w:rStyle w:val="Hyperlink"/>
@@ -5613,7 +5613,7 @@
         </w:rPr>
         <w:t xml:space="preserve">17　</w:t>
       </w:r>
-      <w:hyperlink w:history="1" r:id="rIduezvucg4sswplnuluo7mv">
+      <w:hyperlink w:history="1" r:id="rIds1b8w8vjyoegehw2rdomi">
         <w:r>
           <w:rPr>
             <w:rStyle w:val="Hyperlink"/>
@@ -5639,7 +5639,7 @@
         </w:rPr>
         <w:t xml:space="preserve">18, 20　</w:t>
       </w:r>
-      <w:hyperlink w:history="1" r:id="rIds-pfwdncbssmgsx4ll1k2">
+      <w:hyperlink w:history="1" r:id="rIdpyyatpiu9f3i3vywlqnbu">
         <w:r>
           <w:rPr>
             <w:rStyle w:val="Hyperlink"/>
@@ -5665,7 +5665,7 @@
         </w:rPr>
         <w:t xml:space="preserve">19　</w:t>
       </w:r>
-      <w:hyperlink w:history="1" r:id="rIdmryrkrnq6ig_v5cpm1s-b">
+      <w:hyperlink w:history="1" r:id="rIdofinb_qyo0ekpvvzkais0">
         <w:r>
           <w:rPr>
             <w:rStyle w:val="Hyperlink"/>
@@ -5691,7 +5691,7 @@
         </w:rPr>
         <w:t xml:space="preserve">21　</w:t>
       </w:r>
-      <w:hyperlink w:history="1" r:id="rIdqo87qgmwsf5tgg1hvnocz">
+      <w:hyperlink w:history="1" r:id="rIdem2knvhwoykaiq0tzal8f">
         <w:r>
           <w:rPr>
             <w:rStyle w:val="Hyperlink"/>
@@ -5717,7 +5717,7 @@
         </w:rPr>
         <w:t xml:space="preserve">23　</w:t>
       </w:r>
-      <w:hyperlink w:history="1" r:id="rIdynjqn8lbenqopcugnipn4">
+      <w:hyperlink w:history="1" r:id="rId-hrejbzicfllb8-4uot2d">
         <w:r>
           <w:rPr>
             <w:rStyle w:val="Hyperlink"/>
@@ -5743,7 +5743,7 @@
           <w:sz w:val="28"/>
           <w:szCs w:val="28"/>
         </w:rPr>
-        <w:t xml:space="preserve">undefined. undefined</w:t>
+        <w:t xml:space="preserve">4. 籌款活動</w:t>
       </w:r>
     </w:p>
     <w:p>
@@ -5759,7 +5759,7 @@
           <w:sz w:val="22"/>
           <w:szCs w:val="22"/>
         </w:rPr>
-        <w:t xml:space="preserve">undefined.1　</w:t>
+        <w:t xml:space="preserve">4.1　</w:t>
       </w:r>
       <w:r>
         <w:rPr>
@@ -5793,7 +5793,7 @@
           <w:sz w:val="22"/>
           <w:szCs w:val="22"/>
         </w:rPr>
-        <w:t xml:space="preserve">undefined.2　</w:t>
+        <w:t xml:space="preserve">4.2　</w:t>
       </w:r>
       <w:r>
         <w:rPr>
@@ -5878,7 +5878,7 @@
           <w:sz w:val="22"/>
           <w:szCs w:val="22"/>
         </w:rPr>
-        <w:t xml:space="preserve">undefined.3　</w:t>
+        <w:t xml:space="preserve">4.3　</w:t>
       </w:r>
       <w:r>
         <w:rPr>
@@ -5930,7 +5930,7 @@
           <w:sz w:val="22"/>
           <w:szCs w:val="22"/>
         </w:rPr>
-        <w:t xml:space="preserve">undefined.4　</w:t>
+        <w:t xml:space="preserve">4.4　</w:t>
       </w:r>
       <w:r>
         <w:rPr>
@@ -5982,7 +5982,7 @@
           <w:sz w:val="22"/>
           <w:szCs w:val="22"/>
         </w:rPr>
-        <w:t xml:space="preserve">undefined.5　</w:t>
+        <w:t xml:space="preserve">4.5　</w:t>
       </w:r>
       <w:r>
         <w:rPr>
@@ -6034,7 +6034,7 @@
           <w:sz w:val="22"/>
           <w:szCs w:val="22"/>
         </w:rPr>
-        <w:t xml:space="preserve">undefined.6　</w:t>
+        <w:t xml:space="preserve">4.6　</w:t>
       </w:r>
       <w:r>
         <w:rPr>
@@ -6068,7 +6068,7 @@
           <w:sz w:val="22"/>
           <w:szCs w:val="22"/>
         </w:rPr>
-        <w:t xml:space="preserve">undefined.7　</w:t>
+        <w:t xml:space="preserve">4.7　</w:t>
       </w:r>
       <w:r>
         <w:rPr>
@@ -6120,7 +6120,7 @@
           <w:sz w:val="22"/>
           <w:szCs w:val="22"/>
         </w:rPr>
-        <w:t xml:space="preserve">undefined.8　</w:t>
+        <w:t xml:space="preserve">4.8　</w:t>
       </w:r>
       <w:r>
         <w:rPr>
@@ -6154,7 +6154,7 @@
           <w:sz w:val="22"/>
           <w:szCs w:val="22"/>
         </w:rPr>
-        <w:t xml:space="preserve">undefined.9　</w:t>
+        <w:t xml:space="preserve">4.9　</w:t>
       </w:r>
       <w:r>
         <w:rPr>
@@ -6817,7 +6817,7 @@
         </w:rPr>
         <w:t xml:space="preserve">1　</w:t>
       </w:r>
-      <w:hyperlink w:history="1" r:id="rIdvnlueeoktegyyirx2bjre">
+      <w:hyperlink w:history="1" r:id="rIdwac2heuvn3wijbhk-e-e_">
         <w:r>
           <w:rPr>
             <w:rStyle w:val="Hyperlink"/>
@@ -6843,7 +6843,7 @@
         </w:rPr>
         <w:t xml:space="preserve">2　</w:t>
       </w:r>
-      <w:hyperlink w:history="1" r:id="rIdqidcxovckigps5b1eyjmh">
+      <w:hyperlink w:history="1" r:id="rId2y5lzycxabx4evhacovdg">
         <w:r>
           <w:rPr>
             <w:rStyle w:val="Hyperlink"/>
@@ -6869,7 +6869,7 @@
         </w:rPr>
         <w:t xml:space="preserve">3　</w:t>
       </w:r>
-      <w:hyperlink w:history="1" r:id="rIdk3uxhzpdjdk7omlvflbwh">
+      <w:hyperlink w:history="1" r:id="rIdsetoizng7isjct4e_xlgb">
         <w:r>
           <w:rPr>
             <w:rStyle w:val="Hyperlink"/>
@@ -6895,7 +6895,7 @@
         </w:rPr>
         <w:t xml:space="preserve">4　</w:t>
       </w:r>
-      <w:hyperlink w:history="1" r:id="rIdf79ujsu0tn4lfcamjuexi">
+      <w:hyperlink w:history="1" r:id="rIdybeodqteg_goip-54tyk7">
         <w:r>
           <w:rPr>
             <w:rStyle w:val="Hyperlink"/>
@@ -6921,7 +6921,7 @@
         </w:rPr>
         <w:t xml:space="preserve">5, 7　</w:t>
       </w:r>
-      <w:hyperlink w:history="1" r:id="rId9xrenbdxikfzqefaecyst">
+      <w:hyperlink w:history="1" r:id="rIdccgi2sofye1gzapzqx_ad">
         <w:r>
           <w:rPr>
             <w:rStyle w:val="Hyperlink"/>
@@ -6947,7 +6947,7 @@
         </w:rPr>
         <w:t xml:space="preserve">6　</w:t>
       </w:r>
-      <w:hyperlink w:history="1" r:id="rIdhfg59brr7obfgbqn9yzkl">
+      <w:hyperlink w:history="1" r:id="rIdx_tcrrxuxn84ve_swzkc7">
         <w:r>
           <w:rPr>
             <w:rStyle w:val="Hyperlink"/>
@@ -6973,7 +6973,7 @@
         </w:rPr>
         <w:t xml:space="preserve">8　</w:t>
       </w:r>
-      <w:hyperlink w:history="1" r:id="rIdommgoebmbneqyd1ftaaew">
+      <w:hyperlink w:history="1" r:id="rIdudg_nn8qnkuhvogvpwizg">
         <w:r>
           <w:rPr>
             <w:rStyle w:val="Hyperlink"/>
@@ -6999,7 +6999,7 @@
         </w:rPr>
         <w:t xml:space="preserve">9　</w:t>
       </w:r>
-      <w:hyperlink w:history="1" r:id="rIdqfzx1qkkuhtbla0nzzxba">
+      <w:hyperlink w:history="1" r:id="rIdkc1hw9zdubpcpnqtailzi">
         <w:r>
           <w:rPr>
             <w:rStyle w:val="Hyperlink"/>
@@ -7025,7 +7025,7 @@
         </w:rPr>
         <w:t xml:space="preserve">10, 13　</w:t>
       </w:r>
-      <w:hyperlink w:history="1" r:id="rIdjukcyzkys8uwx4unlyij8">
+      <w:hyperlink w:history="1" r:id="rId0glvfwdfvtj-6zzeckukg">
         <w:r>
           <w:rPr>
             <w:rStyle w:val="Hyperlink"/>
@@ -7051,7 +7051,7 @@
         </w:rPr>
         <w:t xml:space="preserve">11　</w:t>
       </w:r>
-      <w:hyperlink w:history="1" r:id="rId_et6zupt_krgtfn1bfzno">
+      <w:hyperlink w:history="1" r:id="rId53a-zfasbpvfw9lj23zsp">
         <w:r>
           <w:rPr>
             <w:rStyle w:val="Hyperlink"/>
@@ -7077,7 +7077,7 @@
         </w:rPr>
         <w:t xml:space="preserve">12　</w:t>
       </w:r>
-      <w:hyperlink w:history="1" r:id="rIdgl6gle2hx0xvfpglw_djr">
+      <w:hyperlink w:history="1" r:id="rIddk9rh44fx5arujgszpnxu">
         <w:r>
           <w:rPr>
             <w:rStyle w:val="Hyperlink"/>
@@ -7103,7 +7103,7 @@
         </w:rPr>
         <w:t xml:space="preserve">14　</w:t>
       </w:r>
-      <w:hyperlink w:history="1" r:id="rIdu6yvop8y1902eoyvk1ejl">
+      <w:hyperlink w:history="1" r:id="rIdticjtqclghtw1r5okgyrf">
         <w:r>
           <w:rPr>
             <w:rStyle w:val="Hyperlink"/>
@@ -7129,7 +7129,7 @@
           <w:sz w:val="28"/>
           <w:szCs w:val="28"/>
         </w:rPr>
-        <w:t xml:space="preserve">undefined. undefined</w:t>
+        <w:t xml:space="preserve">5. 大規模修葺</w:t>
       </w:r>
     </w:p>
     <w:p>
@@ -7145,7 +7145,7 @@
           <w:sz w:val="22"/>
           <w:szCs w:val="22"/>
         </w:rPr>
-        <w:t xml:space="preserve">undefined.1　</w:t>
+        <w:t xml:space="preserve">5.1　</w:t>
       </w:r>
       <w:r>
         <w:rPr>
@@ -7197,7 +7197,7 @@
           <w:sz w:val="22"/>
           <w:szCs w:val="22"/>
         </w:rPr>
-        <w:t xml:space="preserve">undefined.2　</w:t>
+        <w:t xml:space="preserve">5.2　</w:t>
       </w:r>
       <w:r>
         <w:rPr>
@@ -7787,7 +7787,7 @@
           <w:sz w:val="22"/>
           <w:szCs w:val="22"/>
         </w:rPr>
-        <w:t xml:space="preserve">undefined.3　</w:t>
+        <w:t xml:space="preserve">5.3　</w:t>
       </w:r>
       <w:r>
         <w:rPr>
@@ -7839,7 +7839,7 @@
           <w:sz w:val="22"/>
           <w:szCs w:val="22"/>
         </w:rPr>
-        <w:t xml:space="preserve">undefined.4　</w:t>
+        <w:t xml:space="preserve">5.4　</w:t>
       </w:r>
       <w:r>
         <w:rPr>
@@ -7891,7 +7891,7 @@
           <w:sz w:val="22"/>
           <w:szCs w:val="22"/>
         </w:rPr>
-        <w:t xml:space="preserve">undefined.5　</w:t>
+        <w:t xml:space="preserve">5.5　</w:t>
       </w:r>
       <w:r>
         <w:rPr>
@@ -7925,7 +7925,7 @@
           <w:sz w:val="22"/>
           <w:szCs w:val="22"/>
         </w:rPr>
-        <w:t xml:space="preserve">undefined.6　</w:t>
+        <w:t xml:space="preserve">5.6　</w:t>
       </w:r>
       <w:r>
         <w:rPr>
@@ -7977,7 +7977,7 @@
           <w:sz w:val="22"/>
           <w:szCs w:val="22"/>
         </w:rPr>
-        <w:t xml:space="preserve">undefined.7　</w:t>
+        <w:t xml:space="preserve">5.7　</w:t>
       </w:r>
       <w:r>
         <w:rPr>
@@ -8011,7 +8011,7 @@
           <w:sz w:val="22"/>
           <w:szCs w:val="22"/>
         </w:rPr>
-        <w:t xml:space="preserve">undefined.8　</w:t>
+        <w:t xml:space="preserve">5.8　</w:t>
       </w:r>
       <w:r>
         <w:rPr>
@@ -8081,7 +8081,7 @@
           <w:sz w:val="22"/>
           <w:szCs w:val="22"/>
         </w:rPr>
-        <w:t xml:space="preserve">undefined.9　</w:t>
+        <w:t xml:space="preserve">5.9　</w:t>
       </w:r>
       <w:r>
         <w:rPr>
@@ -8115,7 +8115,7 @@
           <w:sz w:val="22"/>
           <w:szCs w:val="22"/>
         </w:rPr>
-        <w:t xml:space="preserve">undefined.10　</w:t>
+        <w:t xml:space="preserve">5.10　</w:t>
       </w:r>
       <w:r>
         <w:rPr>
@@ -8185,7 +8185,7 @@
           <w:sz w:val="22"/>
           <w:szCs w:val="22"/>
         </w:rPr>
-        <w:t xml:space="preserve">undefined.11　</w:t>
+        <w:t xml:space="preserve">5.11　</w:t>
       </w:r>
       <w:r>
         <w:rPr>
@@ -8237,7 +8237,7 @@
           <w:sz w:val="22"/>
           <w:szCs w:val="22"/>
         </w:rPr>
-        <w:t xml:space="preserve">undefined.12　</w:t>
+        <w:t xml:space="preserve">5.12　</w:t>
       </w:r>
       <w:r>
         <w:rPr>
@@ -8289,7 +8289,7 @@
           <w:sz w:val="22"/>
           <w:szCs w:val="22"/>
         </w:rPr>
-        <w:t xml:space="preserve">undefined.13　</w:t>
+        <w:t xml:space="preserve">5.13　</w:t>
       </w:r>
       <w:r>
         <w:rPr>
@@ -8393,7 +8393,7 @@
           <w:sz w:val="22"/>
           <w:szCs w:val="22"/>
         </w:rPr>
-        <w:t xml:space="preserve">undefined.14　</w:t>
+        <w:t xml:space="preserve">5.14　</w:t>
       </w:r>
       <w:r>
         <w:rPr>
@@ -8427,7 +8427,7 @@
           <w:sz w:val="22"/>
           <w:szCs w:val="22"/>
         </w:rPr>
-        <w:t xml:space="preserve">undefined.15　</w:t>
+        <w:t xml:space="preserve">5.15　</w:t>
       </w:r>
       <w:r>
         <w:rPr>
@@ -8478,7 +8478,7 @@
           <w:sz w:val="22"/>
           <w:szCs w:val="22"/>
         </w:rPr>
-        <w:t xml:space="preserve">undefined.16　</w:t>
+        <w:t xml:space="preserve">5.16　</w:t>
       </w:r>
       <w:r>
         <w:rPr>
@@ -8547,7 +8547,7 @@
         </w:rPr>
         <w:t xml:space="preserve">1　</w:t>
       </w:r>
-      <w:hyperlink w:history="1" r:id="rIdedria1lyhfplqhq3jh6l-">
+      <w:hyperlink w:history="1" r:id="rId861sf5hg1tnsgnpygi7si">
         <w:r>
           <w:rPr>
             <w:rStyle w:val="Hyperlink"/>
@@ -8573,7 +8573,7 @@
         </w:rPr>
         <w:t xml:space="preserve">2, 3, 8　</w:t>
       </w:r>
-      <w:hyperlink w:history="1" r:id="rIdt3usdzjh3lztodge8b-5f">
+      <w:hyperlink w:history="1" r:id="rIdnm4kwufhge0krfxwd8ekw">
         <w:r>
           <w:rPr>
             <w:rStyle w:val="Hyperlink"/>
@@ -8599,7 +8599,7 @@
         </w:rPr>
         <w:t xml:space="preserve">4, 11　</w:t>
       </w:r>
-      <w:hyperlink w:history="1" r:id="rIdcf_9zdplo-ywxenubex4c">
+      <w:hyperlink w:history="1" r:id="rIdi6hewh3b2gnboc4feeyry">
         <w:r>
           <w:rPr>
             <w:rStyle w:val="Hyperlink"/>
@@ -8625,7 +8625,7 @@
         </w:rPr>
         <w:t xml:space="preserve">5, 10, 13　</w:t>
       </w:r>
-      <w:hyperlink w:history="1" r:id="rIdvr4wnyezwpnsroqqa6r4g">
+      <w:hyperlink w:history="1" r:id="rId6pvo40nbee5a30wn75hyy">
         <w:r>
           <w:rPr>
             <w:rStyle w:val="Hyperlink"/>
@@ -8651,7 +8651,7 @@
         </w:rPr>
         <w:t xml:space="preserve">6　</w:t>
       </w:r>
-      <w:hyperlink w:history="1" r:id="rIdzmpb56vel8o8zkffhrylo">
+      <w:hyperlink w:history="1" r:id="rIdespyon9gxzius9cycnlvp">
         <w:r>
           <w:rPr>
             <w:rStyle w:val="Hyperlink"/>
@@ -8677,7 +8677,7 @@
         </w:rPr>
         <w:t xml:space="preserve">7　</w:t>
       </w:r>
-      <w:hyperlink w:history="1" r:id="rIdxrne24ahblbfx7ghgywvm">
+      <w:hyperlink w:history="1" r:id="rId2qupgooohkdqeaavmezzn">
         <w:r>
           <w:rPr>
             <w:rStyle w:val="Hyperlink"/>
@@ -8703,7 +8703,7 @@
         </w:rPr>
         <w:t xml:space="preserve">9　</w:t>
       </w:r>
-      <w:hyperlink w:history="1" r:id="rIdioaobz0dxzewkdoeogha8">
+      <w:hyperlink w:history="1" r:id="rIdzzqfrg4b7d8uqkxhkfvii">
         <w:r>
           <w:rPr>
             <w:rStyle w:val="Hyperlink"/>
@@ -8729,7 +8729,7 @@
         </w:rPr>
         <w:t xml:space="preserve">12　</w:t>
       </w:r>
-      <w:hyperlink w:history="1" r:id="rId6cioni9rpozom2y7-sdeo">
+      <w:hyperlink w:history="1" r:id="rIdwi_o9kdv4kgpwrht4p9fx">
         <w:r>
           <w:rPr>
             <w:rStyle w:val="Hyperlink"/>
@@ -8755,7 +8755,7 @@
         </w:rPr>
         <w:t xml:space="preserve">14, 15　</w:t>
       </w:r>
-      <w:hyperlink w:history="1" r:id="rIdxvt_wppnnbs3h0yfox0ti">
+      <w:hyperlink w:history="1" r:id="rIdzvrsoqr4j2nfzhpluaak3">
         <w:r>
           <w:rPr>
             <w:rStyle w:val="Hyperlink"/>
@@ -8781,7 +8781,7 @@
         </w:rPr>
         <w:t xml:space="preserve">16, 19　</w:t>
       </w:r>
-      <w:hyperlink w:history="1" r:id="rIdka9d-7em-iljpnwf_7ydd">
+      <w:hyperlink w:history="1" r:id="rIdck5_0bewdmrigjdscvf8w">
         <w:r>
           <w:rPr>
             <w:rStyle w:val="Hyperlink"/>
@@ -8807,7 +8807,7 @@
         </w:rPr>
         <w:t xml:space="preserve">17　</w:t>
       </w:r>
-      <w:hyperlink w:history="1" r:id="rIdpkol6lfphgpgkmqbnhwuu">
+      <w:hyperlink w:history="1" r:id="rId0rlozhxenndnoes-9x99x">
         <w:r>
           <w:rPr>
             <w:rStyle w:val="Hyperlink"/>
@@ -8833,7 +8833,7 @@
         </w:rPr>
         <w:t xml:space="preserve">18　</w:t>
       </w:r>
-      <w:hyperlink w:history="1" r:id="rIdeb9sunxzozwqpzcfcl5ig">
+      <w:hyperlink w:history="1" r:id="rId-1ve5huuah8epbbs-ed-u">
         <w:r>
           <w:rPr>
             <w:rStyle w:val="Hyperlink"/>
@@ -8859,7 +8859,7 @@
         </w:rPr>
         <w:t xml:space="preserve">20　</w:t>
       </w:r>
-      <w:hyperlink w:history="1" r:id="rId_v1a-4ijcedkqexs_eumx">
+      <w:hyperlink w:history="1" r:id="rIdm2ndpczjncuxrj9etbcdd">
         <w:r>
           <w:rPr>
             <w:rStyle w:val="Hyperlink"/>
@@ -8885,7 +8885,7 @@
         </w:rPr>
         <w:t xml:space="preserve">21　</w:t>
       </w:r>
-      <w:hyperlink w:history="1" r:id="rId0di4k16ecu6vggdzle7nw">
+      <w:hyperlink w:history="1" r:id="rIdwykh9ttqqstnccflibaes">
         <w:r>
           <w:rPr>
             <w:rStyle w:val="Hyperlink"/>
@@ -8911,7 +8911,7 @@
         </w:rPr>
         <w:t xml:space="preserve">22　</w:t>
       </w:r>
-      <w:hyperlink w:history="1" r:id="rIdaadezi26xx7xsyvguzvkm">
+      <w:hyperlink w:history="1" r:id="rIdeiai7z3iupy29s5e8wl6j">
         <w:r>
           <w:rPr>
             <w:rStyle w:val="Hyperlink"/>
@@ -8937,7 +8937,7 @@
         </w:rPr>
         <w:t xml:space="preserve">23　</w:t>
       </w:r>
-      <w:hyperlink w:history="1" r:id="rIdweexhhxge9nowlbsyrokn">
+      <w:hyperlink w:history="1" r:id="rIdjjbbpelo7hfjrwbhutknt">
         <w:r>
           <w:rPr>
             <w:rStyle w:val="Hyperlink"/>
@@ -8963,7 +8963,7 @@
         </w:rPr>
         <w:t xml:space="preserve">24　</w:t>
       </w:r>
-      <w:hyperlink w:history="1" r:id="rIdpjymznxyqaraewbxi9j10">
+      <w:hyperlink w:history="1" r:id="rIdpq24gghm2h4jvqsopgwjx">
         <w:r>
           <w:rPr>
             <w:rStyle w:val="Hyperlink"/>
@@ -8989,7 +8989,7 @@
         </w:rPr>
         <w:t xml:space="preserve">25　</w:t>
       </w:r>
-      <w:hyperlink w:history="1" r:id="rIdiwqblrc_nrwcd3zuzqo8p">
+      <w:hyperlink w:history="1" r:id="rIdgthoql7thi50hnpgyymg_">
         <w:r>
           <w:rPr>
             <w:rStyle w:val="Hyperlink"/>
@@ -9015,7 +9015,7 @@
         </w:rPr>
         <w:t xml:space="preserve">26, 30　</w:t>
       </w:r>
-      <w:hyperlink w:history="1" r:id="rIdstscp_tkressi11xotnhf">
+      <w:hyperlink w:history="1" r:id="rIdtnnxndip_lket5rjpxefq">
         <w:r>
           <w:rPr>
             <w:rStyle w:val="Hyperlink"/>
@@ -9041,7 +9041,7 @@
         </w:rPr>
         <w:t xml:space="preserve">27　</w:t>
       </w:r>
-      <w:hyperlink w:history="1" r:id="rIdmzqlnk28ay-2ytihxtjph">
+      <w:hyperlink w:history="1" r:id="rIdxxjimdil48u3aot2kqbyx">
         <w:r>
           <w:rPr>
             <w:rStyle w:val="Hyperlink"/>
@@ -9067,7 +9067,7 @@
         </w:rPr>
         <w:t xml:space="preserve">28　</w:t>
       </w:r>
-      <w:hyperlink w:history="1" r:id="rIdhsgvnzd0skn4znik0tgwb">
+      <w:hyperlink w:history="1" r:id="rIdz5oihlj1l3tphpbflebgv">
         <w:r>
           <w:rPr>
             <w:rStyle w:val="Hyperlink"/>
@@ -9093,7 +9093,7 @@
         </w:rPr>
         <w:t xml:space="preserve">29, 31, 32　</w:t>
       </w:r>
-      <w:hyperlink w:history="1" r:id="rIdjmgizmucjdhvqrzfymqhx">
+      <w:hyperlink w:history="1" r:id="rId531jffo9doxqg7ni-eooy">
         <w:r>
           <w:rPr>
             <w:rStyle w:val="Hyperlink"/>
@@ -9119,7 +9119,7 @@
         </w:rPr>
         <w:t xml:space="preserve">33　</w:t>
       </w:r>
-      <w:hyperlink w:history="1" r:id="rIdyw5v5uqodj29f96v0vg1s">
+      <w:hyperlink w:history="1" r:id="rIdero06o_usrky-udvy7rf1">
         <w:r>
           <w:rPr>
             <w:rStyle w:val="Hyperlink"/>
@@ -9145,7 +9145,7 @@
           <w:sz w:val="28"/>
           <w:szCs w:val="28"/>
         </w:rPr>
-        <w:t xml:space="preserve">undefined. undefined</w:t>
+        <w:t xml:space="preserve">6. 緊急維修</w:t>
       </w:r>
     </w:p>
     <w:p>
@@ -9161,7 +9161,7 @@
           <w:sz w:val="22"/>
           <w:szCs w:val="22"/>
         </w:rPr>
-        <w:t xml:space="preserve">undefined.1　</w:t>
+        <w:t xml:space="preserve">6.1　</w:t>
       </w:r>
       <w:r>
         <w:rPr>
@@ -9231,7 +9231,7 @@
           <w:sz w:val="22"/>
           <w:szCs w:val="22"/>
         </w:rPr>
-        <w:t xml:space="preserve">undefined.2　</w:t>
+        <w:t xml:space="preserve">6.2　</w:t>
       </w:r>
       <w:r>
         <w:rPr>
@@ -9561,7 +9561,7 @@
           <w:sz w:val="22"/>
           <w:szCs w:val="22"/>
         </w:rPr>
-        <w:t xml:space="preserve">undefined.3　</w:t>
+        <w:t xml:space="preserve">6.3　</w:t>
       </w:r>
       <w:r>
         <w:rPr>
@@ -9612,7 +9612,7 @@
         </w:rPr>
         <w:t xml:space="preserve">1　</w:t>
       </w:r>
-      <w:hyperlink w:history="1" r:id="rId-oqvwvqpgyd2au8jeb0bh">
+      <w:hyperlink w:history="1" r:id="rIdwycdz84sesei_frkvh5mz">
         <w:r>
           <w:rPr>
             <w:rStyle w:val="Hyperlink"/>
@@ -9638,7 +9638,7 @@
         </w:rPr>
         <w:t xml:space="preserve">2, 6　</w:t>
       </w:r>
-      <w:hyperlink w:history="1" r:id="rIdbptwhwxqypddsy2nsrcpt">
+      <w:hyperlink w:history="1" r:id="rId2msjwoetl_9gg4-jyyu-v">
         <w:r>
           <w:rPr>
             <w:rStyle w:val="Hyperlink"/>
@@ -9664,7 +9664,7 @@
         </w:rPr>
         <w:t xml:space="preserve">3, 7　</w:t>
       </w:r>
-      <w:hyperlink w:history="1" r:id="rIdekvhtjw6qmhcvnqjihc0s">
+      <w:hyperlink w:history="1" r:id="rIdglckniaam9luujqmckql3">
         <w:r>
           <w:rPr>
             <w:rStyle w:val="Hyperlink"/>
@@ -9690,7 +9690,7 @@
         </w:rPr>
         <w:t xml:space="preserve">4　</w:t>
       </w:r>
-      <w:hyperlink w:history="1" r:id="rIdj8o-jr7x3e67-bolgtyyd">
+      <w:hyperlink w:history="1" r:id="rIdrxrqcm-ox3k6xazqizfmq">
         <w:r>
           <w:rPr>
             <w:rStyle w:val="Hyperlink"/>
@@ -9716,7 +9716,7 @@
         </w:rPr>
         <w:t xml:space="preserve">5　</w:t>
       </w:r>
-      <w:hyperlink w:history="1" r:id="rId73e1gid2gwsj3rnt-h0u3">
+      <w:hyperlink w:history="1" r:id="rIdqdccrkyygkcjwwipfjrdc">
         <w:r>
           <w:rPr>
             <w:rStyle w:val="Hyperlink"/>
@@ -9742,7 +9742,7 @@
           <w:sz w:val="28"/>
           <w:szCs w:val="28"/>
         </w:rPr>
-        <w:t xml:space="preserve">undefined. undefined</w:t>
+        <w:t xml:space="preserve">7. 校舍維修保養</w:t>
       </w:r>
     </w:p>
     <w:p>
@@ -9758,7 +9758,7 @@
           <w:sz w:val="22"/>
           <w:szCs w:val="22"/>
         </w:rPr>
-        <w:t xml:space="preserve">undefined.1　</w:t>
+        <w:t xml:space="preserve">7.1　</w:t>
       </w:r>
       <w:r>
         <w:rPr>
@@ -9814,7 +9814,7 @@
           <w:sz w:val="22"/>
           <w:szCs w:val="22"/>
         </w:rPr>
-        <w:t xml:space="preserve">undefined.2　</w:t>
+        <w:t xml:space="preserve">7.2　</w:t>
       </w:r>
       <w:r>
         <w:rPr>
@@ -9857,7 +9857,7 @@
           <w:sz w:val="22"/>
           <w:szCs w:val="22"/>
         </w:rPr>
-        <w:t xml:space="preserve">undefined.3　</w:t>
+        <w:t xml:space="preserve">7.3　</w:t>
       </w:r>
       <w:r>
         <w:rPr>
@@ -10382,7 +10382,7 @@
           <w:sz w:val="22"/>
           <w:szCs w:val="22"/>
         </w:rPr>
-        <w:t xml:space="preserve">undefined.4　</w:t>
+        <w:t xml:space="preserve">7.4　</w:t>
       </w:r>
       <w:r>
         <w:rPr>
@@ -10435,7 +10435,7 @@
           <w:sz w:val="22"/>
           <w:szCs w:val="22"/>
         </w:rPr>
-        <w:t xml:space="preserve">undefined.5　</w:t>
+        <w:t xml:space="preserve">7.5　</w:t>
       </w:r>
       <w:r>
         <w:rPr>
@@ -10469,7 +10469,7 @@
           <w:sz w:val="22"/>
           <w:szCs w:val="22"/>
         </w:rPr>
-        <w:t xml:space="preserve">undefined.6　</w:t>
+        <w:t xml:space="preserve">7.6　</w:t>
       </w:r>
       <w:r>
         <w:rPr>
@@ -10707,7 +10707,7 @@
           <w:sz w:val="22"/>
           <w:szCs w:val="22"/>
         </w:rPr>
-        <w:t xml:space="preserve">undefined.7　</w:t>
+        <w:t xml:space="preserve">7.7　</w:t>
       </w:r>
       <w:r>
         <w:rPr>
@@ -10741,7 +10741,7 @@
           <w:sz w:val="22"/>
           <w:szCs w:val="22"/>
         </w:rPr>
-        <w:t xml:space="preserve">undefined.8　</w:t>
+        <w:t xml:space="preserve">7.8　</w:t>
       </w:r>
       <w:r>
         <w:rPr>
@@ -10775,7 +10775,7 @@
           <w:sz w:val="22"/>
           <w:szCs w:val="22"/>
         </w:rPr>
-        <w:t xml:space="preserve">undefined.9　</w:t>
+        <w:t xml:space="preserve">7.9　</w:t>
       </w:r>
       <w:r>
         <w:rPr>
@@ -10826,7 +10826,7 @@
         </w:rPr>
         <w:t xml:space="preserve">1, 3　</w:t>
       </w:r>
-      <w:hyperlink w:history="1" r:id="rIdqs5mbfa19f93wxgh4rf3o">
+      <w:hyperlink w:history="1" r:id="rId6scvu8hznrv1qiixv1mtd">
         <w:r>
           <w:rPr>
             <w:rStyle w:val="Hyperlink"/>
@@ -10852,7 +10852,7 @@
         </w:rPr>
         <w:t xml:space="preserve">2　</w:t>
       </w:r>
-      <w:hyperlink w:history="1" r:id="rIdzuzvyemi_7jssbfucoats">
+      <w:hyperlink w:history="1" r:id="rIdtjgzpyiwwzhjncoz8rtfz">
         <w:r>
           <w:rPr>
             <w:rStyle w:val="Hyperlink"/>
@@ -10878,7 +10878,7 @@
         </w:rPr>
         <w:t xml:space="preserve">4　</w:t>
       </w:r>
-      <w:hyperlink w:history="1" r:id="rIdazcgxobmq6zbguijwu9da">
+      <w:hyperlink w:history="1" r:id="rIdj05qa-wtuz_dnkmc1_ppk">
         <w:r>
           <w:rPr>
             <w:rStyle w:val="Hyperlink"/>
@@ -10904,7 +10904,7 @@
         </w:rPr>
         <w:t xml:space="preserve">5　</w:t>
       </w:r>
-      <w:hyperlink w:history="1" r:id="rIdbmsktoiauppqu9thwz01k">
+      <w:hyperlink w:history="1" r:id="rId3jgmvezglcigfeg5slo24">
         <w:r>
           <w:rPr>
             <w:rStyle w:val="Hyperlink"/>
@@ -10930,7 +10930,7 @@
         </w:rPr>
         <w:t xml:space="preserve">6　</w:t>
       </w:r>
-      <w:hyperlink w:history="1" r:id="rIdybw3azidpgr8td5rujoee">
+      <w:hyperlink w:history="1" r:id="rIdsbnonl3pzw020raff4kxa">
         <w:r>
           <w:rPr>
             <w:rStyle w:val="Hyperlink"/>
@@ -10956,7 +10956,7 @@
         </w:rPr>
         <w:t xml:space="preserve">7　</w:t>
       </w:r>
-      <w:hyperlink w:history="1" r:id="rIddunmdo4vjpc7cdr1ghnik">
+      <w:hyperlink w:history="1" r:id="rIdy-ooxxkx0ite6ai09b9sc">
         <w:r>
           <w:rPr>
             <w:rStyle w:val="Hyperlink"/>
@@ -10982,7 +10982,7 @@
         </w:rPr>
         <w:t xml:space="preserve">8　</w:t>
       </w:r>
-      <w:hyperlink w:history="1" r:id="rIdb2winatoyxfxzhvd2kc2s">
+      <w:hyperlink w:history="1" r:id="rIdol-fmvfpmajpxqrsbi7qq">
         <w:r>
           <w:rPr>
             <w:rStyle w:val="Hyperlink"/>
@@ -11008,7 +11008,7 @@
         </w:rPr>
         <w:t xml:space="preserve">9　</w:t>
       </w:r>
-      <w:hyperlink w:history="1" r:id="rIdudjxqgj7flfxs11eevvg4">
+      <w:hyperlink w:history="1" r:id="rId-bbdgls38bezlomcplorf">
         <w:r>
           <w:rPr>
             <w:rStyle w:val="Hyperlink"/>
@@ -11034,7 +11034,7 @@
         </w:rPr>
         <w:t xml:space="preserve">10　</w:t>
       </w:r>
-      <w:hyperlink w:history="1" r:id="rId0ytuf-wqhpioquzbr3xtr">
+      <w:hyperlink w:history="1" r:id="rIdo-snyuus5qz78h29p1jb5">
         <w:r>
           <w:rPr>
             <w:rStyle w:val="Hyperlink"/>
@@ -11060,7 +11060,7 @@
         </w:rPr>
         <w:t xml:space="preserve">11　</w:t>
       </w:r>
-      <w:hyperlink w:history="1" r:id="rIdarwenwnztjckg2olhnblv">
+      <w:hyperlink w:history="1" r:id="rIdy1xeri4ioh_vhzanxurj2">
         <w:r>
           <w:rPr>
             <w:rStyle w:val="Hyperlink"/>
@@ -11086,7 +11086,7 @@
         </w:rPr>
         <w:t xml:space="preserve">12　</w:t>
       </w:r>
-      <w:hyperlink w:history="1" r:id="rId9sd_te4iiglpz3mx902jx">
+      <w:hyperlink w:history="1" r:id="rIdzxq77vo74g-h09x_avysn">
         <w:r>
           <w:rPr>
             <w:rStyle w:val="Hyperlink"/>
@@ -11112,7 +11112,7 @@
         </w:rPr>
         <w:t xml:space="preserve">13　</w:t>
       </w:r>
-      <w:hyperlink w:history="1" r:id="rId9lkiufp-bedkomcyudpmq">
+      <w:hyperlink w:history="1" r:id="rIdfhqci8ahhyzwaep5f04-f">
         <w:r>
           <w:rPr>
             <w:rStyle w:val="Hyperlink"/>
@@ -11138,7 +11138,7 @@
           <w:sz w:val="28"/>
           <w:szCs w:val="28"/>
         </w:rPr>
-        <w:t xml:space="preserve">undefined. undefined</w:t>
+        <w:t xml:space="preserve">8. 校舍擴建</w:t>
       </w:r>
     </w:p>
     <w:p>
@@ -11154,7 +11154,7 @@
           <w:sz w:val="22"/>
           <w:szCs w:val="22"/>
         </w:rPr>
-        <w:t xml:space="preserve">undefined.1　</w:t>
+        <w:t xml:space="preserve">8.1　</w:t>
       </w:r>
       <w:r>
         <w:rPr>
@@ -11206,7 +11206,7 @@
           <w:sz w:val="22"/>
           <w:szCs w:val="22"/>
         </w:rPr>
-        <w:t xml:space="preserve">undefined.2　</w:t>
+        <w:t xml:space="preserve">8.2　</w:t>
       </w:r>
       <w:r>
         <w:rPr>
@@ -11258,7 +11258,7 @@
           <w:sz w:val="22"/>
           <w:szCs w:val="22"/>
         </w:rPr>
-        <w:t xml:space="preserve">undefined.3　</w:t>
+        <w:t xml:space="preserve">8.3　</w:t>
       </w:r>
       <w:r>
         <w:rPr>
@@ -11642,7 +11642,7 @@
         </w:rPr>
         <w:t xml:space="preserve">1　</w:t>
       </w:r>
-      <w:hyperlink w:history="1" r:id="rIdvkor_9rkzreuuk6ixbdvo">
+      <w:hyperlink w:history="1" r:id="rId1psybu9bzp6c_kswoiyv8">
         <w:r>
           <w:rPr>
             <w:rStyle w:val="Hyperlink"/>
@@ -11668,7 +11668,7 @@
         </w:rPr>
         <w:t xml:space="preserve">2　</w:t>
       </w:r>
-      <w:hyperlink w:history="1" r:id="rId99vo4c9midgmpj-betshb">
+      <w:hyperlink w:history="1" r:id="rIdi4mzy01utlbg5xzqs6hrd">
         <w:r>
           <w:rPr>
             <w:rStyle w:val="Hyperlink"/>
@@ -11694,7 +11694,7 @@
         </w:rPr>
         <w:t xml:space="preserve">3　</w:t>
       </w:r>
-      <w:hyperlink w:history="1" r:id="rIdkffyrbxzuvcuospparmlw">
+      <w:hyperlink w:history="1" r:id="rIdjoq3k5gntlqnixrs68slp">
         <w:r>
           <w:rPr>
             <w:rStyle w:val="Hyperlink"/>
@@ -11720,7 +11720,7 @@
         </w:rPr>
         <w:t xml:space="preserve">4　</w:t>
       </w:r>
-      <w:hyperlink w:history="1" r:id="rIdr6rrfgdfhmqqfjba9bqvw">
+      <w:hyperlink w:history="1" r:id="rIdjhb-1nqjuldwx8xni7lqa">
         <w:r>
           <w:rPr>
             <w:rStyle w:val="Hyperlink"/>
@@ -11746,7 +11746,7 @@
         </w:rPr>
         <w:t xml:space="preserve">5　</w:t>
       </w:r>
-      <w:hyperlink w:history="1" r:id="rIdwi7g4vrmlnen0ttazr9dk">
+      <w:hyperlink w:history="1" r:id="rIdn_xvinmfj7rdcl5v9d5l8">
         <w:r>
           <w:rPr>
             <w:rStyle w:val="Hyperlink"/>
@@ -11772,7 +11772,7 @@
           <w:sz w:val="28"/>
           <w:szCs w:val="28"/>
         </w:rPr>
-        <w:t xml:space="preserve">undefined. undefined</w:t>
+        <w:t xml:space="preserve">9. 校名更改</w:t>
       </w:r>
     </w:p>
     <w:p>
@@ -11788,7 +11788,7 @@
           <w:sz w:val="22"/>
           <w:szCs w:val="22"/>
         </w:rPr>
-        <w:t xml:space="preserve">undefined.1　</w:t>
+        <w:t xml:space="preserve">9.1　</w:t>
       </w:r>
       <w:r>
         <w:rPr>
@@ -11822,7 +11822,7 @@
           <w:sz w:val="22"/>
           <w:szCs w:val="22"/>
         </w:rPr>
-        <w:t xml:space="preserve">undefined.2　</w:t>
+        <w:t xml:space="preserve">9.2　</w:t>
       </w:r>
       <w:r>
         <w:rPr>
@@ -11966,7 +11966,7 @@
           <w:sz w:val="22"/>
           <w:szCs w:val="22"/>
         </w:rPr>
-        <w:t xml:space="preserve">undefined.3　</w:t>
+        <w:t xml:space="preserve">9.3　</w:t>
       </w:r>
       <w:r>
         <w:rPr>
@@ -12000,7 +12000,7 @@
           <w:sz w:val="22"/>
           <w:szCs w:val="22"/>
         </w:rPr>
-        <w:t xml:space="preserve">undefined.4　</w:t>
+        <w:t xml:space="preserve">9.4　</w:t>
       </w:r>
       <w:r>
         <w:rPr>
@@ -12051,7 +12051,7 @@
         </w:rPr>
         <w:t xml:space="preserve">1　</w:t>
       </w:r>
-      <w:hyperlink w:history="1" r:id="rId02aoqxt_-iusuytfflhus">
+      <w:hyperlink w:history="1" r:id="rIdd2ifoiqaowunixzpcstce">
         <w:r>
           <w:rPr>
             <w:rStyle w:val="Hyperlink"/>
@@ -12077,7 +12077,7 @@
         </w:rPr>
         <w:t xml:space="preserve">2, 3, 4　</w:t>
       </w:r>
-      <w:hyperlink w:history="1" r:id="rIdi2l087jsz8brevfwelqrn">
+      <w:hyperlink w:history="1" r:id="rIdyote39hix2viba7abh7pj">
         <w:r>
           <w:rPr>
             <w:rStyle w:val="Hyperlink"/>
@@ -12103,7 +12103,7 @@
           <w:sz w:val="28"/>
           <w:szCs w:val="28"/>
         </w:rPr>
-        <w:t xml:space="preserve">undefined. undefined</w:t>
+        <w:t xml:space="preserve">10. 保險</w:t>
       </w:r>
     </w:p>
     <w:p>
@@ -12119,7 +12119,7 @@
           <w:sz w:val="22"/>
           <w:szCs w:val="22"/>
         </w:rPr>
-        <w:t xml:space="preserve">undefined.1　</w:t>
+        <w:t xml:space="preserve">10.1　</w:t>
       </w:r>
       <w:r>
         <w:rPr>
@@ -12171,7 +12171,7 @@
           <w:sz w:val="22"/>
           <w:szCs w:val="22"/>
         </w:rPr>
-        <w:t xml:space="preserve">undefined.2　</w:t>
+        <w:t xml:space="preserve">10.2　</w:t>
       </w:r>
       <w:r>
         <w:rPr>
@@ -12689,7 +12689,7 @@
           <w:sz w:val="22"/>
           <w:szCs w:val="22"/>
         </w:rPr>
-        <w:t xml:space="preserve">undefined.3　</w:t>
+        <w:t xml:space="preserve">10.3　</w:t>
       </w:r>
       <w:r>
         <w:rPr>
@@ -12723,7 +12723,7 @@
           <w:sz w:val="22"/>
           <w:szCs w:val="22"/>
         </w:rPr>
-        <w:t xml:space="preserve">undefined.4　</w:t>
+        <w:t xml:space="preserve">10.4　</w:t>
       </w:r>
       <w:r>
         <w:rPr>
@@ -12774,7 +12774,7 @@
         </w:rPr>
         <w:t xml:space="preserve">1　</w:t>
       </w:r>
-      <w:hyperlink w:history="1" r:id="rIdzxukqmopd2zlp18xe_axv">
+      <w:hyperlink w:history="1" r:id="rIdakzxfmcdn2k8pge_izegs">
         <w:r>
           <w:rPr>
             <w:rStyle w:val="Hyperlink"/>
@@ -12800,7 +12800,7 @@
         </w:rPr>
         <w:t xml:space="preserve">2　</w:t>
       </w:r>
-      <w:hyperlink w:history="1" r:id="rIdvtub6x_jvckinhqwc91bs">
+      <w:hyperlink w:history="1" r:id="rId8bi-jiqtpqdnuhnw9gora">
         <w:r>
           <w:rPr>
             <w:rStyle w:val="Hyperlink"/>
@@ -12826,7 +12826,7 @@
         </w:rPr>
         <w:t xml:space="preserve">3, 4　</w:t>
       </w:r>
-      <w:hyperlink w:history="1" r:id="rIdoql5os-chh-ewjvf0lhjb">
+      <w:hyperlink w:history="1" r:id="rIdk194sgbivh-porquoyhpf">
         <w:r>
           <w:rPr>
             <w:rStyle w:val="Hyperlink"/>
@@ -12852,7 +12852,7 @@
         </w:rPr>
         <w:t xml:space="preserve">5　</w:t>
       </w:r>
-      <w:hyperlink w:history="1" r:id="rIdaqqlrsjpzn1yhecio8h9a">
+      <w:hyperlink w:history="1" r:id="rId2bwtlcb2yntnifhrgxxu3">
         <w:r>
           <w:rPr>
             <w:rStyle w:val="Hyperlink"/>
@@ -12878,7 +12878,7 @@
           <w:sz w:val="28"/>
           <w:szCs w:val="28"/>
         </w:rPr>
-        <w:t xml:space="preserve">undefined. undefined</w:t>
+        <w:t xml:space="preserve">11. 學校發展計劃</w:t>
       </w:r>
     </w:p>
     <w:p>
@@ -12894,7 +12894,7 @@
           <w:sz w:val="22"/>
           <w:szCs w:val="22"/>
         </w:rPr>
-        <w:t xml:space="preserve">undefined.1　</w:t>
+        <w:t xml:space="preserve">11.1　</w:t>
       </w:r>
       <w:r>
         <w:rPr>
@@ -12963,7 +12963,7 @@
           <w:sz w:val="22"/>
           <w:szCs w:val="22"/>
         </w:rPr>
-        <w:t xml:space="preserve">undefined.2　</w:t>
+        <w:t xml:space="preserve">11.2　</w:t>
       </w:r>
       <w:r>
         <w:rPr>
@@ -13014,7 +13014,7 @@
           <w:sz w:val="22"/>
           <w:szCs w:val="22"/>
         </w:rPr>
-        <w:t xml:space="preserve">undefined.3　</w:t>
+        <w:t xml:space="preserve">11.3　</w:t>
       </w:r>
       <w:r>
         <w:rPr>
@@ -13254,7 +13254,7 @@
           <w:sz w:val="22"/>
           <w:szCs w:val="22"/>
         </w:rPr>
-        <w:t xml:space="preserve">undefined.4　</w:t>
+        <w:t xml:space="preserve">11.4　</w:t>
       </w:r>
       <w:r>
         <w:rPr>
@@ -13391,7 +13391,7 @@
         </w:rPr>
         <w:t xml:space="preserve">1　</w:t>
       </w:r>
-      <w:hyperlink w:history="1" r:id="rIdcpryopibuuoe941ryshrf">
+      <w:hyperlink w:history="1" r:id="rIdbpjzf9fe9okts6-uajmvd">
         <w:r>
           <w:rPr>
             <w:rStyle w:val="Hyperlink"/>
@@ -13417,7 +13417,7 @@
         </w:rPr>
         <w:t xml:space="preserve">2　</w:t>
       </w:r>
-      <w:hyperlink w:history="1" r:id="rIdvmizh23o_7oel8a4025pt">
+      <w:hyperlink w:history="1" r:id="rId7dowypvv92_cr7sdwzfjl">
         <w:r>
           <w:rPr>
             <w:rStyle w:val="Hyperlink"/>
@@ -13443,7 +13443,7 @@
         </w:rPr>
         <w:t xml:space="preserve">3　</w:t>
       </w:r>
-      <w:hyperlink w:history="1" r:id="rIdsroznif-ngbugw9jowqqj">
+      <w:hyperlink w:history="1" r:id="rIdqso2-w_pobnagm4h56mfe">
         <w:r>
           <w:rPr>
             <w:rStyle w:val="Hyperlink"/>
@@ -13469,7 +13469,7 @@
         </w:rPr>
         <w:t xml:space="preserve">4, 6　</w:t>
       </w:r>
-      <w:hyperlink w:history="1" r:id="rIdt4wgxopj2aogbpntdu5jl">
+      <w:hyperlink w:history="1" r:id="rIdmi4us-sq70gvuutp47r_h">
         <w:r>
           <w:rPr>
             <w:rStyle w:val="Hyperlink"/>
@@ -13495,7 +13495,7 @@
         </w:rPr>
         <w:t xml:space="preserve">5　</w:t>
       </w:r>
-      <w:hyperlink w:history="1" r:id="rIdlds68trvhgf9ptuhgn89s">
+      <w:hyperlink w:history="1" r:id="rIdlrwbv5-twvnh_157m2bir">
         <w:r>
           <w:rPr>
             <w:rStyle w:val="Hyperlink"/>
@@ -13521,7 +13521,7 @@
           <w:sz w:val="28"/>
           <w:szCs w:val="28"/>
         </w:rPr>
-        <w:t xml:space="preserve">undefined. undefined</w:t>
+        <w:t xml:space="preserve">12. 人事管理</w:t>
       </w:r>
     </w:p>
     <w:p>
@@ -13537,7 +13537,7 @@
           <w:sz w:val="22"/>
           <w:szCs w:val="22"/>
         </w:rPr>
-        <w:t xml:space="preserve">undefined.1　</w:t>
+        <w:t xml:space="preserve">12.1　</w:t>
       </w:r>
       <w:r>
         <w:rPr>
@@ -13658,7 +13658,7 @@
           <w:sz w:val="22"/>
           <w:szCs w:val="22"/>
         </w:rPr>
-        <w:t xml:space="preserve">undefined.2　</w:t>
+        <w:t xml:space="preserve">12.2　</w:t>
       </w:r>
       <w:r>
         <w:rPr>
@@ -14164,7 +14164,7 @@
           <w:sz w:val="22"/>
           <w:szCs w:val="22"/>
         </w:rPr>
-        <w:t xml:space="preserve">undefined.3　</w:t>
+        <w:t xml:space="preserve">12.3　</w:t>
       </w:r>
       <w:r>
         <w:rPr>
@@ -14198,7 +14198,7 @@
           <w:sz w:val="22"/>
           <w:szCs w:val="22"/>
         </w:rPr>
-        <w:t xml:space="preserve">undefined.4　</w:t>
+        <w:t xml:space="preserve">12.4　</w:t>
       </w:r>
       <w:r>
         <w:rPr>
@@ -14249,7 +14249,7 @@
         </w:rPr>
         <w:t xml:space="preserve">1　</w:t>
       </w:r>
-      <w:hyperlink w:history="1" r:id="rIdhu_9efnrkpyalwlt4x84q">
+      <w:hyperlink w:history="1" r:id="rId_zjalugm6hbxpwsg8d6d6">
         <w:r>
           <w:rPr>
             <w:rStyle w:val="Hyperlink"/>
@@ -14275,7 +14275,7 @@
         </w:rPr>
         <w:t xml:space="preserve">2　</w:t>
       </w:r>
-      <w:hyperlink w:history="1" r:id="rIdtden-2wb38bbpfkg6fxc3">
+      <w:hyperlink w:history="1" r:id="rId2k4wqrg81jh5aaamjop4x">
         <w:r>
           <w:rPr>
             <w:rStyle w:val="Hyperlink"/>
@@ -14301,7 +14301,7 @@
         </w:rPr>
         <w:t xml:space="preserve">3　</w:t>
       </w:r>
-      <w:hyperlink w:history="1" r:id="rIdmwpislj3jkmecie39ouxg">
+      <w:hyperlink w:history="1" r:id="rIdq7sufx3wajingc5inxlgz">
         <w:r>
           <w:rPr>
             <w:rStyle w:val="Hyperlink"/>
@@ -14327,7 +14327,7 @@
         </w:rPr>
         <w:t xml:space="preserve">4　</w:t>
       </w:r>
-      <w:hyperlink w:history="1" r:id="rId9s2q3ulcyoq1bdra540b_">
+      <w:hyperlink w:history="1" r:id="rIdjnbtkagsrzazmq5v5pa4w">
         <w:r>
           <w:rPr>
             <w:rStyle w:val="Hyperlink"/>
@@ -14353,7 +14353,7 @@
         </w:rPr>
         <w:t xml:space="preserve">5　</w:t>
       </w:r>
-      <w:hyperlink w:history="1" r:id="rIdlqsrwkmovbyzcg89wpj4q">
+      <w:hyperlink w:history="1" r:id="rIdvf5c7xye6uoeoqtxtadja">
         <w:r>
           <w:rPr>
             <w:rStyle w:val="Hyperlink"/>
@@ -14379,7 +14379,7 @@
           <w:sz w:val="28"/>
           <w:szCs w:val="28"/>
         </w:rPr>
-        <w:t xml:space="preserve">undefined. undefined</w:t>
+        <w:t xml:space="preserve">13. 校務行政</w:t>
       </w:r>
     </w:p>
     <w:p>
@@ -14395,7 +14395,7 @@
           <w:sz w:val="22"/>
           <w:szCs w:val="22"/>
         </w:rPr>
-        <w:t xml:space="preserve">undefined.1　</w:t>
+        <w:t xml:space="preserve">13.1　</w:t>
       </w:r>
       <w:r>
         <w:rPr>
@@ -14447,7 +14447,7 @@
           <w:sz w:val="22"/>
           <w:szCs w:val="22"/>
         </w:rPr>
-        <w:t xml:space="preserve">undefined.2　</w:t>
+        <w:t xml:space="preserve">13.2　</w:t>
       </w:r>
       <w:r>
         <w:rPr>
@@ -14539,7 +14539,7 @@
           <w:sz w:val="22"/>
           <w:szCs w:val="22"/>
         </w:rPr>
-        <w:t xml:space="preserve">undefined.3　</w:t>
+        <w:t xml:space="preserve">13.3　</w:t>
       </w:r>
       <w:r>
         <w:rPr>
@@ -14591,7 +14591,7 @@
           <w:sz w:val="22"/>
           <w:szCs w:val="22"/>
         </w:rPr>
-        <w:t xml:space="preserve">undefined.4　</w:t>
+        <w:t xml:space="preserve">13.4　</w:t>
       </w:r>
       <w:r>
         <w:rPr>
@@ -14914,7 +14914,7 @@
           <w:sz w:val="22"/>
           <w:szCs w:val="22"/>
         </w:rPr>
-        <w:t xml:space="preserve">undefined.5　</w:t>
+        <w:t xml:space="preserve">13.5　</w:t>
       </w:r>
       <w:r>
         <w:rPr>
@@ -14951,7 +14951,7 @@
           <w:sz w:val="22"/>
           <w:szCs w:val="22"/>
         </w:rPr>
-        <w:t xml:space="preserve">undefined.6　</w:t>
+        <w:t xml:space="preserve">13.6　</w:t>
       </w:r>
       <w:r>
         <w:rPr>
@@ -15002,7 +15002,7 @@
           <w:sz w:val="22"/>
           <w:szCs w:val="22"/>
         </w:rPr>
-        <w:t xml:space="preserve">undefined.7　</w:t>
+        <w:t xml:space="preserve">13.7　</w:t>
       </w:r>
       <w:r>
         <w:rPr>
@@ -15036,7 +15036,7 @@
           <w:sz w:val="22"/>
           <w:szCs w:val="22"/>
         </w:rPr>
-        <w:t xml:space="preserve">undefined.8　</w:t>
+        <w:t xml:space="preserve">13.8　</w:t>
       </w:r>
       <w:r>
         <w:rPr>
@@ -15145,7 +15145,7 @@
           <w:sz w:val="22"/>
           <w:szCs w:val="22"/>
         </w:rPr>
-        <w:t xml:space="preserve">undefined.9　</w:t>
+        <w:t xml:space="preserve">13.9　</w:t>
       </w:r>
       <w:r>
         <w:rPr>
@@ -15179,7 +15179,7 @@
           <w:sz w:val="22"/>
           <w:szCs w:val="22"/>
         </w:rPr>
-        <w:t xml:space="preserve">undefined.10　</w:t>
+        <w:t xml:space="preserve">13.10　</w:t>
       </w:r>
       <w:r>
         <w:rPr>
@@ -15213,7 +15213,7 @@
           <w:sz w:val="22"/>
           <w:szCs w:val="22"/>
         </w:rPr>
-        <w:t xml:space="preserve">undefined.11　</w:t>
+        <w:t xml:space="preserve">13.11　</w:t>
       </w:r>
       <w:r>
         <w:rPr>
@@ -15300,7 +15300,7 @@
         </w:rPr>
         <w:t xml:space="preserve">1　</w:t>
       </w:r>
-      <w:hyperlink w:history="1" r:id="rIdyb7g4r-dvyk6nxu50aewo">
+      <w:hyperlink w:history="1" r:id="rIdcebrhyzbfbctekmjvtj_o">
         <w:r>
           <w:rPr>
             <w:rStyle w:val="Hyperlink"/>
@@ -15326,7 +15326,7 @@
         </w:rPr>
         <w:t xml:space="preserve">2, 19　</w:t>
       </w:r>
-      <w:hyperlink w:history="1" r:id="rIdhrnrqfykty0qii9_pugfs">
+      <w:hyperlink w:history="1" r:id="rId_z7sko2nrtxi9vwgidl9k">
         <w:r>
           <w:rPr>
             <w:rStyle w:val="Hyperlink"/>
@@ -15352,7 +15352,7 @@
         </w:rPr>
         <w:t xml:space="preserve">3, 6, 17　</w:t>
       </w:r>
-      <w:hyperlink w:history="1" r:id="rIdtewtsh12qy78x3doopabo">
+      <w:hyperlink w:history="1" r:id="rIdth2tzjilb6c7nrlwvnxwl">
         <w:r>
           <w:rPr>
             <w:rStyle w:val="Hyperlink"/>
@@ -15378,7 +15378,7 @@
         </w:rPr>
         <w:t xml:space="preserve">4　</w:t>
       </w:r>
-      <w:hyperlink w:history="1" r:id="rIdoqp9r10d8xzw3jtjyr2e6">
+      <w:hyperlink w:history="1" r:id="rIditdzftllz89ujbihytpxu">
         <w:r>
           <w:rPr>
             <w:rStyle w:val="Hyperlink"/>
@@ -15404,7 +15404,7 @@
         </w:rPr>
         <w:t xml:space="preserve">5　</w:t>
       </w:r>
-      <w:hyperlink w:history="1" r:id="rIdsvpmamg7mqdqnelypa2pt">
+      <w:hyperlink w:history="1" r:id="rIdmu6ynovdrjo1ibwgp6llw">
         <w:r>
           <w:rPr>
             <w:rStyle w:val="Hyperlink"/>
@@ -15430,7 +15430,7 @@
         </w:rPr>
         <w:t xml:space="preserve">7, 10　</w:t>
       </w:r>
-      <w:hyperlink w:history="1" r:id="rIdkhhw7ifd_4sizvgkssete">
+      <w:hyperlink w:history="1" r:id="rId3gef3-r6f3ay6xybalflx">
         <w:r>
           <w:rPr>
             <w:rStyle w:val="Hyperlink"/>
@@ -15456,7 +15456,7 @@
         </w:rPr>
         <w:t xml:space="preserve">8　</w:t>
       </w:r>
-      <w:hyperlink w:history="1" r:id="rIdtpsxpbfgaz1v3hoyzkmvr">
+      <w:hyperlink w:history="1" r:id="rIdiikm2rghbwo7uk8snst66">
         <w:r>
           <w:rPr>
             <w:rStyle w:val="Hyperlink"/>
@@ -15482,7 +15482,7 @@
         </w:rPr>
         <w:t xml:space="preserve">9　</w:t>
       </w:r>
-      <w:hyperlink w:history="1" r:id="rIdgu-3gnzttmt7g0sfp94l-">
+      <w:hyperlink w:history="1" r:id="rIdmxmwnnupgj8vb_l9nsd87">
         <w:r>
           <w:rPr>
             <w:rStyle w:val="Hyperlink"/>
@@ -15508,7 +15508,7 @@
         </w:rPr>
         <w:t xml:space="preserve">11　</w:t>
       </w:r>
-      <w:hyperlink w:history="1" r:id="rId9b3qc7umpf141gnu_6nkz">
+      <w:hyperlink w:history="1" r:id="rIdsniofh2atypzl89oprnle">
         <w:r>
           <w:rPr>
             <w:rStyle w:val="Hyperlink"/>
@@ -15534,7 +15534,7 @@
         </w:rPr>
         <w:t xml:space="preserve">12　</w:t>
       </w:r>
-      <w:hyperlink w:history="1" r:id="rIdnl4fou9zcnupj40m-_hxz">
+      <w:hyperlink w:history="1" r:id="rIdcimszfgtkoysyelmpatjk">
         <w:r>
           <w:rPr>
             <w:rStyle w:val="Hyperlink"/>
@@ -15560,7 +15560,7 @@
         </w:rPr>
         <w:t xml:space="preserve">13　</w:t>
       </w:r>
-      <w:hyperlink w:history="1" r:id="rIdv29q3csat0p0sxc6y53du">
+      <w:hyperlink w:history="1" r:id="rId_adnauilvr6psmszmpbp6">
         <w:r>
           <w:rPr>
             <w:rStyle w:val="Hyperlink"/>
@@ -15586,7 +15586,7 @@
         </w:rPr>
         <w:t xml:space="preserve">14　</w:t>
       </w:r>
-      <w:hyperlink w:history="1" r:id="rId-5r0msxrzi1j1oro0w79f">
+      <w:hyperlink w:history="1" r:id="rIdonzhjlxvsi1_cse-j5yvl">
         <w:r>
           <w:rPr>
             <w:rStyle w:val="Hyperlink"/>
@@ -15612,7 +15612,7 @@
         </w:rPr>
         <w:t xml:space="preserve">15　</w:t>
       </w:r>
-      <w:hyperlink w:history="1" r:id="rIdhcl12rmckdq8m5qsijwf1">
+      <w:hyperlink w:history="1" r:id="rIdubrzan7ge0amudi86iw4s">
         <w:r>
           <w:rPr>
             <w:rStyle w:val="Hyperlink"/>
@@ -15638,7 +15638,7 @@
         </w:rPr>
         <w:t xml:space="preserve">16　</w:t>
       </w:r>
-      <w:hyperlink w:history="1" r:id="rId_ryawawkei6scuyg_bxz3">
+      <w:hyperlink w:history="1" r:id="rIdvbycr0-weh9crcdhjea_w">
         <w:r>
           <w:rPr>
             <w:rStyle w:val="Hyperlink"/>
@@ -15664,7 +15664,7 @@
         </w:rPr>
         <w:t xml:space="preserve">18　</w:t>
       </w:r>
-      <w:hyperlink w:history="1" r:id="rIdnzq2crplmiaf1j3kdvdaz">
+      <w:hyperlink w:history="1" r:id="rIdxayjidisadjah3azf0xpf">
         <w:r>
           <w:rPr>
             <w:rStyle w:val="Hyperlink"/>
@@ -15690,7 +15690,7 @@
           <w:sz w:val="28"/>
           <w:szCs w:val="28"/>
         </w:rPr>
-        <w:t xml:space="preserve">undefined. undefined</w:t>
+        <w:t xml:space="preserve">14. 學生福祉</w:t>
       </w:r>
     </w:p>
     <w:p>
@@ -15706,7 +15706,7 @@
           <w:sz w:val="22"/>
           <w:szCs w:val="22"/>
         </w:rPr>
-        <w:t xml:space="preserve">undefined.1　</w:t>
+        <w:t xml:space="preserve">14.1　</w:t>
       </w:r>
       <w:r>
         <w:rPr>
@@ -15775,7 +15775,7 @@
           <w:sz w:val="22"/>
           <w:szCs w:val="22"/>
         </w:rPr>
-        <w:t xml:space="preserve">undefined.2　</w:t>
+        <w:t xml:space="preserve">14.2　</w:t>
       </w:r>
       <w:r>
         <w:rPr>
@@ -15809,7 +15809,7 @@
           <w:sz w:val="22"/>
           <w:szCs w:val="22"/>
         </w:rPr>
-        <w:t xml:space="preserve">undefined.3　</w:t>
+        <w:t xml:space="preserve">14.3　</w:t>
       </w:r>
       <w:r>
         <w:rPr>
@@ -16251,7 +16251,7 @@
           <w:sz w:val="22"/>
           <w:szCs w:val="22"/>
         </w:rPr>
-        <w:t xml:space="preserve">undefined.4　</w:t>
+        <w:t xml:space="preserve">14.4　</w:t>
       </w:r>
       <w:r>
         <w:rPr>
@@ -16285,7 +16285,7 @@
           <w:sz w:val="22"/>
           <w:szCs w:val="22"/>
         </w:rPr>
-        <w:t xml:space="preserve">undefined.5　</w:t>
+        <w:t xml:space="preserve">14.5　</w:t>
       </w:r>
       <w:r>
         <w:rPr>
@@ -16336,7 +16336,7 @@
           <w:sz w:val="22"/>
           <w:szCs w:val="22"/>
         </w:rPr>
-        <w:t xml:space="preserve">undefined.6　</w:t>
+        <w:t xml:space="preserve">14.6　</w:t>
       </w:r>
       <w:r>
         <w:rPr>
@@ -16422,7 +16422,7 @@
           <w:sz w:val="22"/>
           <w:szCs w:val="22"/>
         </w:rPr>
-        <w:t xml:space="preserve">undefined.7　</w:t>
+        <w:t xml:space="preserve">14.7　</w:t>
       </w:r>
       <w:r>
         <w:rPr>
@@ -16456,7 +16456,7 @@
           <w:sz w:val="22"/>
           <w:szCs w:val="22"/>
         </w:rPr>
-        <w:t xml:space="preserve">undefined.8　</w:t>
+        <w:t xml:space="preserve">14.8　</w:t>
       </w:r>
       <w:r>
         <w:rPr>
@@ -16490,7 +16490,7 @@
           <w:sz w:val="22"/>
           <w:szCs w:val="22"/>
         </w:rPr>
-        <w:t xml:space="preserve">undefined.9　</w:t>
+        <w:t xml:space="preserve">14.9　</w:t>
       </w:r>
       <w:r>
         <w:rPr>
@@ -16524,7 +16524,7 @@
           <w:sz w:val="22"/>
           <w:szCs w:val="22"/>
         </w:rPr>
-        <w:t xml:space="preserve">undefined.10　</w:t>
+        <w:t xml:space="preserve">14.10　</w:t>
       </w:r>
       <w:r>
         <w:rPr>
@@ -16558,7 +16558,7 @@
           <w:sz w:val="22"/>
           <w:szCs w:val="22"/>
         </w:rPr>
-        <w:t xml:space="preserve">undefined.11　</w:t>
+        <w:t xml:space="preserve">14.11　</w:t>
       </w:r>
       <w:r>
         <w:rPr>
@@ -16609,7 +16609,7 @@
         </w:rPr>
         <w:t xml:space="preserve">1　</w:t>
       </w:r>
-      <w:hyperlink w:history="1" r:id="rId6b1sanu45cazc0bia0lsi">
+      <w:hyperlink w:history="1" r:id="rIdjzhnyfhovyusysb2pliol">
         <w:r>
           <w:rPr>
             <w:rStyle w:val="Hyperlink"/>
@@ -16635,7 +16635,7 @@
         </w:rPr>
         <w:t xml:space="preserve">2　</w:t>
       </w:r>
-      <w:hyperlink w:history="1" r:id="rIddqg6ewkvrbbapc5r32ejo">
+      <w:hyperlink w:history="1" r:id="rId8c87cz4jy1nnrug2ury5o">
         <w:r>
           <w:rPr>
             <w:rStyle w:val="Hyperlink"/>
@@ -16661,7 +16661,7 @@
         </w:rPr>
         <w:t xml:space="preserve">3　</w:t>
       </w:r>
-      <w:hyperlink w:history="1" r:id="rIdjdi4qsndvrr04ujuyf04v">
+      <w:hyperlink w:history="1" r:id="rIdsg_md1olcd6lxsrusvt7k">
         <w:r>
           <w:rPr>
             <w:rStyle w:val="Hyperlink"/>
@@ -16687,7 +16687,7 @@
         </w:rPr>
         <w:t xml:space="preserve">4　</w:t>
       </w:r>
-      <w:hyperlink w:history="1" r:id="rId7d6lzsgheml3d3cuhwbsh">
+      <w:hyperlink w:history="1" r:id="rIddrm1-zvwty6pfl-otjlvh">
         <w:r>
           <w:rPr>
             <w:rStyle w:val="Hyperlink"/>
@@ -16713,7 +16713,7 @@
         </w:rPr>
         <w:t xml:space="preserve">5　</w:t>
       </w:r>
-      <w:hyperlink w:history="1" r:id="rIdp7mhu5jhg8zp9jpcgyifz">
+      <w:hyperlink w:history="1" r:id="rIdwp9rrg8rkjolj4pbcp_nf">
         <w:r>
           <w:rPr>
             <w:rStyle w:val="Hyperlink"/>
@@ -16739,7 +16739,7 @@
         </w:rPr>
         <w:t xml:space="preserve">6　</w:t>
       </w:r>
-      <w:hyperlink w:history="1" r:id="rId0atrnlopb6kji8x8ran3s">
+      <w:hyperlink w:history="1" r:id="rIdndn3qph2xu8bmo4l1pd77">
         <w:r>
           <w:rPr>
             <w:rStyle w:val="Hyperlink"/>
@@ -16765,7 +16765,7 @@
         </w:rPr>
         <w:t xml:space="preserve">7　</w:t>
       </w:r>
-      <w:hyperlink w:history="1" r:id="rIdb45iorw0z6sevngeq8fbd">
+      <w:hyperlink w:history="1" r:id="rIds5aos3-vnuigxc_la3h3j">
         <w:r>
           <w:rPr>
             <w:rStyle w:val="Hyperlink"/>
@@ -16791,7 +16791,7 @@
         </w:rPr>
         <w:t xml:space="preserve">8　</w:t>
       </w:r>
-      <w:hyperlink w:history="1" r:id="rIdz8v3ikiu1w5q9aywnjlgl">
+      <w:hyperlink w:history="1" r:id="rIddneqsg_l-lqnrm6ktvdoq">
         <w:r>
           <w:rPr>
             <w:rStyle w:val="Hyperlink"/>
@@ -16817,7 +16817,7 @@
         </w:rPr>
         <w:t xml:space="preserve">9　</w:t>
       </w:r>
-      <w:hyperlink w:history="1" r:id="rIdtcxqiojlzqj69gx_yssts">
+      <w:hyperlink w:history="1" r:id="rId0-_qp1nndfqzt1f1r3moh">
         <w:r>
           <w:rPr>
             <w:rStyle w:val="Hyperlink"/>
@@ -16843,7 +16843,7 @@
         </w:rPr>
         <w:t xml:space="preserve">10, 11　</w:t>
       </w:r>
-      <w:hyperlink w:history="1" r:id="rIdae05ac-g4atgq5aww9ics">
+      <w:hyperlink w:history="1" r:id="rId1vou6_qrbkgmxa1fvifx-">
         <w:r>
           <w:rPr>
             <w:rStyle w:val="Hyperlink"/>
@@ -16869,7 +16869,7 @@
         </w:rPr>
         <w:t xml:space="preserve">12　</w:t>
       </w:r>
-      <w:hyperlink w:history="1" r:id="rIdofjlmvpmypkqj0_9zzuqi">
+      <w:hyperlink w:history="1" r:id="rIdlx8mhsllvjuasd__zgti9">
         <w:r>
           <w:rPr>
             <w:rStyle w:val="Hyperlink"/>
@@ -16895,7 +16895,7 @@
         </w:rPr>
         <w:t xml:space="preserve">13　</w:t>
       </w:r>
-      <w:hyperlink w:history="1" r:id="rId9_eevspejcsnp1xri_ss3">
+      <w:hyperlink w:history="1" r:id="rIdfcl9ag-qho4arbkdxcub7">
         <w:r>
           <w:rPr>
             <w:rStyle w:val="Hyperlink"/>
@@ -16921,7 +16921,7 @@
         </w:rPr>
         <w:t xml:space="preserve">14　</w:t>
       </w:r>
-      <w:hyperlink w:history="1" r:id="rId9orjbzsfzsgoawksloifm">
+      <w:hyperlink w:history="1" r:id="rIdjlje9-g28nihyjlsthwjk">
         <w:r>
           <w:rPr>
             <w:rStyle w:val="Hyperlink"/>
@@ -16947,7 +16947,7 @@
         </w:rPr>
         <w:t xml:space="preserve">15　</w:t>
       </w:r>
-      <w:hyperlink w:history="1" r:id="rIduuqzqvazd-jv9ck_j8ubh">
+      <w:hyperlink w:history="1" r:id="rIdhpbtiyfi1krrngrai9gey">
         <w:r>
           <w:rPr>
             <w:rStyle w:val="Hyperlink"/>
